--- a/docs/PE2_Syllabus_2026-27.docx
+++ b/docs/PE2_Syllabus_2026-27.docx
@@ -91,7 +91,7 @@
           <w:b w:val="0"/>
           <w:i w:val="0"/>
         </w:rPr>
-        <w:t xml:space="preserve"> Mondays, Wednesdays, Thursdays 3:15-3:45 PM (Commons)</w:t>
+        <w:t xml:space="preserve"> Tuesdays 8:00-8:30 AM, before school. Email anytime.</w:t>
       </w:r>
     </w:p>
     <w:p>
@@ -3756,7 +3756,7 @@
           <w:b w:val="0"/>
           <w:i w:val="0"/>
         </w:rPr>
-        <w:t>Office hours: Mon/Wed/Thu 3:15-3:45 PM (Commons)</w:t>
+        <w:t>Office hours: Tue 8:00-8:30 AM, before school. Email anytime.</w:t>
       </w:r>
     </w:p>
     <w:p>
@@ -4414,7 +4414,7 @@
           <w:b/>
           <w:i w:val="0"/>
         </w:rPr>
-        <w:t>Mon/Wed/Thu 3:15-3:45 PM (Commons)</w:t>
+        <w:t>Tue 8:00-8:30 AM, before school. Email anytime.</w:t>
       </w:r>
     </w:p>
     <w:p>

--- a/docs/PE2_Syllabus_2026-27.docx
+++ b/docs/PE2_Syllabus_2026-27.docx
@@ -17,7 +17,7 @@
           <w:color w:val="0D5E42"/>
           <w:sz w:val="44"/>
         </w:rPr>
-        <w:t>PE 2 SYLLABUS</w:t>
+        <w:t>PE 2 Syllabus</w:t>
       </w:r>
     </w:p>
     <w:p>
@@ -25,7 +25,7 @@
         <w:pStyle w:val="Heading1"/>
       </w:pPr>
       <w:r>
-        <w:t>Physical Education 2: Grades 10-12 (Electives) | Fenway High School | 2026-2027</w:t>
+        <w:t>Physical Education 2 | Fenway High School | 2026-27</w:t>
       </w:r>
     </w:p>
     <w:p>
@@ -35,7 +35,7 @@
           <w:b/>
           <w:i w:val="0"/>
         </w:rPr>
-        <w:t>Instructor:</w:t>
+        <w:t>Teacher:</w:t>
       </w:r>
       <w:r>
         <w:rPr>
@@ -43,15 +43,17 @@
           <w:b w:val="0"/>
           <w:i w:val="0"/>
         </w:rPr>
-        <w:t xml:space="preserve"> Zachary English </w:t>
+        <w:t xml:space="preserve"> Zachary English</w:t>
       </w:r>
+    </w:p>
+    <w:p>
       <w:r>
         <w:rPr>
           <w:rFonts w:ascii="Arial" w:hAnsi="Arial"/>
           <w:b/>
           <w:i w:val="0"/>
         </w:rPr>
-        <w:t>Course Code:</w:t>
+        <w:t>Course:</w:t>
       </w:r>
       <w:r>
         <w:rPr>
@@ -59,8 +61,28 @@
           <w:b w:val="0"/>
           <w:i w:val="0"/>
         </w:rPr>
-        <w:t xml:space="preserve"> PE 2 HC (006) </w:t>
+        <w:t xml:space="preserve"> PE 2 HC, Room 006 (basement weight room)</w:t>
       </w:r>
+    </w:p>
+    <w:p>
+      <w:r>
+        <w:rPr>
+          <w:rFonts w:ascii="Arial" w:hAnsi="Arial"/>
+          <w:b/>
+          <w:i w:val="0"/>
+        </w:rPr>
+        <w:t>Who takes it:</w:t>
+      </w:r>
+      <w:r>
+        <w:rPr>
+          <w:rFonts w:ascii="Arial" w:hAnsi="Arial"/>
+          <w:b w:val="0"/>
+          <w:i w:val="0"/>
+        </w:rPr>
+        <w:t xml:space="preserve"> Grade 10 (one semester), and the Friday grade 11/12 section (fall semester)</w:t>
+      </w:r>
+    </w:p>
+    <w:p>
       <w:r>
         <w:rPr>
           <w:rFonts w:ascii="Arial" w:hAnsi="Arial"/>
@@ -75,15 +97,17 @@
           <w:b w:val="0"/>
           <w:i w:val="0"/>
         </w:rPr>
-        <w:t xml:space="preserve"> zacharyjenglish@gmail.com </w:t>
+        <w:t xml:space="preserve"> zenglish@bostonpublicschools.org</w:t>
       </w:r>
+    </w:p>
+    <w:p>
       <w:r>
         <w:rPr>
           <w:rFonts w:ascii="Arial" w:hAnsi="Arial"/>
           <w:b/>
           <w:i w:val="0"/>
         </w:rPr>
-        <w:t>Office Hours:</w:t>
+        <w:t>Office hours:</w:t>
       </w:r>
       <w:r>
         <w:rPr>
@@ -91,7 +115,7 @@
           <w:b w:val="0"/>
           <w:i w:val="0"/>
         </w:rPr>
-        <w:t xml:space="preserve"> Tuesdays 8:00-8:30 AM, before school. Email anytime.</w:t>
+        <w:t xml:space="preserve"> Tuesdays, 8:00 to 8:30 AM, before school. Email anytime.</w:t>
       </w:r>
     </w:p>
     <w:p>
@@ -106,7 +130,17 @@
         <w:pStyle w:val="Heading1"/>
       </w:pPr>
       <w:r>
-        <w:t>COURSE DESCRIPTION</w:t>
+        <w:t>What this course is</w:t>
+      </w:r>
+    </w:p>
+    <w:p>
+      <w:r>
+        <w:rPr>
+          <w:rFonts w:ascii="Arial" w:hAnsi="Arial"/>
+          <w:b w:val="0"/>
+          <w:i w:val="0"/>
+        </w:rPr>
+        <w:t>PE 2 builds on PE 1 and hands you more of the controls. You will design and run your own training program, lead parts of class, coach your classmates, and leave with a plan for staying active after this class ends. Same weight room, same Health Station, higher expectations.</w:t>
       </w:r>
     </w:p>
     <w:p>
@@ -116,7 +150,7 @@
           <w:b/>
           <w:i w:val="0"/>
         </w:rPr>
-        <w:t>PE 2</w:t>
+        <w:t>This is not traditional PE.</w:t>
       </w:r>
       <w:r>
         <w:rPr>
@@ -124,33 +158,15 @@
           <w:b w:val="0"/>
           <w:i w:val="0"/>
         </w:rPr>
-        <w:t xml:space="preserve"> is a choice-based physical education course for grades 10-12. After completing PE 1 (grades 9-11), students select an elective that aligns with their interests and fitness goals. All electives use the </w:t>
-      </w:r>
-      <w:r>
-        <w:rPr>
-          <w:rFonts w:ascii="Arial" w:hAnsi="Arial"/>
-          <w:b/>
-          <w:i w:val="0"/>
-        </w:rPr>
-        <w:t>same standards-based, competency-focused framework</w:t>
-      </w:r>
-      <w:r>
-        <w:rPr>
-          <w:rFonts w:ascii="Arial" w:hAnsi="Arial"/>
-          <w:b w:val="0"/>
-          <w:i w:val="0"/>
-        </w:rPr>
-        <w:t xml:space="preserve"> as PE 1, but students choose the activity that matters to them.</w:t>
+        <w:t xml:space="preserve"> There is no competition ranking, no forced fitness testing, and no grade based on how fast, strong, or athletic you are. Your grade is about what you can do and what you know.</w:t>
       </w:r>
     </w:p>
     <w:p>
+      <w:pPr>
+        <w:pStyle w:val="Heading1"/>
+      </w:pPr>
       <w:r>
-        <w:rPr>
-          <w:rFonts w:ascii="Arial" w:hAnsi="Arial"/>
-          <w:b/>
-          <w:i w:val="0"/>
-        </w:rPr>
-        <w:t>Choose your elective:</w:t>
+        <w:t>When and where we meet</w:t>
       </w:r>
     </w:p>
     <w:p>
@@ -163,7 +179,7 @@
           <w:b/>
           <w:i w:val="0"/>
         </w:rPr>
-        <w:t>Strength &amp; Conditioning:</w:t>
+        <w:t>Once a week, for one semester.</w:t>
       </w:r>
       <w:r>
         <w:rPr>
@@ -171,7 +187,7 @@
           <w:b w:val="0"/>
           <w:i w:val="0"/>
         </w:rPr>
-        <w:t xml:space="preserve"> Advanced weight training, progressive loading, competitive lifting prep</w:t>
+        <w:t xml:space="preserve"> That is about 18 classes. Fall semester runs September to January. Spring semester runs February to June with a new group of students.</w:t>
       </w:r>
     </w:p>
     <w:p>
@@ -184,7 +200,7 @@
           <w:b/>
           <w:i w:val="0"/>
         </w:rPr>
-        <w:t>Lifetime Fitness Games:</w:t>
+        <w:t>60 or 75 minutes,</w:t>
       </w:r>
       <w:r>
         <w:rPr>
@@ -192,7 +208,7 @@
           <w:b w:val="0"/>
           <w:i w:val="0"/>
         </w:rPr>
-        <w:t xml:space="preserve"> Sports (basketball, soccer, tennis, pickleball, badminton) with lifetime play focus</w:t>
+        <w:t xml:space="preserve"> depending on your block.</w:t>
       </w:r>
     </w:p>
     <w:p>
@@ -205,7 +221,7 @@
           <w:b/>
           <w:i w:val="0"/>
         </w:rPr>
-        <w:t>Yoga &amp; Wellness:</w:t>
+        <w:t>Room 006 first, every class.</w:t>
       </w:r>
       <w:r>
         <w:rPr>
@@ -213,158 +229,17 @@
           <w:b w:val="0"/>
           <w:i w:val="0"/>
         </w:rPr>
-        <w:t xml:space="preserve"> Advanced yoga, meditation, nutrition, sleep science, stress management</w:t>
+        <w:t xml:space="preserve"> From there we work in the weight room, the mini gym, the cardio equipment, or outside on school grounds.</w:t>
       </w:r>
     </w:p>
     <w:p>
-      <w:pPr>
-        <w:pStyle w:val="ListBullet"/>
-      </w:pPr>
-      <w:r>
-        <w:rPr>
-          <w:rFonts w:ascii="Arial" w:hAnsi="Arial"/>
-          <w:b/>
-          <w:i w:val="0"/>
-        </w:rPr>
-        <w:t>Urban Movement &amp; Exploration:</w:t>
-      </w:r>
       <w:r>
         <w:rPr>
           <w:rFonts w:ascii="Arial" w:hAnsi="Arial"/>
           <w:b w:val="0"/>
           <w:i w:val="0"/>
         </w:rPr>
-        <w:t xml:space="preserve"> Walking, running, parkour basics, city navigation, adventure fitness</w:t>
-      </w:r>
-    </w:p>
-    <w:p>
-      <w:pPr>
-        <w:pStyle w:val="ListBullet"/>
-      </w:pPr>
-      <w:r>
-        <w:rPr>
-          <w:rFonts w:ascii="Arial" w:hAnsi="Arial"/>
-          <w:b/>
-          <w:i w:val="0"/>
-        </w:rPr>
-        <w:t>Student-Designed Program:</w:t>
-      </w:r>
-      <w:r>
-        <w:rPr>
-          <w:rFonts w:ascii="Arial" w:hAnsi="Arial"/>
-          <w:b w:val="0"/>
-          <w:i w:val="0"/>
-        </w:rPr>
-        <w:t xml:space="preserve"> Design your own fitness/wellness pursuit with teacher guidance</w:t>
-      </w:r>
-    </w:p>
-    <w:p>
-      <w:r>
-        <w:rPr>
-          <w:rFonts w:ascii="Arial" w:hAnsi="Arial"/>
-          <w:b/>
-          <w:i w:val="0"/>
-        </w:rPr>
-        <w:t>All electives share:</w:t>
-      </w:r>
-    </w:p>
-    <w:p>
-      <w:pPr>
-        <w:pStyle w:val="ListBullet"/>
-      </w:pPr>
-      <w:r>
-        <w:rPr>
-          <w:rFonts w:ascii="Arial" w:hAnsi="Arial"/>
-          <w:b w:val="0"/>
-          <w:i w:val="0"/>
-        </w:rPr>
-        <w:t>Inside/outside flexibility</w:t>
-      </w:r>
-    </w:p>
-    <w:p>
-      <w:pPr>
-        <w:pStyle w:val="ListBullet"/>
-      </w:pPr>
-      <w:r>
-        <w:rPr>
-          <w:rFonts w:ascii="Arial" w:hAnsi="Arial"/>
-          <w:b w:val="0"/>
-          <w:i w:val="0"/>
-        </w:rPr>
-        <w:t>Rotating stations (weights, bikes, health/wellness lessons)</w:t>
-      </w:r>
-    </w:p>
-    <w:p>
-      <w:pPr>
-        <w:pStyle w:val="ListBullet"/>
-      </w:pPr>
-      <w:r>
-        <w:rPr>
-          <w:rFonts w:ascii="Arial" w:hAnsi="Arial"/>
-          <w:b w:val="0"/>
-          <w:i w:val="0"/>
-        </w:rPr>
-        <w:t>Competency-based grading (35% skills, 25% knowledge, 20% fitness/goal, 20% responsibility)</w:t>
-      </w:r>
-    </w:p>
-    <w:p>
-      <w:pPr>
-        <w:pStyle w:val="ListBullet"/>
-      </w:pPr>
-      <w:r>
-        <w:rPr>
-          <w:rFonts w:ascii="Arial" w:hAnsi="Arial"/>
-          <w:b w:val="0"/>
-          <w:i w:val="0"/>
-        </w:rPr>
-        <w:t>Reassessment opportunities</w:t>
-      </w:r>
-    </w:p>
-    <w:p>
-      <w:pPr>
-        <w:pStyle w:val="ListBullet"/>
-      </w:pPr>
-      <w:r>
-        <w:rPr>
-          <w:rFonts w:ascii="Arial" w:hAnsi="Arial"/>
-          <w:b w:val="0"/>
-          <w:i w:val="0"/>
-        </w:rPr>
-        <w:t>Same cycle-based structure as PE 1 (4 cycles per unit, different pacing based on meeting frequency)</w:t>
-      </w:r>
-    </w:p>
-    <w:p>
-      <w:r>
-        <w:rPr>
-          <w:rFonts w:ascii="Arial" w:hAnsi="Arial"/>
-          <w:b/>
-          <w:i w:val="0"/>
-        </w:rPr>
-        <w:t>The core belief:</w:t>
-      </w:r>
-      <w:r>
-        <w:rPr>
-          <w:rFonts w:ascii="Arial" w:hAnsi="Arial"/>
-          <w:b w:val="0"/>
-          <w:i w:val="0"/>
-        </w:rPr>
-        <w:t xml:space="preserve"> Physical education in grades 10-12 is about </w:t>
-      </w:r>
-      <w:r>
-        <w:rPr>
-          <w:rFonts w:ascii="Arial" w:hAnsi="Arial"/>
-          <w:b/>
-          <w:i w:val="0"/>
-        </w:rPr>
-        <w:t>finding activities you'll actually do long-term.</w:t>
-      </w:r>
-      <w:r>
-        <w:rPr>
-          <w:rFonts w:ascii="Arial" w:hAnsi="Arial"/>
-          <w:b w:val="0"/>
-          <w:i w:val="0"/>
-        </w:rPr>
-        <w:t xml:space="preserve"> We're building lifelong fitness habits, not athletic prowess.</w:t>
+        <w:t>One class a week means every class counts. Missing one class is missing a whole week.</w:t>
       </w:r>
     </w:p>
     <w:p>
@@ -379,46 +254,526 @@
         <w:pStyle w:val="Heading1"/>
       </w:pPr>
       <w:r>
-        <w:t>STANDARDS &amp; LEARNING FRAMEWORK</w:t>
+        <w:t>How a class runs</w:t>
       </w:r>
     </w:p>
+    <w:tbl>
+      <w:tblPr>
+        <w:tblStyle w:val="TableGrid"/>
+        <w:tblW w:type="auto" w:w="0"/>
+        <w:jc w:val="center"/>
+        <w:tblLook w:firstColumn="1" w:firstRow="1" w:lastColumn="0" w:lastRow="0" w:noHBand="0" w:noVBand="1" w:val="04A0"/>
+      </w:tblPr>
+      <w:tblGrid>
+        <w:gridCol w:w="2340"/>
+        <w:gridCol w:w="2340"/>
+        <w:gridCol w:w="2340"/>
+        <w:gridCol w:w="2340"/>
+      </w:tblGrid>
+      <w:tr>
+        <w:tc>
+          <w:tcPr>
+            <w:tcW w:type="dxa" w:w="2340"/>
+            <w:shd w:val="clear" w:fill="0D5E42"/>
+          </w:tcPr>
+          <w:p>
+            <w:pPr>
+              <w:spacing w:after="40"/>
+            </w:pPr>
+            <w:r>
+              <w:rPr>
+                <w:rFonts w:ascii="Arial" w:hAnsi="Arial"/>
+                <w:b/>
+                <w:i w:val="0"/>
+                <w:color w:val="FFFFFF"/>
+                <w:sz w:val="21"/>
+              </w:rPr>
+              <w:t>Part</w:t>
+            </w:r>
+          </w:p>
+        </w:tc>
+        <w:tc>
+          <w:tcPr>
+            <w:tcW w:type="dxa" w:w="2340"/>
+            <w:shd w:val="clear" w:fill="0D5E42"/>
+          </w:tcPr>
+          <w:p>
+            <w:pPr>
+              <w:spacing w:after="40"/>
+            </w:pPr>
+            <w:r>
+              <w:rPr>
+                <w:rFonts w:ascii="Arial" w:hAnsi="Arial"/>
+                <w:b/>
+                <w:i w:val="0"/>
+                <w:color w:val="FFFFFF"/>
+                <w:sz w:val="21"/>
+              </w:rPr>
+              <w:t>60-minute class</w:t>
+            </w:r>
+          </w:p>
+        </w:tc>
+        <w:tc>
+          <w:tcPr>
+            <w:tcW w:type="dxa" w:w="2340"/>
+            <w:shd w:val="clear" w:fill="0D5E42"/>
+          </w:tcPr>
+          <w:p>
+            <w:pPr>
+              <w:spacing w:after="40"/>
+            </w:pPr>
+            <w:r>
+              <w:rPr>
+                <w:rFonts w:ascii="Arial" w:hAnsi="Arial"/>
+                <w:b/>
+                <w:i w:val="0"/>
+                <w:color w:val="FFFFFF"/>
+                <w:sz w:val="21"/>
+              </w:rPr>
+              <w:t>75-minute class</w:t>
+            </w:r>
+          </w:p>
+        </w:tc>
+        <w:tc>
+          <w:tcPr>
+            <w:tcW w:type="dxa" w:w="2340"/>
+            <w:shd w:val="clear" w:fill="0D5E42"/>
+          </w:tcPr>
+          <w:p>
+            <w:pPr>
+              <w:spacing w:after="40"/>
+            </w:pPr>
+            <w:r>
+              <w:rPr>
+                <w:rFonts w:ascii="Arial" w:hAnsi="Arial"/>
+                <w:b/>
+                <w:i w:val="0"/>
+                <w:color w:val="FFFFFF"/>
+                <w:sz w:val="21"/>
+              </w:rPr>
+              <w:t>What happens</w:t>
+            </w:r>
+          </w:p>
+        </w:tc>
+      </w:tr>
+      <w:tr>
+        <w:tc>
+          <w:tcPr>
+            <w:tcW w:type="dxa" w:w="2340"/>
+          </w:tcPr>
+          <w:p>
+            <w:pPr>
+              <w:spacing w:after="40"/>
+            </w:pPr>
+            <w:r>
+              <w:rPr>
+                <w:rFonts w:ascii="Arial" w:hAnsi="Arial"/>
+                <w:b w:val="0"/>
+                <w:i w:val="0"/>
+                <w:sz w:val="21"/>
+              </w:rPr>
+              <w:t>Opener</w:t>
+            </w:r>
+          </w:p>
+        </w:tc>
+        <w:tc>
+          <w:tcPr>
+            <w:tcW w:type="dxa" w:w="2340"/>
+          </w:tcPr>
+          <w:p>
+            <w:pPr>
+              <w:spacing w:after="40"/>
+            </w:pPr>
+            <w:r>
+              <w:rPr>
+                <w:rFonts w:ascii="Arial" w:hAnsi="Arial"/>
+                <w:b w:val="0"/>
+                <w:i w:val="0"/>
+                <w:sz w:val="21"/>
+              </w:rPr>
+              <w:t>5 min</w:t>
+            </w:r>
+          </w:p>
+        </w:tc>
+        <w:tc>
+          <w:tcPr>
+            <w:tcW w:type="dxa" w:w="2340"/>
+          </w:tcPr>
+          <w:p>
+            <w:pPr>
+              <w:spacing w:after="40"/>
+            </w:pPr>
+            <w:r>
+              <w:rPr>
+                <w:rFonts w:ascii="Arial" w:hAnsi="Arial"/>
+                <w:b w:val="0"/>
+                <w:i w:val="0"/>
+                <w:sz w:val="21"/>
+              </w:rPr>
+              <w:t>5 min</w:t>
+            </w:r>
+          </w:p>
+        </w:tc>
+        <w:tc>
+          <w:tcPr>
+            <w:tcW w:type="dxa" w:w="2340"/>
+          </w:tcPr>
+          <w:p>
+            <w:pPr>
+              <w:spacing w:after="40"/>
+            </w:pPr>
+            <w:r>
+              <w:rPr>
+                <w:rFonts w:ascii="Arial" w:hAnsi="Arial"/>
+                <w:b w:val="0"/>
+                <w:i w:val="0"/>
+                <w:sz w:val="21"/>
+              </w:rPr>
+              <w:t>Do Now on the board, today's goal, warm-up led by a student</w:t>
+            </w:r>
+          </w:p>
+        </w:tc>
+      </w:tr>
+      <w:tr>
+        <w:tc>
+          <w:tcPr>
+            <w:tcW w:type="dxa" w:w="2340"/>
+            <w:shd w:val="clear" w:fill="E8F5E9"/>
+          </w:tcPr>
+          <w:p>
+            <w:pPr>
+              <w:spacing w:after="40"/>
+            </w:pPr>
+            <w:r>
+              <w:rPr>
+                <w:rFonts w:ascii="Arial" w:hAnsi="Arial"/>
+                <w:b w:val="0"/>
+                <w:i w:val="0"/>
+                <w:sz w:val="21"/>
+              </w:rPr>
+              <w:t>Block 1: the Feature</w:t>
+            </w:r>
+          </w:p>
+        </w:tc>
+        <w:tc>
+          <w:tcPr>
+            <w:tcW w:type="dxa" w:w="2340"/>
+            <w:shd w:val="clear" w:fill="E8F5E9"/>
+          </w:tcPr>
+          <w:p>
+            <w:pPr>
+              <w:spacing w:after="40"/>
+            </w:pPr>
+            <w:r>
+              <w:rPr>
+                <w:rFonts w:ascii="Arial" w:hAnsi="Arial"/>
+                <w:b w:val="0"/>
+                <w:i w:val="0"/>
+                <w:sz w:val="21"/>
+              </w:rPr>
+              <w:t>22 min</w:t>
+            </w:r>
+          </w:p>
+        </w:tc>
+        <w:tc>
+          <w:tcPr>
+            <w:tcW w:type="dxa" w:w="2340"/>
+            <w:shd w:val="clear" w:fill="E8F5E9"/>
+          </w:tcPr>
+          <w:p>
+            <w:pPr>
+              <w:spacing w:after="40"/>
+            </w:pPr>
+            <w:r>
+              <w:rPr>
+                <w:rFonts w:ascii="Arial" w:hAnsi="Arial"/>
+                <w:b w:val="0"/>
+                <w:i w:val="0"/>
+                <w:sz w:val="21"/>
+              </w:rPr>
+              <w:t>30 min</w:t>
+            </w:r>
+          </w:p>
+        </w:tc>
+        <w:tc>
+          <w:tcPr>
+            <w:tcW w:type="dxa" w:w="2340"/>
+            <w:shd w:val="clear" w:fill="E8F5E9"/>
+          </w:tcPr>
+          <w:p>
+            <w:pPr>
+              <w:spacing w:after="40"/>
+            </w:pPr>
+            <w:r>
+              <w:rPr>
+                <w:rFonts w:ascii="Arial" w:hAnsi="Arial"/>
+                <w:b w:val="0"/>
+                <w:i w:val="0"/>
+                <w:sz w:val="21"/>
+              </w:rPr>
+              <w:t>The whole class learns the unit's activity with Mr. English</w:t>
+            </w:r>
+          </w:p>
+        </w:tc>
+      </w:tr>
+      <w:tr>
+        <w:tc>
+          <w:tcPr>
+            <w:tcW w:type="dxa" w:w="2340"/>
+          </w:tcPr>
+          <w:p>
+            <w:pPr>
+              <w:spacing w:after="40"/>
+            </w:pPr>
+            <w:r>
+              <w:rPr>
+                <w:rFonts w:ascii="Arial" w:hAnsi="Arial"/>
+                <w:b w:val="0"/>
+                <w:i w:val="0"/>
+                <w:sz w:val="21"/>
+              </w:rPr>
+              <w:t>Switch</w:t>
+            </w:r>
+          </w:p>
+        </w:tc>
+        <w:tc>
+          <w:tcPr>
+            <w:tcW w:type="dxa" w:w="2340"/>
+          </w:tcPr>
+          <w:p>
+            <w:pPr>
+              <w:spacing w:after="40"/>
+            </w:pPr>
+            <w:r>
+              <w:rPr>
+                <w:rFonts w:ascii="Arial" w:hAnsi="Arial"/>
+                <w:b w:val="0"/>
+                <w:i w:val="0"/>
+                <w:sz w:val="21"/>
+              </w:rPr>
+              <w:t>3 min</w:t>
+            </w:r>
+          </w:p>
+        </w:tc>
+        <w:tc>
+          <w:tcPr>
+            <w:tcW w:type="dxa" w:w="2340"/>
+          </w:tcPr>
+          <w:p>
+            <w:pPr>
+              <w:spacing w:after="40"/>
+            </w:pPr>
+            <w:r>
+              <w:rPr>
+                <w:rFonts w:ascii="Arial" w:hAnsi="Arial"/>
+                <w:b w:val="0"/>
+                <w:i w:val="0"/>
+                <w:sz w:val="21"/>
+              </w:rPr>
+              <w:t>3 min</w:t>
+            </w:r>
+          </w:p>
+        </w:tc>
+        <w:tc>
+          <w:tcPr>
+            <w:tcW w:type="dxa" w:w="2340"/>
+          </w:tcPr>
+          <w:p>
+            <w:pPr>
+              <w:spacing w:after="40"/>
+            </w:pPr>
+            <w:r>
+              <w:rPr>
+                <w:rFonts w:ascii="Arial" w:hAnsi="Arial"/>
+                <w:b w:val="0"/>
+                <w:i w:val="0"/>
+                <w:sz w:val="21"/>
+              </w:rPr>
+              <w:t>Water, equipment back, sign the log</w:t>
+            </w:r>
+          </w:p>
+        </w:tc>
+      </w:tr>
+      <w:tr>
+        <w:tc>
+          <w:tcPr>
+            <w:tcW w:type="dxa" w:w="2340"/>
+            <w:shd w:val="clear" w:fill="E8F5E9"/>
+          </w:tcPr>
+          <w:p>
+            <w:pPr>
+              <w:spacing w:after="40"/>
+            </w:pPr>
+            <w:r>
+              <w:rPr>
+                <w:rFonts w:ascii="Arial" w:hAnsi="Arial"/>
+                <w:b w:val="0"/>
+                <w:i w:val="0"/>
+                <w:sz w:val="21"/>
+              </w:rPr>
+              <w:t>Block 2: Stations</w:t>
+            </w:r>
+          </w:p>
+        </w:tc>
+        <w:tc>
+          <w:tcPr>
+            <w:tcW w:type="dxa" w:w="2340"/>
+            <w:shd w:val="clear" w:fill="E8F5E9"/>
+          </w:tcPr>
+          <w:p>
+            <w:pPr>
+              <w:spacing w:after="40"/>
+            </w:pPr>
+            <w:r>
+              <w:rPr>
+                <w:rFonts w:ascii="Arial" w:hAnsi="Arial"/>
+                <w:b w:val="0"/>
+                <w:i w:val="0"/>
+                <w:sz w:val="21"/>
+              </w:rPr>
+              <w:t>22 min</w:t>
+            </w:r>
+          </w:p>
+        </w:tc>
+        <w:tc>
+          <w:tcPr>
+            <w:tcW w:type="dxa" w:w="2340"/>
+            <w:shd w:val="clear" w:fill="E8F5E9"/>
+          </w:tcPr>
+          <w:p>
+            <w:pPr>
+              <w:spacing w:after="40"/>
+            </w:pPr>
+            <w:r>
+              <w:rPr>
+                <w:rFonts w:ascii="Arial" w:hAnsi="Arial"/>
+                <w:b w:val="0"/>
+                <w:i w:val="0"/>
+                <w:sz w:val="21"/>
+              </w:rPr>
+              <w:t>30 min</w:t>
+            </w:r>
+          </w:p>
+        </w:tc>
+        <w:tc>
+          <w:tcPr>
+            <w:tcW w:type="dxa" w:w="2340"/>
+            <w:shd w:val="clear" w:fill="E8F5E9"/>
+          </w:tcPr>
+          <w:p>
+            <w:pPr>
+              <w:spacing w:after="40"/>
+            </w:pPr>
+            <w:r>
+              <w:rPr>
+                <w:rFonts w:ascii="Arial" w:hAnsi="Arial"/>
+                <w:b w:val="0"/>
+                <w:i w:val="0"/>
+                <w:sz w:val="21"/>
+              </w:rPr>
+              <w:t>Rotate through the Health Station and the fitness stations (weight room, bikes and rower)</w:t>
+            </w:r>
+          </w:p>
+        </w:tc>
+      </w:tr>
+      <w:tr>
+        <w:tc>
+          <w:tcPr>
+            <w:tcW w:type="dxa" w:w="2340"/>
+          </w:tcPr>
+          <w:p>
+            <w:pPr>
+              <w:spacing w:after="40"/>
+            </w:pPr>
+            <w:r>
+              <w:rPr>
+                <w:rFonts w:ascii="Arial" w:hAnsi="Arial"/>
+                <w:b w:val="0"/>
+                <w:i w:val="0"/>
+                <w:sz w:val="21"/>
+              </w:rPr>
+              <w:t>Closing</w:t>
+            </w:r>
+          </w:p>
+        </w:tc>
+        <w:tc>
+          <w:tcPr>
+            <w:tcW w:type="dxa" w:w="2340"/>
+          </w:tcPr>
+          <w:p>
+            <w:pPr>
+              <w:spacing w:after="40"/>
+            </w:pPr>
+            <w:r>
+              <w:rPr>
+                <w:rFonts w:ascii="Arial" w:hAnsi="Arial"/>
+                <w:b w:val="0"/>
+                <w:i w:val="0"/>
+                <w:sz w:val="21"/>
+              </w:rPr>
+              <w:t>5 min</w:t>
+            </w:r>
+          </w:p>
+        </w:tc>
+        <w:tc>
+          <w:tcPr>
+            <w:tcW w:type="dxa" w:w="2340"/>
+          </w:tcPr>
+          <w:p>
+            <w:pPr>
+              <w:spacing w:after="40"/>
+            </w:pPr>
+            <w:r>
+              <w:rPr>
+                <w:rFonts w:ascii="Arial" w:hAnsi="Arial"/>
+                <w:b w:val="0"/>
+                <w:i w:val="0"/>
+                <w:sz w:val="21"/>
+              </w:rPr>
+              <w:t>5 min</w:t>
+            </w:r>
+          </w:p>
+        </w:tc>
+        <w:tc>
+          <w:tcPr>
+            <w:tcW w:type="dxa" w:w="2340"/>
+          </w:tcPr>
+          <w:p>
+            <w:pPr>
+              <w:spacing w:after="40"/>
+            </w:pPr>
+            <w:r>
+              <w:rPr>
+                <w:rFonts w:ascii="Arial" w:hAnsi="Arial"/>
+                <w:b w:val="0"/>
+                <w:i w:val="0"/>
+                <w:sz w:val="21"/>
+              </w:rPr>
+              <w:t>One sentence out loud, a 1 to 4 check on today's goal, clean-up</w:t>
+            </w:r>
+          </w:p>
+        </w:tc>
+      </w:tr>
+    </w:tbl>
     <w:p>
       <w:pPr>
-        <w:pStyle w:val="Heading2"/>
+        <w:spacing w:after="0" w:line="240" w:lineRule="auto"/>
       </w:pPr>
       <w:r>
-        <w:t>National Standards (SHAPE America 2024)</w:t>
+        <w:rPr>
+          <w:sz w:val="8"/>
+        </w:rPr>
+        <w:t xml:space="preserve"> </w:t>
       </w:r>
     </w:p>
     <w:p>
       <w:r>
         <w:rPr>
           <w:rFonts w:ascii="Arial" w:hAnsi="Arial"/>
-          <w:b w:val="0"/>
-          <w:i w:val="0"/>
-        </w:rPr>
-        <w:t xml:space="preserve">This course aligns to the </w:t>
-      </w:r>
-      <w:r>
-        <w:rPr>
-          <w:rFonts w:ascii="Arial" w:hAnsi="Arial"/>
           <w:b/>
           <w:i w:val="0"/>
         </w:rPr>
-        <w:t>four national PE standards:</w:t>
-      </w:r>
-    </w:p>
-    <w:p>
-      <w:pPr>
-        <w:pStyle w:val="ListNumber"/>
-      </w:pPr>
-      <w:r>
-        <w:rPr>
-          <w:rFonts w:ascii="Arial" w:hAnsi="Arial"/>
-          <w:b/>
-          <w:i w:val="0"/>
-        </w:rPr>
-        <w:t>Standard 1:</w:t>
+        <w:t>The Feature</w:t>
       </w:r>
       <w:r>
         <w:rPr>
@@ -426,20 +781,17 @@
           <w:b w:val="0"/>
           <w:i w:val="0"/>
         </w:rPr>
-        <w:t xml:space="preserve"> Develops a variety of motor skills</w:t>
+        <w:t xml:space="preserve"> is the unit we are learning. Mr. English teaches it directly.</w:t>
       </w:r>
     </w:p>
     <w:p>
-      <w:pPr>
-        <w:pStyle w:val="ListNumber"/>
-      </w:pPr>
       <w:r>
         <w:rPr>
           <w:rFonts w:ascii="Arial" w:hAnsi="Arial"/>
           <w:b/>
           <w:i w:val="0"/>
         </w:rPr>
-        <w:t>Standard 2:</w:t>
+        <w:t>The Health Station</w:t>
       </w:r>
       <w:r>
         <w:rPr>
@@ -447,20 +799,17 @@
           <w:b w:val="0"/>
           <w:i w:val="0"/>
         </w:rPr>
-        <w:t xml:space="preserve"> Applies knowledge related to movement and fitness concepts</w:t>
+        <w:t xml:space="preserve"> runs every class, and every student rotates through it. It is where your health learning happens: Nearpod lessons, EVERFI modules, self-guided lessons, and project work that builds toward the unit capstone.</w:t>
       </w:r>
     </w:p>
     <w:p>
-      <w:pPr>
-        <w:pStyle w:val="ListNumber"/>
-      </w:pPr>
       <w:r>
         <w:rPr>
           <w:rFonts w:ascii="Arial" w:hAnsi="Arial"/>
           <w:b/>
           <w:i w:val="0"/>
         </w:rPr>
-        <w:t>Standard 3:</w:t>
+        <w:t>The fitness stations</w:t>
       </w:r>
       <w:r>
         <w:rPr>
@@ -468,20 +817,17 @@
           <w:b w:val="0"/>
           <w:i w:val="0"/>
         </w:rPr>
-        <w:t xml:space="preserve"> Develops social skills through movement</w:t>
+        <w:t xml:space="preserve"> are the weight room and the bikes and rower. In PE 2 you write your own station card from your program and log every session.</w:t>
       </w:r>
     </w:p>
     <w:p>
-      <w:pPr>
-        <w:pStyle w:val="ListNumber"/>
-      </w:pPr>
       <w:r>
         <w:rPr>
           <w:rFonts w:ascii="Arial" w:hAnsi="Arial"/>
           <w:b/>
           <w:i w:val="0"/>
         </w:rPr>
-        <w:t>Standard 4:</w:t>
+        <w:t>Supervision.</w:t>
       </w:r>
       <w:r>
         <w:rPr>
@@ -489,108 +835,25 @@
           <w:b w:val="0"/>
           <w:i w:val="0"/>
         </w:rPr>
-        <w:t xml:space="preserve"> Develops personal skills, identifies personal benefits of movement, and chooses to engage in physical activity</w:t>
-      </w:r>
-    </w:p>
-    <w:p>
-      <w:pPr>
-        <w:pStyle w:val="Heading2"/>
-      </w:pPr>
-      <w:r>
-        <w:t>Massachusetts DESE Framework (2023)</w:t>
+        <w:t xml:space="preserve"> During Block 2, Mr. English is in Room 006 with the students who are lifting. Every station runs where he can see it. The weight room never runs without him. You don't get to pick your favorite station and skip the others: each one teaches something different.</w:t>
       </w:r>
     </w:p>
     <w:p>
       <w:r>
         <w:rPr>
           <w:rFonts w:ascii="Arial" w:hAnsi="Arial"/>
-          <w:b w:val="0"/>
+          <w:b/>
           <w:i w:val="0"/>
         </w:rPr>
-        <w:t>Meets state requirements for 45 min/week standards-based PE. Integrates nine core health content areas (mental/emotional health, nutrition, physical fitness, healthy relationships, etc.).</w:t>
+        <w:t>Earned independence.</w:t>
       </w:r>
-    </w:p>
-    <w:p>
-      <w:pPr>
-        <w:pStyle w:val="Heading2"/>
-      </w:pPr>
-      <w:r>
-        <w:t>Course Outcomes (All Electives)</w:t>
-      </w:r>
-    </w:p>
-    <w:p>
       <w:r>
         <w:rPr>
           <w:rFonts w:ascii="Arial" w:hAnsi="Arial"/>
           <w:b w:val="0"/>
           <w:i w:val="0"/>
         </w:rPr>
-        <w:t>By the end of PE 2, you will:</w:t>
-      </w:r>
-    </w:p>
-    <w:p>
-      <w:pPr>
-        <w:pStyle w:val="ListBullet"/>
-      </w:pPr>
-      <w:r>
-        <w:rPr>
-          <w:rFonts w:ascii="Arial" w:hAnsi="Arial"/>
-          <w:b w:val="0"/>
-          <w:i w:val="0"/>
-        </w:rPr>
-        <w:t>Demonstrate competency in your chosen activity</w:t>
-      </w:r>
-    </w:p>
-    <w:p>
-      <w:pPr>
-        <w:pStyle w:val="ListBullet"/>
-      </w:pPr>
-      <w:r>
-        <w:rPr>
-          <w:rFonts w:ascii="Arial" w:hAnsi="Arial"/>
-          <w:b w:val="0"/>
-          <w:i w:val="0"/>
-        </w:rPr>
-        <w:t>Understand fitness and health concepts relevant to your choice</w:t>
-      </w:r>
-    </w:p>
-    <w:p>
-      <w:pPr>
-        <w:pStyle w:val="ListBullet"/>
-      </w:pPr>
-      <w:r>
-        <w:rPr>
-          <w:rFonts w:ascii="Arial" w:hAnsi="Arial"/>
-          <w:b w:val="0"/>
-          <w:i w:val="0"/>
-        </w:rPr>
-        <w:t>Set and pursue personal fitness/wellness goals</w:t>
-      </w:r>
-    </w:p>
-    <w:p>
-      <w:pPr>
-        <w:pStyle w:val="ListBullet"/>
-      </w:pPr>
-      <w:r>
-        <w:rPr>
-          <w:rFonts w:ascii="Arial" w:hAnsi="Arial"/>
-          <w:b w:val="0"/>
-          <w:i w:val="0"/>
-        </w:rPr>
-        <w:t>Take responsibility for your own learning and growth</w:t>
-      </w:r>
-    </w:p>
-    <w:p>
-      <w:pPr>
-        <w:pStyle w:val="ListBullet"/>
-      </w:pPr>
-      <w:r>
-        <w:rPr>
-          <w:rFonts w:ascii="Arial" w:hAnsi="Arial"/>
-          <w:b w:val="0"/>
-          <w:i w:val="0"/>
-        </w:rPr>
-        <w:t>Recognize the value of physical activity in your life</w:t>
+        <w:t xml:space="preserve"> Nobody lifts with weight until they pass the safety check-off: squat, hinge, push, pull, how to spot, bike and rower setup. A green check on the wall chart opens the weight room for you. No more than 8 students lift at a time.</w:t>
       </w:r>
     </w:p>
     <w:p>
@@ -605,15 +868,626 @@
         <w:pStyle w:val="Heading1"/>
       </w:pPr>
       <w:r>
-        <w:t>ELECTIVE OPTIONS &amp; STRUCTURES</w:t>
+        <w:t>The semester: six units, about 18 classes</w:t>
       </w:r>
     </w:p>
     <w:p>
+      <w:r>
+        <w:rPr>
+          <w:rFonts w:ascii="Arial" w:hAnsi="Arial"/>
+          <w:b w:val="0"/>
+          <w:i w:val="0"/>
+        </w:rPr>
+        <w:t>Every section follows the same plan. Class numbers are approximate; holidays and assemblies move them. Each project is the unit capstone: it pulls together what you did in the Feature, at the fitness stations, and at the Health Station.</w:t>
+      </w:r>
+    </w:p>
+    <w:tbl>
+      <w:tblPr>
+        <w:tblStyle w:val="TableGrid"/>
+        <w:tblW w:type="auto" w:w="0"/>
+        <w:jc w:val="center"/>
+        <w:tblLook w:firstColumn="1" w:firstRow="1" w:lastColumn="0" w:lastRow="0" w:noHBand="0" w:noVBand="1" w:val="04A0"/>
+      </w:tblPr>
+      <w:tblGrid>
+        <w:gridCol w:w="2340"/>
+        <w:gridCol w:w="2340"/>
+        <w:gridCol w:w="2340"/>
+        <w:gridCol w:w="2340"/>
+      </w:tblGrid>
+      <w:tr>
+        <w:tc>
+          <w:tcPr>
+            <w:tcW w:type="dxa" w:w="2340"/>
+            <w:shd w:val="clear" w:fill="0D5E42"/>
+          </w:tcPr>
+          <w:p>
+            <w:pPr>
+              <w:spacing w:after="40"/>
+            </w:pPr>
+            <w:r>
+              <w:rPr>
+                <w:rFonts w:ascii="Arial" w:hAnsi="Arial"/>
+                <w:b/>
+                <w:i w:val="0"/>
+                <w:color w:val="FFFFFF"/>
+                <w:sz w:val="21"/>
+              </w:rPr>
+              <w:t>Classes</w:t>
+            </w:r>
+          </w:p>
+        </w:tc>
+        <w:tc>
+          <w:tcPr>
+            <w:tcW w:type="dxa" w:w="2340"/>
+            <w:shd w:val="clear" w:fill="0D5E42"/>
+          </w:tcPr>
+          <w:p>
+            <w:pPr>
+              <w:spacing w:after="40"/>
+            </w:pPr>
+            <w:r>
+              <w:rPr>
+                <w:rFonts w:ascii="Arial" w:hAnsi="Arial"/>
+                <w:b/>
+                <w:i w:val="0"/>
+                <w:color w:val="FFFFFF"/>
+                <w:sz w:val="21"/>
+              </w:rPr>
+              <w:t>Unit</w:t>
+            </w:r>
+          </w:p>
+        </w:tc>
+        <w:tc>
+          <w:tcPr>
+            <w:tcW w:type="dxa" w:w="2340"/>
+            <w:shd w:val="clear" w:fill="0D5E42"/>
+          </w:tcPr>
+          <w:p>
+            <w:pPr>
+              <w:spacing w:after="40"/>
+            </w:pPr>
+            <w:r>
+              <w:rPr>
+                <w:rFonts w:ascii="Arial" w:hAnsi="Arial"/>
+                <w:b/>
+                <w:i w:val="0"/>
+                <w:color w:val="FFFFFF"/>
+                <w:sz w:val="21"/>
+              </w:rPr>
+              <w:t>What you learn</w:t>
+            </w:r>
+          </w:p>
+        </w:tc>
+        <w:tc>
+          <w:tcPr>
+            <w:tcW w:type="dxa" w:w="2340"/>
+            <w:shd w:val="clear" w:fill="0D5E42"/>
+          </w:tcPr>
+          <w:p>
+            <w:pPr>
+              <w:spacing w:after="40"/>
+            </w:pPr>
+            <w:r>
+              <w:rPr>
+                <w:rFonts w:ascii="Arial" w:hAnsi="Arial"/>
+                <w:b/>
+                <w:i w:val="0"/>
+                <w:color w:val="FFFFFF"/>
+                <w:sz w:val="21"/>
+              </w:rPr>
+              <w:t>You finish with</w:t>
+            </w:r>
+          </w:p>
+        </w:tc>
+      </w:tr>
+      <w:tr>
+        <w:tc>
+          <w:tcPr>
+            <w:tcW w:type="dxa" w:w="2340"/>
+          </w:tcPr>
+          <w:p>
+            <w:pPr>
+              <w:spacing w:after="40"/>
+            </w:pPr>
+            <w:r>
+              <w:rPr>
+                <w:rFonts w:ascii="Arial" w:hAnsi="Arial"/>
+                <w:b w:val="0"/>
+                <w:i w:val="0"/>
+                <w:sz w:val="21"/>
+              </w:rPr>
+              <w:t>1 to 4</w:t>
+            </w:r>
+          </w:p>
+        </w:tc>
+        <w:tc>
+          <w:tcPr>
+            <w:tcW w:type="dxa" w:w="2340"/>
+          </w:tcPr>
+          <w:p>
+            <w:pPr>
+              <w:spacing w:after="40"/>
+            </w:pPr>
+            <w:r>
+              <w:rPr>
+                <w:rFonts w:ascii="Arial" w:hAnsi="Arial"/>
+                <w:b/>
+                <w:i w:val="0"/>
+                <w:sz w:val="21"/>
+              </w:rPr>
+              <w:t>1. Foundations and Leadership</w:t>
+            </w:r>
+          </w:p>
+        </w:tc>
+        <w:tc>
+          <w:tcPr>
+            <w:tcW w:type="dxa" w:w="2340"/>
+          </w:tcPr>
+          <w:p>
+            <w:pPr>
+              <w:spacing w:after="40"/>
+            </w:pPr>
+            <w:r>
+              <w:rPr>
+                <w:rFonts w:ascii="Arial" w:hAnsi="Arial"/>
+                <w:b w:val="0"/>
+                <w:i w:val="0"/>
+                <w:sz w:val="21"/>
+              </w:rPr>
+              <w:t>Our three norms, the safety check-off refresh, student roles: warm-up leader, coach, timekeeper</w:t>
+            </w:r>
+          </w:p>
+        </w:tc>
+        <w:tc>
+          <w:tcPr>
+            <w:tcW w:type="dxa" w:w="2340"/>
+          </w:tcPr>
+          <w:p>
+            <w:pPr>
+              <w:spacing w:after="40"/>
+            </w:pPr>
+            <w:r>
+              <w:rPr>
+                <w:rFonts w:ascii="Arial" w:hAnsi="Arial"/>
+                <w:b w:val="0"/>
+                <w:i w:val="0"/>
+                <w:sz w:val="21"/>
+              </w:rPr>
+              <w:t>Signed community agreement, safety check-off</w:t>
+            </w:r>
+          </w:p>
+        </w:tc>
+      </w:tr>
+      <w:tr>
+        <w:tc>
+          <w:tcPr>
+            <w:tcW w:type="dxa" w:w="2340"/>
+            <w:shd w:val="clear" w:fill="E8F5E9"/>
+          </w:tcPr>
+          <w:p>
+            <w:pPr>
+              <w:spacing w:after="40"/>
+            </w:pPr>
+            <w:r>
+              <w:rPr>
+                <w:rFonts w:ascii="Arial" w:hAnsi="Arial"/>
+                <w:b w:val="0"/>
+                <w:i w:val="0"/>
+                <w:sz w:val="21"/>
+              </w:rPr>
+              <w:t>5 to 7</w:t>
+            </w:r>
+          </w:p>
+        </w:tc>
+        <w:tc>
+          <w:tcPr>
+            <w:tcW w:type="dxa" w:w="2340"/>
+            <w:shd w:val="clear" w:fill="E8F5E9"/>
+          </w:tcPr>
+          <w:p>
+            <w:pPr>
+              <w:spacing w:after="40"/>
+            </w:pPr>
+            <w:r>
+              <w:rPr>
+                <w:rFonts w:ascii="Arial" w:hAnsi="Arial"/>
+                <w:b/>
+                <w:i w:val="0"/>
+                <w:sz w:val="21"/>
+              </w:rPr>
+              <w:t>2. Fitness Planning</w:t>
+            </w:r>
+          </w:p>
+        </w:tc>
+        <w:tc>
+          <w:tcPr>
+            <w:tcW w:type="dxa" w:w="2340"/>
+            <w:shd w:val="clear" w:fill="E8F5E9"/>
+          </w:tcPr>
+          <w:p>
+            <w:pPr>
+              <w:spacing w:after="40"/>
+            </w:pPr>
+            <w:r>
+              <w:rPr>
+                <w:rFonts w:ascii="Arial" w:hAnsi="Arial"/>
+                <w:b w:val="0"/>
+                <w:i w:val="0"/>
+                <w:sz w:val="21"/>
+              </w:rPr>
+              <w:t>Baseline tests, heart rate zones, FITT, writing a SMART goal you can actually track</w:t>
+            </w:r>
+          </w:p>
+        </w:tc>
+        <w:tc>
+          <w:tcPr>
+            <w:tcW w:type="dxa" w:w="2340"/>
+            <w:shd w:val="clear" w:fill="E8F5E9"/>
+          </w:tcPr>
+          <w:p>
+            <w:pPr>
+              <w:spacing w:after="40"/>
+            </w:pPr>
+            <w:r>
+              <w:rPr>
+                <w:rFonts w:ascii="Arial" w:hAnsi="Arial"/>
+                <w:b/>
+                <w:i w:val="0"/>
+                <w:sz w:val="21"/>
+              </w:rPr>
+              <w:t>Project: My Baseline and My Goal</w:t>
+            </w:r>
+          </w:p>
+        </w:tc>
+      </w:tr>
+      <w:tr>
+        <w:tc>
+          <w:tcPr>
+            <w:tcW w:type="dxa" w:w="2340"/>
+          </w:tcPr>
+          <w:p>
+            <w:pPr>
+              <w:spacing w:after="40"/>
+            </w:pPr>
+            <w:r>
+              <w:rPr>
+                <w:rFonts w:ascii="Arial" w:hAnsi="Arial"/>
+                <w:b w:val="0"/>
+                <w:i w:val="0"/>
+                <w:sz w:val="21"/>
+              </w:rPr>
+              <w:t>8 to 11</w:t>
+            </w:r>
+          </w:p>
+        </w:tc>
+        <w:tc>
+          <w:tcPr>
+            <w:tcW w:type="dxa" w:w="2340"/>
+          </w:tcPr>
+          <w:p>
+            <w:pPr>
+              <w:spacing w:after="40"/>
+            </w:pPr>
+            <w:r>
+              <w:rPr>
+                <w:rFonts w:ascii="Arial" w:hAnsi="Arial"/>
+                <w:b/>
+                <w:i w:val="0"/>
+                <w:sz w:val="21"/>
+              </w:rPr>
+              <w:t>3. Strength and Conditioning</w:t>
+            </w:r>
+          </w:p>
+        </w:tc>
+        <w:tc>
+          <w:tcPr>
+            <w:tcW w:type="dxa" w:w="2340"/>
+          </w:tcPr>
+          <w:p>
+            <w:pPr>
+              <w:spacing w:after="40"/>
+            </w:pPr>
+            <w:r>
+              <w:rPr>
+                <w:rFonts w:ascii="Arial" w:hAnsi="Arial"/>
+                <w:b w:val="0"/>
+                <w:i w:val="0"/>
+                <w:sz w:val="21"/>
+              </w:rPr>
+              <w:t>Progressive overload, program design, coaching a partner's form, checking supplement and fitness claims</w:t>
+            </w:r>
+          </w:p>
+        </w:tc>
+        <w:tc>
+          <w:tcPr>
+            <w:tcW w:type="dxa" w:w="2340"/>
+          </w:tcPr>
+          <w:p>
+            <w:pPr>
+              <w:spacing w:after="40"/>
+            </w:pPr>
+            <w:r>
+              <w:rPr>
+                <w:rFonts w:ascii="Arial" w:hAnsi="Arial"/>
+                <w:b/>
+                <w:i w:val="0"/>
+                <w:sz w:val="21"/>
+              </w:rPr>
+              <w:t>Project: My Training Program</w:t>
+            </w:r>
+            <w:r>
+              <w:rPr>
+                <w:rFonts w:ascii="Arial" w:hAnsi="Arial"/>
+                <w:b w:val="0"/>
+                <w:i w:val="0"/>
+                <w:sz w:val="21"/>
+              </w:rPr>
+              <w:t>, designed by you and run for four weeks</w:t>
+            </w:r>
+          </w:p>
+        </w:tc>
+      </w:tr>
+      <w:tr>
+        <w:tc>
+          <w:tcPr>
+            <w:tcW w:type="dxa" w:w="2340"/>
+            <w:shd w:val="clear" w:fill="E8F5E9"/>
+          </w:tcPr>
+          <w:p>
+            <w:pPr>
+              <w:spacing w:after="40"/>
+            </w:pPr>
+            <w:r>
+              <w:rPr>
+                <w:rFonts w:ascii="Arial" w:hAnsi="Arial"/>
+                <w:b w:val="0"/>
+                <w:i w:val="0"/>
+                <w:sz w:val="21"/>
+              </w:rPr>
+              <w:t>12 to 14</w:t>
+            </w:r>
+          </w:p>
+        </w:tc>
+        <w:tc>
+          <w:tcPr>
+            <w:tcW w:type="dxa" w:w="2340"/>
+            <w:shd w:val="clear" w:fill="E8F5E9"/>
+          </w:tcPr>
+          <w:p>
+            <w:pPr>
+              <w:spacing w:after="40"/>
+            </w:pPr>
+            <w:r>
+              <w:rPr>
+                <w:rFonts w:ascii="Arial" w:hAnsi="Arial"/>
+                <w:b/>
+                <w:i w:val="0"/>
+                <w:sz w:val="21"/>
+              </w:rPr>
+              <w:t>4. Lifetime Games</w:t>
+            </w:r>
+          </w:p>
+        </w:tc>
+        <w:tc>
+          <w:tcPr>
+            <w:tcW w:type="dxa" w:w="2340"/>
+            <w:shd w:val="clear" w:fill="E8F5E9"/>
+          </w:tcPr>
+          <w:p>
+            <w:pPr>
+              <w:spacing w:after="40"/>
+            </w:pPr>
+            <w:r>
+              <w:rPr>
+                <w:rFonts w:ascii="Arial" w:hAnsi="Arial"/>
+                <w:b w:val="0"/>
+                <w:i w:val="0"/>
+                <w:sz w:val="21"/>
+              </w:rPr>
+              <w:t>The class chooses from futsal, net games, putting, and basketball (outside in spring). Design and run a small-sided tournament</w:t>
+            </w:r>
+          </w:p>
+        </w:tc>
+        <w:tc>
+          <w:tcPr>
+            <w:tcW w:type="dxa" w:w="2340"/>
+            <w:shd w:val="clear" w:fill="E8F5E9"/>
+          </w:tcPr>
+          <w:p>
+            <w:pPr>
+              <w:spacing w:after="40"/>
+            </w:pPr>
+            <w:r>
+              <w:rPr>
+                <w:rFonts w:ascii="Arial" w:hAnsi="Arial"/>
+                <w:b w:val="0"/>
+                <w:i w:val="0"/>
+                <w:sz w:val="21"/>
+              </w:rPr>
+              <w:t>Skill check in game play</w:t>
+            </w:r>
+          </w:p>
+        </w:tc>
+      </w:tr>
+      <w:tr>
+        <w:tc>
+          <w:tcPr>
+            <w:tcW w:type="dxa" w:w="2340"/>
+          </w:tcPr>
+          <w:p>
+            <w:pPr>
+              <w:spacing w:after="40"/>
+            </w:pPr>
+            <w:r>
+              <w:rPr>
+                <w:rFonts w:ascii="Arial" w:hAnsi="Arial"/>
+                <w:b w:val="0"/>
+                <w:i w:val="0"/>
+                <w:sz w:val="21"/>
+              </w:rPr>
+              <w:t>15 to 16</w:t>
+            </w:r>
+          </w:p>
+        </w:tc>
+        <w:tc>
+          <w:tcPr>
+            <w:tcW w:type="dxa" w:w="2340"/>
+          </w:tcPr>
+          <w:p>
+            <w:pPr>
+              <w:spacing w:after="40"/>
+            </w:pPr>
+            <w:r>
+              <w:rPr>
+                <w:rFonts w:ascii="Arial" w:hAnsi="Arial"/>
+                <w:b/>
+                <w:i w:val="0"/>
+                <w:sz w:val="21"/>
+              </w:rPr>
+              <w:t>5. Stress and Recovery</w:t>
+            </w:r>
+          </w:p>
+        </w:tc>
+        <w:tc>
+          <w:tcPr>
+            <w:tcW w:type="dxa" w:w="2340"/>
+          </w:tcPr>
+          <w:p>
+            <w:pPr>
+              <w:spacing w:after="40"/>
+            </w:pPr>
+            <w:r>
+              <w:rPr>
+                <w:rFonts w:ascii="Arial" w:hAnsi="Arial"/>
+                <w:b w:val="0"/>
+                <w:i w:val="0"/>
+                <w:sz w:val="21"/>
+              </w:rPr>
+              <w:t>Yoga, mobility, breathing, sleep, and stress strategies</w:t>
+            </w:r>
+          </w:p>
+        </w:tc>
+        <w:tc>
+          <w:tcPr>
+            <w:tcW w:type="dxa" w:w="2340"/>
+          </w:tcPr>
+          <w:p>
+            <w:pPr>
+              <w:spacing w:after="40"/>
+            </w:pPr>
+            <w:r>
+              <w:rPr>
+                <w:rFonts w:ascii="Arial" w:hAnsi="Arial"/>
+                <w:b/>
+                <w:i w:val="0"/>
+                <w:sz w:val="21"/>
+              </w:rPr>
+              <w:t>Project: My Stress Toolkit</w:t>
+            </w:r>
+            <w:r>
+              <w:rPr>
+                <w:rFonts w:ascii="Arial" w:hAnsi="Arial"/>
+                <w:b w:val="0"/>
+                <w:i w:val="0"/>
+                <w:sz w:val="21"/>
+              </w:rPr>
+              <w:t>, including a 3-minute routine you teach to a small group</w:t>
+            </w:r>
+          </w:p>
+        </w:tc>
+      </w:tr>
+      <w:tr>
+        <w:tc>
+          <w:tcPr>
+            <w:tcW w:type="dxa" w:w="2340"/>
+            <w:shd w:val="clear" w:fill="E8F5E9"/>
+          </w:tcPr>
+          <w:p>
+            <w:pPr>
+              <w:spacing w:after="40"/>
+            </w:pPr>
+            <w:r>
+              <w:rPr>
+                <w:rFonts w:ascii="Arial" w:hAnsi="Arial"/>
+                <w:b w:val="0"/>
+                <w:i w:val="0"/>
+                <w:sz w:val="21"/>
+              </w:rPr>
+              <w:t>17 to 18</w:t>
+            </w:r>
+          </w:p>
+        </w:tc>
+        <w:tc>
+          <w:tcPr>
+            <w:tcW w:type="dxa" w:w="2340"/>
+            <w:shd w:val="clear" w:fill="E8F5E9"/>
+          </w:tcPr>
+          <w:p>
+            <w:pPr>
+              <w:spacing w:after="40"/>
+            </w:pPr>
+            <w:r>
+              <w:rPr>
+                <w:rFonts w:ascii="Arial" w:hAnsi="Arial"/>
+                <w:b/>
+                <w:i w:val="0"/>
+                <w:sz w:val="21"/>
+              </w:rPr>
+              <w:t>6. Capstone</w:t>
+            </w:r>
+          </w:p>
+        </w:tc>
+        <w:tc>
+          <w:tcPr>
+            <w:tcW w:type="dxa" w:w="2340"/>
+            <w:shd w:val="clear" w:fill="E8F5E9"/>
+          </w:tcPr>
+          <w:p>
+            <w:pPr>
+              <w:spacing w:after="40"/>
+            </w:pPr>
+            <w:r>
+              <w:rPr>
+                <w:rFonts w:ascii="Arial" w:hAnsi="Arial"/>
+                <w:b w:val="0"/>
+                <w:i w:val="0"/>
+                <w:sz w:val="21"/>
+              </w:rPr>
+              <w:t>Retest your baseline, compare, and lead a short warm-up or session for the class</w:t>
+            </w:r>
+          </w:p>
+        </w:tc>
+        <w:tc>
+          <w:tcPr>
+            <w:tcW w:type="dxa" w:w="2340"/>
+            <w:shd w:val="clear" w:fill="E8F5E9"/>
+          </w:tcPr>
+          <w:p>
+            <w:pPr>
+              <w:spacing w:after="40"/>
+            </w:pPr>
+            <w:r>
+              <w:rPr>
+                <w:rFonts w:ascii="Arial" w:hAnsi="Arial"/>
+                <w:b/>
+                <w:i w:val="0"/>
+                <w:sz w:val="21"/>
+              </w:rPr>
+              <w:t>Project: My Lifelong Activity Plan</w:t>
+            </w:r>
+          </w:p>
+        </w:tc>
+      </w:tr>
+    </w:tbl>
+    <w:p>
       <w:pPr>
-        <w:pStyle w:val="Heading2"/>
+        <w:spacing w:after="0" w:line="240" w:lineRule="auto"/>
       </w:pPr>
       <w:r>
-        <w:t>ELECTIVE 1: STRENGTH &amp; CONDITIONING (Grades 10-12)</w:t>
+        <w:rPr>
+          <w:sz w:val="8"/>
+        </w:rPr>
+        <w:t xml:space="preserve"> </w:t>
       </w:r>
     </w:p>
     <w:p>
@@ -623,7 +1497,7 @@
           <w:b/>
           <w:i w:val="0"/>
         </w:rPr>
-        <w:t>Focus:</w:t>
+        <w:t>Outside.</w:t>
       </w:r>
       <w:r>
         <w:rPr>
@@ -631,1257 +1505,7 @@
           <w:b w:val="0"/>
           <w:i w:val="0"/>
         </w:rPr>
-        <w:t xml:space="preserve"> Progressive weight training, powerlifting prep, competitive lifting, strength sports </w:t>
-      </w:r>
-      <w:r>
-        <w:rPr>
-          <w:rFonts w:ascii="Arial" w:hAnsi="Arial"/>
-          <w:b/>
-          <w:i w:val="0"/>
-        </w:rPr>
-        <w:t>Best for:</w:t>
-      </w:r>
-      <w:r>
-        <w:rPr>
-          <w:rFonts w:ascii="Arial" w:hAnsi="Arial"/>
-          <w:b w:val="0"/>
-          <w:i w:val="0"/>
-        </w:rPr>
-        <w:t xml:space="preserve"> Students who love the weight room, want to get strong, or pursue strength sports</w:t>
-      </w:r>
-    </w:p>
-    <w:p>
-      <w:r>
-        <w:rPr>
-          <w:rFonts w:ascii="Arial" w:hAnsi="Arial"/>
-          <w:b/>
-          <w:i w:val="0"/>
-        </w:rPr>
-        <w:t>Structure (same as PE 1 but heavier on weights):</w:t>
-      </w:r>
-    </w:p>
-    <w:p>
-      <w:pPr>
-        <w:pStyle w:val="ListBullet"/>
-      </w:pPr>
-      <w:r>
-        <w:rPr>
-          <w:rFonts w:ascii="Arial" w:hAnsi="Arial"/>
-          <w:b/>
-          <w:i w:val="0"/>
-        </w:rPr>
-        <w:t>Main Activity:</w:t>
-      </w:r>
-      <w:r>
-        <w:rPr>
-          <w:rFonts w:ascii="Arial" w:hAnsi="Arial"/>
-          <w:b w:val="0"/>
-          <w:i w:val="0"/>
-        </w:rPr>
-        <w:t xml:space="preserve"> Weight room focus (barbell/dumbbell training, progressive loading)</w:t>
-      </w:r>
-    </w:p>
-    <w:p>
-      <w:pPr>
-        <w:pStyle w:val="ListBullet"/>
-      </w:pPr>
-      <w:r>
-        <w:rPr>
-          <w:rFonts w:ascii="Arial" w:hAnsi="Arial"/>
-          <w:b/>
-          <w:i w:val="0"/>
-        </w:rPr>
-        <w:t>Rotating Stations:</w:t>
-      </w:r>
-      <w:r>
-        <w:rPr>
-          <w:rFonts w:ascii="Arial" w:hAnsi="Arial"/>
-          <w:b w:val="0"/>
-          <w:i w:val="0"/>
-        </w:rPr>
-        <w:t xml:space="preserve"> Plyometrics/explosiveness circuit, cardio finisher, nutrition/recovery lessons</w:t>
-      </w:r>
-    </w:p>
-    <w:p>
-      <w:pPr>
-        <w:pStyle w:val="ListBullet"/>
-      </w:pPr>
-      <w:r>
-        <w:rPr>
-          <w:rFonts w:ascii="Arial" w:hAnsi="Arial"/>
-          <w:b/>
-          <w:i w:val="0"/>
-        </w:rPr>
-        <w:t>Units:</w:t>
-      </w:r>
-    </w:p>
-    <w:p>
-      <w:pPr>
-        <w:pStyle w:val="ListBullet"/>
-        <w:ind w:left="720"/>
-      </w:pPr>
-      <w:r>
-        <w:rPr>
-          <w:rFonts w:ascii="Arial" w:hAnsi="Arial"/>
-          <w:b w:val="0"/>
-          <w:i w:val="0"/>
-        </w:rPr>
-        <w:t>Unit 1: Strength Foundations &amp; Assessment</w:t>
-      </w:r>
-    </w:p>
-    <w:p>
-      <w:pPr>
-        <w:pStyle w:val="ListBullet"/>
-        <w:ind w:left="720"/>
-      </w:pPr>
-      <w:r>
-        <w:rPr>
-          <w:rFonts w:ascii="Arial" w:hAnsi="Arial"/>
-          <w:b w:val="0"/>
-          <w:i w:val="0"/>
-        </w:rPr>
-        <w:t>Unit 2: Squat &amp; Deadlift Progression</w:t>
-      </w:r>
-    </w:p>
-    <w:p>
-      <w:pPr>
-        <w:pStyle w:val="ListBullet"/>
-        <w:ind w:left="720"/>
-      </w:pPr>
-      <w:r>
-        <w:rPr>
-          <w:rFonts w:ascii="Arial" w:hAnsi="Arial"/>
-          <w:b w:val="0"/>
-          <w:i w:val="0"/>
-        </w:rPr>
-        <w:t>Unit 3: Upper Body Pushing (Bench Press, Overhead Press)</w:t>
-      </w:r>
-    </w:p>
-    <w:p>
-      <w:pPr>
-        <w:pStyle w:val="ListBullet"/>
-        <w:ind w:left="720"/>
-      </w:pPr>
-      <w:r>
-        <w:rPr>
-          <w:rFonts w:ascii="Arial" w:hAnsi="Arial"/>
-          <w:b w:val="0"/>
-          <w:i w:val="0"/>
-        </w:rPr>
-        <w:t>Unit 4: Upper Body Pulling (Rows, Pull-ups)</w:t>
-      </w:r>
-    </w:p>
-    <w:p>
-      <w:pPr>
-        <w:pStyle w:val="ListBullet"/>
-        <w:ind w:left="720"/>
-      </w:pPr>
-      <w:r>
-        <w:rPr>
-          <w:rFonts w:ascii="Arial" w:hAnsi="Arial"/>
-          <w:b w:val="0"/>
-          <w:i w:val="0"/>
-        </w:rPr>
-        <w:t>Unit 5: Power &amp; Explosiveness (Plyometrics, Olympic Lifts Intro)</w:t>
-      </w:r>
-    </w:p>
-    <w:p>
-      <w:pPr>
-        <w:pStyle w:val="ListBullet"/>
-        <w:ind w:left="720"/>
-      </w:pPr>
-      <w:r>
-        <w:rPr>
-          <w:rFonts w:ascii="Arial" w:hAnsi="Arial"/>
-          <w:b w:val="0"/>
-          <w:i w:val="0"/>
-        </w:rPr>
-        <w:t>Unit 6: Sport-Specific Strength (varies by sport interest)</w:t>
-      </w:r>
-    </w:p>
-    <w:p>
-      <w:pPr>
-        <w:pStyle w:val="ListBullet"/>
-        <w:ind w:left="720"/>
-      </w:pPr>
-      <w:r>
-        <w:rPr>
-          <w:rFonts w:ascii="Arial" w:hAnsi="Arial"/>
-          <w:b w:val="0"/>
-          <w:i w:val="0"/>
-        </w:rPr>
-        <w:t>Unit 7: Periodization &amp; Peaking (training cycles for competitions)</w:t>
-      </w:r>
-    </w:p>
-    <w:p>
-      <w:pPr>
-        <w:pStyle w:val="ListBullet"/>
-        <w:ind w:left="720"/>
-      </w:pPr>
-      <w:r>
-        <w:rPr>
-          <w:rFonts w:ascii="Arial" w:hAnsi="Arial"/>
-          <w:b w:val="0"/>
-          <w:i w:val="0"/>
-        </w:rPr>
-        <w:t>Unit 8: Recovery &amp; Nutrition Deep Dive</w:t>
-      </w:r>
-    </w:p>
-    <w:p>
-      <w:pPr>
-        <w:pStyle w:val="ListBullet"/>
-        <w:ind w:left="720"/>
-      </w:pPr>
-      <w:r>
-        <w:rPr>
-          <w:rFonts w:ascii="Arial" w:hAnsi="Arial"/>
-          <w:b w:val="0"/>
-          <w:i w:val="0"/>
-        </w:rPr>
-        <w:t>Unit 9: Student-Designed Competition or Goal</w:t>
-      </w:r>
-    </w:p>
-    <w:p>
-      <w:r>
-        <w:rPr>
-          <w:rFonts w:ascii="Arial" w:hAnsi="Arial"/>
-          <w:b/>
-          <w:i w:val="0"/>
-        </w:rPr>
-        <w:t>Grading:</w:t>
-      </w:r>
-      <w:r>
-        <w:rPr>
-          <w:rFonts w:ascii="Arial" w:hAnsi="Arial"/>
-          <w:b w:val="0"/>
-          <w:i w:val="0"/>
-        </w:rPr>
-        <w:t xml:space="preserve"> Same 4-component scale (35% motor/strength gains, 25% knowledge of progressive overload, 20% goal pursuit, 20% responsibility)</w:t>
-      </w:r>
-    </w:p>
-    <w:p>
-      <w:pPr>
-        <w:pBdr>
-          <w:bottom w:val="single" w:sz="6" w:space="4" w:color="BBBBBB"/>
-        </w:pBdr>
-      </w:pPr>
-    </w:p>
-    <w:p>
-      <w:pPr>
-        <w:pStyle w:val="Heading2"/>
-      </w:pPr>
-      <w:r>
-        <w:t>ELECTIVE 2: LIFETIME FITNESS GAMES (Grades 10-12)</w:t>
-      </w:r>
-    </w:p>
-    <w:p>
-      <w:r>
-        <w:rPr>
-          <w:rFonts w:ascii="Arial" w:hAnsi="Arial"/>
-          <w:b/>
-          <w:i w:val="0"/>
-        </w:rPr>
-        <w:t>Focus:</w:t>
-      </w:r>
-      <w:r>
-        <w:rPr>
-          <w:rFonts w:ascii="Arial" w:hAnsi="Arial"/>
-          <w:b w:val="0"/>
-          <w:i w:val="0"/>
-        </w:rPr>
-        <w:t xml:space="preserve"> Sports as lifelong activities (recreational, not competitive), skill development, game strategy, enjoyment </w:t>
-      </w:r>
-      <w:r>
-        <w:rPr>
-          <w:rFonts w:ascii="Arial" w:hAnsi="Arial"/>
-          <w:b/>
-          <w:i w:val="0"/>
-        </w:rPr>
-        <w:t>Best for:</w:t>
-      </w:r>
-      <w:r>
-        <w:rPr>
-          <w:rFonts w:ascii="Arial" w:hAnsi="Arial"/>
-          <w:b w:val="0"/>
-          <w:i w:val="0"/>
-        </w:rPr>
-        <w:t xml:space="preserve"> Students who love basketball, soccer, tennis, badminton, pickleball, or other net/court games; want to play recreationally forever</w:t>
-      </w:r>
-    </w:p>
-    <w:p>
-      <w:r>
-        <w:rPr>
-          <w:rFonts w:ascii="Arial" w:hAnsi="Arial"/>
-          <w:b/>
-          <w:i w:val="0"/>
-        </w:rPr>
-        <w:t>Structure (same cycle-based as PE 1, but sport-focused):</w:t>
-      </w:r>
-    </w:p>
-    <w:p>
-      <w:pPr>
-        <w:pStyle w:val="ListBullet"/>
-      </w:pPr>
-      <w:r>
-        <w:rPr>
-          <w:rFonts w:ascii="Arial" w:hAnsi="Arial"/>
-          <w:b/>
-          <w:i w:val="0"/>
-        </w:rPr>
-        <w:t>Main Activity:</w:t>
-      </w:r>
-      <w:r>
-        <w:rPr>
-          <w:rFonts w:ascii="Arial" w:hAnsi="Arial"/>
-          <w:b w:val="0"/>
-          <w:i w:val="0"/>
-        </w:rPr>
-        <w:t xml:space="preserve"> Sport of choice (basketball, soccer, tennis, badminton, pickleball, ultimate frisbee)</w:t>
-      </w:r>
-    </w:p>
-    <w:p>
-      <w:pPr>
-        <w:pStyle w:val="ListBullet"/>
-      </w:pPr>
-      <w:r>
-        <w:rPr>
-          <w:rFonts w:ascii="Arial" w:hAnsi="Arial"/>
-          <w:b/>
-          <w:i w:val="0"/>
-        </w:rPr>
-        <w:t>Rotating Stations:</w:t>
-      </w:r>
-      <w:r>
-        <w:rPr>
-          <w:rFonts w:ascii="Arial" w:hAnsi="Arial"/>
-          <w:b w:val="0"/>
-          <w:i w:val="0"/>
-        </w:rPr>
-        <w:t xml:space="preserve"> Sport-specific conditioning, game strategy analysis, wellness tracking</w:t>
-      </w:r>
-    </w:p>
-    <w:p>
-      <w:pPr>
-        <w:pStyle w:val="ListBullet"/>
-      </w:pPr>
-      <w:r>
-        <w:rPr>
-          <w:rFonts w:ascii="Arial" w:hAnsi="Arial"/>
-          <w:b/>
-          <w:i w:val="0"/>
-        </w:rPr>
-        <w:t>Units:</w:t>
-      </w:r>
-      <w:r>
-        <w:rPr>
-          <w:rFonts w:ascii="Arial" w:hAnsi="Arial"/>
-          <w:b w:val="0"/>
-          <w:i w:val="0"/>
-        </w:rPr>
-        <w:t xml:space="preserve"> 4 units, 2 sports per unit (rotate options, students choose)</w:t>
-      </w:r>
-    </w:p>
-    <w:p>
-      <w:pPr>
-        <w:pStyle w:val="ListBullet"/>
-        <w:ind w:left="720"/>
-      </w:pPr>
-      <w:r>
-        <w:rPr>
-          <w:rFonts w:ascii="Arial" w:hAnsi="Arial"/>
-          <w:b w:val="0"/>
-          <w:i w:val="0"/>
-        </w:rPr>
-        <w:t>Unit 1: Basketball Skills &amp; Strategy</w:t>
-      </w:r>
-    </w:p>
-    <w:p>
-      <w:pPr>
-        <w:pStyle w:val="ListBullet"/>
-        <w:ind w:left="720"/>
-      </w:pPr>
-      <w:r>
-        <w:rPr>
-          <w:rFonts w:ascii="Arial" w:hAnsi="Arial"/>
-          <w:b w:val="0"/>
-          <w:i w:val="0"/>
-        </w:rPr>
-        <w:t>Unit 2: Soccer/Futsal Skills &amp; Tactics</w:t>
-      </w:r>
-    </w:p>
-    <w:p>
-      <w:pPr>
-        <w:pStyle w:val="ListBullet"/>
-        <w:ind w:left="720"/>
-      </w:pPr>
-      <w:r>
-        <w:rPr>
-          <w:rFonts w:ascii="Arial" w:hAnsi="Arial"/>
-          <w:b w:val="0"/>
-          <w:i w:val="0"/>
-        </w:rPr>
-        <w:t>Unit 3: Net Games (Tennis, Badminton, Pickleball Fundamentals)</w:t>
-      </w:r>
-    </w:p>
-    <w:p>
-      <w:pPr>
-        <w:pStyle w:val="ListBullet"/>
-        <w:ind w:left="720"/>
-      </w:pPr>
-      <w:r>
-        <w:rPr>
-          <w:rFonts w:ascii="Arial" w:hAnsi="Arial"/>
-          <w:b w:val="0"/>
-          <w:i w:val="0"/>
-        </w:rPr>
-        <w:t>Unit 4: Sport of Choice &amp; Lifetime Play Mindset</w:t>
-      </w:r>
-    </w:p>
-    <w:p>
-      <w:pPr>
-        <w:pStyle w:val="ListBullet"/>
-        <w:ind w:left="720"/>
-      </w:pPr>
-      <w:r>
-        <w:rPr>
-          <w:rFonts w:ascii="Arial" w:hAnsi="Arial"/>
-          <w:b w:val="0"/>
-          <w:i w:val="0"/>
-        </w:rPr>
-        <w:t>Unit 5: Multi-Sport Tournament Design</w:t>
-      </w:r>
-    </w:p>
-    <w:p>
-      <w:pPr>
-        <w:pStyle w:val="ListBullet"/>
-        <w:ind w:left="720"/>
-      </w:pPr>
-      <w:r>
-        <w:rPr>
-          <w:rFonts w:ascii="Arial" w:hAnsi="Arial"/>
-          <w:b w:val="0"/>
-          <w:i w:val="0"/>
-        </w:rPr>
-        <w:t>Unit 6: Coaching &amp; Teaching a Sport</w:t>
-      </w:r>
-    </w:p>
-    <w:p>
-      <w:pPr>
-        <w:pStyle w:val="ListBullet"/>
-        <w:ind w:left="720"/>
-      </w:pPr>
-      <w:r>
-        <w:rPr>
-          <w:rFonts w:ascii="Arial" w:hAnsi="Arial"/>
-          <w:b w:val="0"/>
-          <w:i w:val="0"/>
-        </w:rPr>
-        <w:t>Unit 7: Sport Analytics &amp; Game Strategy Deep Dive</w:t>
-      </w:r>
-    </w:p>
-    <w:p>
-      <w:pPr>
-        <w:pStyle w:val="ListBullet"/>
-        <w:ind w:left="720"/>
-      </w:pPr>
-      <w:r>
-        <w:rPr>
-          <w:rFonts w:ascii="Arial" w:hAnsi="Arial"/>
-          <w:b w:val="0"/>
-          <w:i w:val="0"/>
-        </w:rPr>
-        <w:t>Unit 8: Recreational League Prep (rules, etiquette, lifelong play)</w:t>
-      </w:r>
-    </w:p>
-    <w:p>
-      <w:pPr>
-        <w:pStyle w:val="ListBullet"/>
-        <w:ind w:left="720"/>
-      </w:pPr>
-      <w:r>
-        <w:rPr>
-          <w:rFonts w:ascii="Arial" w:hAnsi="Arial"/>
-          <w:b w:val="0"/>
-          <w:i w:val="0"/>
-        </w:rPr>
-        <w:t>Unit 9: Student-Designed Sport or Tournament</w:t>
-      </w:r>
-    </w:p>
-    <w:p>
-      <w:r>
-        <w:rPr>
-          <w:rFonts w:ascii="Arial" w:hAnsi="Arial"/>
-          <w:b/>
-          <w:i w:val="0"/>
-        </w:rPr>
-        <w:t>Grading:</w:t>
-      </w:r>
-      <w:r>
-        <w:rPr>
-          <w:rFonts w:ascii="Arial" w:hAnsi="Arial"/>
-          <w:b w:val="0"/>
-          <w:i w:val="0"/>
-        </w:rPr>
-        <w:t xml:space="preserve"> Same (35% motor/sport skills, 25% knowledge of strategy/rules, 20% fitness/goal, 20% responsibility)</w:t>
-      </w:r>
-    </w:p>
-    <w:p>
-      <w:pPr>
-        <w:pBdr>
-          <w:bottom w:val="single" w:sz="6" w:space="4" w:color="BBBBBB"/>
-        </w:pBdr>
-      </w:pPr>
-    </w:p>
-    <w:p>
-      <w:pPr>
-        <w:pStyle w:val="Heading2"/>
-      </w:pPr>
-      <w:r>
-        <w:t>ELECTIVE 3: YOGA &amp; WELLNESS (Grades 10-12)</w:t>
-      </w:r>
-    </w:p>
-    <w:p>
-      <w:r>
-        <w:rPr>
-          <w:rFonts w:ascii="Arial" w:hAnsi="Arial"/>
-          <w:b/>
-          <w:i w:val="0"/>
-        </w:rPr>
-        <w:t>Focus:</w:t>
-      </w:r>
-      <w:r>
-        <w:rPr>
-          <w:rFonts w:ascii="Arial" w:hAnsi="Arial"/>
-          <w:b w:val="0"/>
-          <w:i w:val="0"/>
-        </w:rPr>
-        <w:t xml:space="preserve"> Advanced yoga, meditation, nutrition science, sleep optimization, stress management, holistic wellness </w:t>
-      </w:r>
-      <w:r>
-        <w:rPr>
-          <w:rFonts w:ascii="Arial" w:hAnsi="Arial"/>
-          <w:b/>
-          <w:i w:val="0"/>
-        </w:rPr>
-        <w:t>Best for:</w:t>
-      </w:r>
-      <w:r>
-        <w:rPr>
-          <w:rFonts w:ascii="Arial" w:hAnsi="Arial"/>
-          <w:b w:val="0"/>
-          <w:i w:val="0"/>
-        </w:rPr>
-        <w:t xml:space="preserve"> Students interested in mindfulness, mental health, nutrition, or becoming yoga instructors</w:t>
-      </w:r>
-    </w:p>
-    <w:p>
-      <w:r>
-        <w:rPr>
-          <w:rFonts w:ascii="Arial" w:hAnsi="Arial"/>
-          <w:b/>
-          <w:i w:val="0"/>
-        </w:rPr>
-        <w:t>Structure (yoga/wellness-heavy, rotating stations adapted):</w:t>
-      </w:r>
-    </w:p>
-    <w:p>
-      <w:pPr>
-        <w:pStyle w:val="ListBullet"/>
-      </w:pPr>
-      <w:r>
-        <w:rPr>
-          <w:rFonts w:ascii="Arial" w:hAnsi="Arial"/>
-          <w:b/>
-          <w:i w:val="0"/>
-        </w:rPr>
-        <w:t>Main Activity:</w:t>
-      </w:r>
-      <w:r>
-        <w:rPr>
-          <w:rFonts w:ascii="Arial" w:hAnsi="Arial"/>
-          <w:b w:val="0"/>
-          <w:i w:val="0"/>
-        </w:rPr>
-        <w:t xml:space="preserve"> Yoga practice (vinyasa, yin, restorative, power yoga progressions)</w:t>
-      </w:r>
-    </w:p>
-    <w:p>
-      <w:pPr>
-        <w:pStyle w:val="ListBullet"/>
-      </w:pPr>
-      <w:r>
-        <w:rPr>
-          <w:rFonts w:ascii="Arial" w:hAnsi="Arial"/>
-          <w:b/>
-          <w:i w:val="0"/>
-        </w:rPr>
-        <w:t>Rotating Stations:</w:t>
-      </w:r>
-      <w:r>
-        <w:rPr>
-          <w:rFonts w:ascii="Arial" w:hAnsi="Arial"/>
-          <w:b w:val="0"/>
-          <w:i w:val="0"/>
-        </w:rPr>
-        <w:t xml:space="preserve"> Nutrition/meal prep, sleep science, meditation/breathwork, wellness tracking</w:t>
-      </w:r>
-    </w:p>
-    <w:p>
-      <w:pPr>
-        <w:pStyle w:val="ListBullet"/>
-      </w:pPr>
-      <w:r>
-        <w:rPr>
-          <w:rFonts w:ascii="Arial" w:hAnsi="Arial"/>
-          <w:b/>
-          <w:i w:val="0"/>
-        </w:rPr>
-        <w:t>Units:</w:t>
-      </w:r>
-    </w:p>
-    <w:p>
-      <w:pPr>
-        <w:pStyle w:val="ListBullet"/>
-        <w:ind w:left="720"/>
-      </w:pPr>
-      <w:r>
-        <w:rPr>
-          <w:rFonts w:ascii="Arial" w:hAnsi="Arial"/>
-          <w:b w:val="0"/>
-          <w:i w:val="0"/>
-        </w:rPr>
-        <w:t>Unit 1: Yoga Foundations &amp; Flexibility Baseline</w:t>
-      </w:r>
-    </w:p>
-    <w:p>
-      <w:pPr>
-        <w:pStyle w:val="ListBullet"/>
-        <w:ind w:left="720"/>
-      </w:pPr>
-      <w:r>
-        <w:rPr>
-          <w:rFonts w:ascii="Arial" w:hAnsi="Arial"/>
-          <w:b w:val="0"/>
-          <w:i w:val="0"/>
-        </w:rPr>
-        <w:t>Unit 2: Vinyasa Flow &amp; Cardio Yoga</w:t>
-      </w:r>
-    </w:p>
-    <w:p>
-      <w:pPr>
-        <w:pStyle w:val="ListBullet"/>
-        <w:ind w:left="720"/>
-      </w:pPr>
-      <w:r>
-        <w:rPr>
-          <w:rFonts w:ascii="Arial" w:hAnsi="Arial"/>
-          <w:b w:val="0"/>
-          <w:i w:val="0"/>
-        </w:rPr>
-        <w:t>Unit 3: Yin Yoga &amp; Mobility Deep Dive</w:t>
-      </w:r>
-    </w:p>
-    <w:p>
-      <w:pPr>
-        <w:pStyle w:val="ListBullet"/>
-        <w:ind w:left="720"/>
-      </w:pPr>
-      <w:r>
-        <w:rPr>
-          <w:rFonts w:ascii="Arial" w:hAnsi="Arial"/>
-          <w:b w:val="0"/>
-          <w:i w:val="0"/>
-        </w:rPr>
-        <w:t>Unit 4: Breathwork &amp; Meditation Science</w:t>
-      </w:r>
-    </w:p>
-    <w:p>
-      <w:pPr>
-        <w:pStyle w:val="ListBullet"/>
-        <w:ind w:left="720"/>
-      </w:pPr>
-      <w:r>
-        <w:rPr>
-          <w:rFonts w:ascii="Arial" w:hAnsi="Arial"/>
-          <w:b w:val="0"/>
-          <w:i w:val="0"/>
-        </w:rPr>
-        <w:t>Unit 5: Nutrition for Wellness &amp; Athletic Performance</w:t>
-      </w:r>
-    </w:p>
-    <w:p>
-      <w:pPr>
-        <w:pStyle w:val="ListBullet"/>
-        <w:ind w:left="720"/>
-      </w:pPr>
-      <w:r>
-        <w:rPr>
-          <w:rFonts w:ascii="Arial" w:hAnsi="Arial"/>
-          <w:b w:val="0"/>
-          <w:i w:val="0"/>
-        </w:rPr>
-        <w:t>Unit 6: Sleep Science &amp; Circadian Rhythms</w:t>
-      </w:r>
-    </w:p>
-    <w:p>
-      <w:pPr>
-        <w:pStyle w:val="ListBullet"/>
-        <w:ind w:left="720"/>
-      </w:pPr>
-      <w:r>
-        <w:rPr>
-          <w:rFonts w:ascii="Arial" w:hAnsi="Arial"/>
-          <w:b w:val="0"/>
-          <w:i w:val="0"/>
-        </w:rPr>
-        <w:t>Unit 7: Stress Management &amp; Mental Health</w:t>
-      </w:r>
-    </w:p>
-    <w:p>
-      <w:pPr>
-        <w:pStyle w:val="ListBullet"/>
-        <w:ind w:left="720"/>
-      </w:pPr>
-      <w:r>
-        <w:rPr>
-          <w:rFonts w:ascii="Arial" w:hAnsi="Arial"/>
-          <w:b w:val="0"/>
-          <w:i w:val="0"/>
-        </w:rPr>
-        <w:t>Unit 8: Leading &amp; Teaching Yoga to Others</w:t>
-      </w:r>
-    </w:p>
-    <w:p>
-      <w:pPr>
-        <w:pStyle w:val="ListBullet"/>
-        <w:ind w:left="720"/>
-      </w:pPr>
-      <w:r>
-        <w:rPr>
-          <w:rFonts w:ascii="Arial" w:hAnsi="Arial"/>
-          <w:b w:val="0"/>
-          <w:i w:val="0"/>
-        </w:rPr>
-        <w:t>Unit 9: Personal Wellness Program Design</w:t>
-      </w:r>
-    </w:p>
-    <w:p>
-      <w:r>
-        <w:rPr>
-          <w:rFonts w:ascii="Arial" w:hAnsi="Arial"/>
-          <w:b/>
-          <w:i w:val="0"/>
-        </w:rPr>
-        <w:t>Grading:</w:t>
-      </w:r>
-      <w:r>
-        <w:rPr>
-          <w:rFonts w:ascii="Arial" w:hAnsi="Arial"/>
-          <w:b w:val="0"/>
-          <w:i w:val="0"/>
-        </w:rPr>
-        <w:t xml:space="preserve"> Same (35% motor/yoga proficiency, 25% knowledge/concepts, 20% wellness goal pursuit, 20% responsibility)</w:t>
-      </w:r>
-    </w:p>
-    <w:p>
-      <w:pPr>
-        <w:pBdr>
-          <w:bottom w:val="single" w:sz="6" w:space="4" w:color="BBBBBB"/>
-        </w:pBdr>
-      </w:pPr>
-    </w:p>
-    <w:p>
-      <w:pPr>
-        <w:pStyle w:val="Heading2"/>
-      </w:pPr>
-      <w:r>
-        <w:t>ELECTIVE 4: URBAN MOVEMENT &amp; EXPLORATION (Grades 10-12)</w:t>
-      </w:r>
-    </w:p>
-    <w:p>
-      <w:r>
-        <w:rPr>
-          <w:rFonts w:ascii="Arial" w:hAnsi="Arial"/>
-          <w:b/>
-          <w:i w:val="0"/>
-        </w:rPr>
-        <w:t>Focus:</w:t>
-      </w:r>
-      <w:r>
-        <w:rPr>
-          <w:rFonts w:ascii="Arial" w:hAnsi="Arial"/>
-          <w:b w:val="0"/>
-          <w:i w:val="0"/>
-        </w:rPr>
-        <w:t xml:space="preserve"> Running, walking, urban parkour basics, city navigation, adventure fitness, outdoor exploration </w:t>
-      </w:r>
-      <w:r>
-        <w:rPr>
-          <w:rFonts w:ascii="Arial" w:hAnsi="Arial"/>
-          <w:b/>
-          <w:i w:val="0"/>
-        </w:rPr>
-        <w:t>Best for:</w:t>
-      </w:r>
-      <w:r>
-        <w:rPr>
-          <w:rFonts w:ascii="Arial" w:hAnsi="Arial"/>
-          <w:b w:val="0"/>
-          <w:i w:val="0"/>
-        </w:rPr>
-        <w:t xml:space="preserve"> Students who love being outside, exploring Boston, running, or want to try parkour/movement arts</w:t>
-      </w:r>
-    </w:p>
-    <w:p>
-      <w:r>
-        <w:rPr>
-          <w:rFonts w:ascii="Arial" w:hAnsi="Arial"/>
-          <w:b/>
-          <w:i w:val="0"/>
-        </w:rPr>
-        <w:t>Structure (outdoor-heavy, rotating stations adapted):</w:t>
-      </w:r>
-    </w:p>
-    <w:p>
-      <w:pPr>
-        <w:pStyle w:val="ListBullet"/>
-      </w:pPr>
-      <w:r>
-        <w:rPr>
-          <w:rFonts w:ascii="Arial" w:hAnsi="Arial"/>
-          <w:b/>
-          <w:i w:val="0"/>
-        </w:rPr>
-        <w:t>Main Activity:</w:t>
-      </w:r>
-      <w:r>
-        <w:rPr>
-          <w:rFonts w:ascii="Arial" w:hAnsi="Arial"/>
-          <w:b w:val="0"/>
-          <w:i w:val="0"/>
-        </w:rPr>
-        <w:t xml:space="preserve"> Outdoor movement (running, walking, parkour basics, urban exploration)</w:t>
-      </w:r>
-    </w:p>
-    <w:p>
-      <w:pPr>
-        <w:pStyle w:val="ListBullet"/>
-      </w:pPr>
-      <w:r>
-        <w:rPr>
-          <w:rFonts w:ascii="Arial" w:hAnsi="Arial"/>
-          <w:b/>
-          <w:i w:val="0"/>
-        </w:rPr>
-        <w:t>Rotating Stations:</w:t>
-      </w:r>
-      <w:r>
-        <w:rPr>
-          <w:rFonts w:ascii="Arial" w:hAnsi="Arial"/>
-          <w:b w:val="0"/>
-          <w:i w:val="0"/>
-        </w:rPr>
-        <w:t xml:space="preserve"> Agility/footwork circuits, cardio intervals, route planning/navigation, urban fitness lessons</w:t>
-      </w:r>
-    </w:p>
-    <w:p>
-      <w:pPr>
-        <w:pStyle w:val="ListBullet"/>
-      </w:pPr>
-      <w:r>
-        <w:rPr>
-          <w:rFonts w:ascii="Arial" w:hAnsi="Arial"/>
-          <w:b/>
-          <w:i w:val="0"/>
-        </w:rPr>
-        <w:t>Units:</w:t>
-      </w:r>
-    </w:p>
-    <w:p>
-      <w:pPr>
-        <w:pStyle w:val="ListBullet"/>
-        <w:ind w:left="720"/>
-      </w:pPr>
-      <w:r>
-        <w:rPr>
-          <w:rFonts w:ascii="Arial" w:hAnsi="Arial"/>
-          <w:b w:val="0"/>
-          <w:i w:val="0"/>
-        </w:rPr>
-        <w:t>Unit 1: Running Foundations &amp; Pace Assessment</w:t>
-      </w:r>
-    </w:p>
-    <w:p>
-      <w:pPr>
-        <w:pStyle w:val="ListBullet"/>
-        <w:ind w:left="720"/>
-      </w:pPr>
-      <w:r>
-        <w:rPr>
-          <w:rFonts w:ascii="Arial" w:hAnsi="Arial"/>
-          <w:b w:val="0"/>
-          <w:i w:val="0"/>
-        </w:rPr>
-        <w:t>Unit 2: Distance Running &amp; Endurance Building</w:t>
-      </w:r>
-    </w:p>
-    <w:p>
-      <w:pPr>
-        <w:pStyle w:val="ListBullet"/>
-        <w:ind w:left="720"/>
-      </w:pPr>
-      <w:r>
-        <w:rPr>
-          <w:rFonts w:ascii="Arial" w:hAnsi="Arial"/>
-          <w:b w:val="0"/>
-          <w:i w:val="0"/>
-        </w:rPr>
-        <w:t>Unit 3: Interval Training &amp; Speed Work</w:t>
-      </w:r>
-    </w:p>
-    <w:p>
-      <w:pPr>
-        <w:pStyle w:val="ListBullet"/>
-        <w:ind w:left="720"/>
-      </w:pPr>
-      <w:r>
-        <w:rPr>
-          <w:rFonts w:ascii="Arial" w:hAnsi="Arial"/>
-          <w:b w:val="0"/>
-          <w:i w:val="0"/>
-        </w:rPr>
-        <w:t>Unit 4: Urban Exploration &amp; Route Mapping</w:t>
-      </w:r>
-    </w:p>
-    <w:p>
-      <w:pPr>
-        <w:pStyle w:val="ListBullet"/>
-        <w:ind w:left="720"/>
-      </w:pPr>
-      <w:r>
-        <w:rPr>
-          <w:rFonts w:ascii="Arial" w:hAnsi="Arial"/>
-          <w:b w:val="0"/>
-          <w:i w:val="0"/>
-        </w:rPr>
-        <w:t>Unit 5: Parkour Basics &amp; Movement Efficiency</w:t>
-      </w:r>
-    </w:p>
-    <w:p>
-      <w:pPr>
-        <w:pStyle w:val="ListBullet"/>
-        <w:ind w:left="720"/>
-      </w:pPr>
-      <w:r>
-        <w:rPr>
-          <w:rFonts w:ascii="Arial" w:hAnsi="Arial"/>
-          <w:b w:val="0"/>
-          <w:i w:val="0"/>
-        </w:rPr>
-        <w:t>Unit 6: Trail Running &amp; Natural Terrain</w:t>
-      </w:r>
-    </w:p>
-    <w:p>
-      <w:pPr>
-        <w:pStyle w:val="ListBullet"/>
-        <w:ind w:left="720"/>
-      </w:pPr>
-      <w:r>
-        <w:rPr>
-          <w:rFonts w:ascii="Arial" w:hAnsi="Arial"/>
-          <w:b w:val="0"/>
-          <w:i w:val="0"/>
-        </w:rPr>
-        <w:t>Unit 7: Race Preparation &amp; Competition</w:t>
-      </w:r>
-    </w:p>
-    <w:p>
-      <w:pPr>
-        <w:pStyle w:val="ListBullet"/>
-        <w:ind w:left="720"/>
-      </w:pPr>
-      <w:r>
-        <w:rPr>
-          <w:rFonts w:ascii="Arial" w:hAnsi="Arial"/>
-          <w:b w:val="0"/>
-          <w:i w:val="0"/>
-        </w:rPr>
-        <w:t>Unit 8: Running Injuries &amp; Recovery</w:t>
-      </w:r>
-    </w:p>
-    <w:p>
-      <w:pPr>
-        <w:pStyle w:val="ListBullet"/>
-        <w:ind w:left="720"/>
-      </w:pPr>
-      <w:r>
-        <w:rPr>
-          <w:rFonts w:ascii="Arial" w:hAnsi="Arial"/>
-          <w:b w:val="0"/>
-          <w:i w:val="0"/>
-        </w:rPr>
-        <w:t>Unit 9: Lifetime Running &amp; Adventure Planning</w:t>
-      </w:r>
-    </w:p>
-    <w:p>
-      <w:r>
-        <w:rPr>
-          <w:rFonts w:ascii="Arial" w:hAnsi="Arial"/>
-          <w:b/>
-          <w:i w:val="0"/>
-        </w:rPr>
-        <w:t>Grading:</w:t>
-      </w:r>
-      <w:r>
-        <w:rPr>
-          <w:rFonts w:ascii="Arial" w:hAnsi="Arial"/>
-          <w:b w:val="0"/>
-          <w:i w:val="0"/>
-        </w:rPr>
-        <w:t xml:space="preserve"> Same (35% motor/running skills, 25% knowledge/pacing/strategy, 20% fitness/goal, 20% responsibility)</w:t>
-      </w:r>
-    </w:p>
-    <w:p>
-      <w:pPr>
-        <w:pBdr>
-          <w:bottom w:val="single" w:sz="6" w:space="4" w:color="BBBBBB"/>
-        </w:pBdr>
-      </w:pPr>
-    </w:p>
-    <w:p>
-      <w:pPr>
-        <w:pStyle w:val="Heading2"/>
-      </w:pPr>
-      <w:r>
-        <w:t>ELECTIVE 5: STUDENT-DESIGNED PROGRAM (Grades 10-12)</w:t>
-      </w:r>
-    </w:p>
-    <w:p>
-      <w:r>
-        <w:rPr>
-          <w:rFonts w:ascii="Arial" w:hAnsi="Arial"/>
-          <w:b/>
-          <w:i w:val="0"/>
-        </w:rPr>
-        <w:t>Focus:</w:t>
-      </w:r>
-      <w:r>
-        <w:rPr>
-          <w:rFonts w:ascii="Arial" w:hAnsi="Arial"/>
-          <w:b w:val="0"/>
-          <w:i w:val="0"/>
-        </w:rPr>
-        <w:t xml:space="preserve"> Design your own fitness/wellness pursuit aligned to YOUR goals </w:t>
-      </w:r>
-      <w:r>
-        <w:rPr>
-          <w:rFonts w:ascii="Arial" w:hAnsi="Arial"/>
-          <w:b/>
-          <w:i w:val="0"/>
-        </w:rPr>
-        <w:t>Best for:</w:t>
-      </w:r>
-      <w:r>
-        <w:rPr>
-          <w:rFonts w:ascii="Arial" w:hAnsi="Arial"/>
-          <w:b w:val="0"/>
-          <w:i w:val="0"/>
-        </w:rPr>
-        <w:t xml:space="preserve"> Students with specific fitness goals, sports training needs, or interests not listed above</w:t>
-      </w:r>
-    </w:p>
-    <w:p>
-      <w:r>
-        <w:rPr>
-          <w:rFonts w:ascii="Arial" w:hAnsi="Arial"/>
-          <w:b/>
-          <w:i w:val="0"/>
-        </w:rPr>
-        <w:t>Structure (student-led design):</w:t>
-      </w:r>
-    </w:p>
-    <w:p>
-      <w:pPr>
-        <w:pStyle w:val="ListBullet"/>
-      </w:pPr>
-      <w:r>
-        <w:rPr>
-          <w:rFonts w:ascii="Arial" w:hAnsi="Arial"/>
-          <w:b/>
-          <w:i w:val="0"/>
-        </w:rPr>
-        <w:t>Process:</w:t>
-      </w:r>
-    </w:p>
-    <w:p>
-      <w:pPr>
-        <w:pStyle w:val="ListBullet"/>
-        <w:ind w:left="720"/>
-      </w:pPr>
-      <w:r>
-        <w:rPr>
-          <w:rFonts w:ascii="Arial" w:hAnsi="Arial"/>
-          <w:b w:val="0"/>
-          <w:i w:val="0"/>
-        </w:rPr>
-        <w:t>Meet with teacher: Define your goal, design your program, set success metrics</w:t>
-      </w:r>
-    </w:p>
-    <w:p>
-      <w:pPr>
-        <w:pStyle w:val="ListBullet"/>
-        <w:ind w:left="720"/>
-      </w:pPr>
-      <w:r>
-        <w:rPr>
-          <w:rFonts w:ascii="Arial" w:hAnsi="Arial"/>
-          <w:b w:val="0"/>
-          <w:i w:val="0"/>
-        </w:rPr>
-        <w:t>Execute: Practice your program (8 weeks)</w:t>
-      </w:r>
-    </w:p>
-    <w:p>
-      <w:pPr>
-        <w:pStyle w:val="ListBullet"/>
-        <w:ind w:left="720"/>
-      </w:pPr>
-      <w:r>
-        <w:rPr>
-          <w:rFonts w:ascii="Arial" w:hAnsi="Arial"/>
-          <w:b w:val="0"/>
-          <w:i w:val="0"/>
-        </w:rPr>
-        <w:t>Track: Log progress, measure improvements</w:t>
-      </w:r>
-    </w:p>
-    <w:p>
-      <w:pPr>
-        <w:pStyle w:val="ListBullet"/>
-        <w:ind w:left="720"/>
-      </w:pPr>
-      <w:r>
-        <w:rPr>
-          <w:rFonts w:ascii="Arial" w:hAnsi="Arial"/>
-          <w:b w:val="0"/>
-          <w:i w:val="0"/>
-        </w:rPr>
-        <w:t>Reflect: Document learning and growth</w:t>
-      </w:r>
-    </w:p>
-    <w:p>
-      <w:pPr>
-        <w:pStyle w:val="ListBullet"/>
-      </w:pPr>
-      <w:r>
-        <w:rPr>
-          <w:rFonts w:ascii="Arial" w:hAnsi="Arial"/>
-          <w:b/>
-          <w:i w:val="0"/>
-        </w:rPr>
-        <w:t>Example Programs:</w:t>
-      </w:r>
-    </w:p>
-    <w:p>
-      <w:pPr>
-        <w:pStyle w:val="ListBullet"/>
-        <w:ind w:left="720"/>
-      </w:pPr>
-      <w:r>
-        <w:rPr>
-          <w:rFonts w:ascii="Arial" w:hAnsi="Arial"/>
-          <w:b w:val="0"/>
-          <w:i w:val="0"/>
-        </w:rPr>
-        <w:t>Training for a specific sport (football, volleyball, martial arts)</w:t>
-      </w:r>
-    </w:p>
-    <w:p>
-      <w:pPr>
-        <w:pStyle w:val="ListBullet"/>
-        <w:ind w:left="720"/>
-      </w:pPr>
-      <w:r>
-        <w:rPr>
-          <w:rFonts w:ascii="Arial" w:hAnsi="Arial"/>
-          <w:b w:val="0"/>
-          <w:i w:val="0"/>
-        </w:rPr>
-        <w:t>Preparing for a race or athletic event</w:t>
-      </w:r>
-    </w:p>
-    <w:p>
-      <w:pPr>
-        <w:pStyle w:val="ListBullet"/>
-        <w:ind w:left="720"/>
-      </w:pPr>
-      <w:r>
-        <w:rPr>
-          <w:rFonts w:ascii="Arial" w:hAnsi="Arial"/>
-          <w:b w:val="0"/>
-          <w:i w:val="0"/>
-        </w:rPr>
-        <w:t>Bodybuilding or aesthetic fitness</w:t>
-      </w:r>
-    </w:p>
-    <w:p>
-      <w:pPr>
-        <w:pStyle w:val="ListBullet"/>
-        <w:ind w:left="720"/>
-      </w:pPr>
-      <w:r>
-        <w:rPr>
-          <w:rFonts w:ascii="Arial" w:hAnsi="Arial"/>
-          <w:b w:val="0"/>
-          <w:i w:val="0"/>
-        </w:rPr>
-        <w:t>Dance or movement arts</w:t>
-      </w:r>
-    </w:p>
-    <w:p>
-      <w:pPr>
-        <w:pStyle w:val="ListBullet"/>
-        <w:ind w:left="720"/>
-      </w:pPr>
-      <w:r>
-        <w:rPr>
-          <w:rFonts w:ascii="Arial" w:hAnsi="Arial"/>
-          <w:b w:val="0"/>
-          <w:i w:val="0"/>
-        </w:rPr>
-        <w:t>Rock climbing or bouldering</w:t>
-      </w:r>
-    </w:p>
-    <w:p>
-      <w:pPr>
-        <w:pStyle w:val="ListBullet"/>
-        <w:ind w:left="720"/>
-      </w:pPr>
-      <w:r>
-        <w:rPr>
-          <w:rFonts w:ascii="Arial" w:hAnsi="Arial"/>
-          <w:b w:val="0"/>
-          <w:i w:val="0"/>
-        </w:rPr>
-        <w:t>Martial arts progression</w:t>
-      </w:r>
-    </w:p>
-    <w:p>
-      <w:r>
-        <w:rPr>
-          <w:rFonts w:ascii="Arial" w:hAnsi="Arial"/>
-          <w:b/>
-          <w:i w:val="0"/>
-        </w:rPr>
-        <w:t>Grading:</w:t>
-      </w:r>
-      <w:r>
-        <w:rPr>
-          <w:rFonts w:ascii="Arial" w:hAnsi="Arial"/>
-          <w:b w:val="0"/>
-          <w:i w:val="0"/>
-        </w:rPr>
-        <w:t xml:space="preserve"> Same (35% skill/goal progress, 25% knowledge of your program, 20% fitness/goal achievement, 20% responsibility/consistency)</w:t>
+        <w:t xml:space="preserve"> When we go outside, we stay on school grounds: the courts and the space around the building. A walking route in the neighborhood only happens with a signed permission slip on file and a set route.</w:t>
       </w:r>
     </w:p>
     <w:p>
@@ -1896,15 +1520,711 @@
         <w:pStyle w:val="Heading1"/>
       </w:pPr>
       <w:r>
-        <w:t>GRADING SYSTEM (SAME AS PE 1)</w:t>
+        <w:t>Health in this course: the Health Station</w:t>
+      </w:r>
+    </w:p>
+    <w:p>
+      <w:r>
+        <w:rPr>
+          <w:rFonts w:ascii="Arial" w:hAnsi="Arial"/>
+          <w:b w:val="0"/>
+          <w:i w:val="0"/>
+        </w:rPr>
+        <w:t>Health is part of every class, not an extra. Every student rotates through the Health Station every class.</w:t>
       </w:r>
     </w:p>
     <w:p>
       <w:pPr>
-        <w:pStyle w:val="Heading2"/>
+        <w:pStyle w:val="ListBullet"/>
       </w:pPr>
       <w:r>
-        <w:t>Component Breakdown</w:t>
+        <w:rPr>
+          <w:rFonts w:ascii="Arial" w:hAnsi="Arial"/>
+          <w:b/>
+          <w:i w:val="0"/>
+        </w:rPr>
+        <w:t>Nearpod:</w:t>
+      </w:r>
+      <w:r>
+        <w:rPr>
+          <w:rFonts w:ascii="Arial" w:hAnsi="Arial"/>
+          <w:b w:val="0"/>
+          <w:i w:val="0"/>
+        </w:rPr>
+        <w:t xml:space="preserve"> interactive health lessons with questions you answer as you go.</w:t>
+      </w:r>
+    </w:p>
+    <w:p>
+      <w:pPr>
+        <w:pStyle w:val="ListBullet"/>
+      </w:pPr>
+      <w:r>
+        <w:rPr>
+          <w:rFonts w:ascii="Arial" w:hAnsi="Arial"/>
+          <w:b/>
+          <w:i w:val="0"/>
+        </w:rPr>
+        <w:t>EVERFI:</w:t>
+      </w:r>
+      <w:r>
+        <w:rPr>
+          <w:rFonts w:ascii="Arial" w:hAnsi="Arial"/>
+          <w:b w:val="0"/>
+          <w:i w:val="0"/>
+        </w:rPr>
+        <w:t xml:space="preserve"> self-paced digital modules on topics like mental wellness, nutrition, and making healthy decisions.</w:t>
+      </w:r>
+    </w:p>
+    <w:p>
+      <w:pPr>
+        <w:pStyle w:val="ListBullet"/>
+      </w:pPr>
+      <w:r>
+        <w:rPr>
+          <w:rFonts w:ascii="Arial" w:hAnsi="Arial"/>
+          <w:b/>
+          <w:i w:val="0"/>
+        </w:rPr>
+        <w:t>Self-guided lessons:</w:t>
+      </w:r>
+      <w:r>
+        <w:rPr>
+          <w:rFonts w:ascii="Arial" w:hAnsi="Arial"/>
+          <w:b w:val="0"/>
+          <w:i w:val="0"/>
+        </w:rPr>
+        <w:t xml:space="preserve"> short readings, videos, and tasks in Google Classroom, connected to what we are doing in PE that week.</w:t>
+      </w:r>
+    </w:p>
+    <w:p>
+      <w:pPr>
+        <w:pStyle w:val="ListBullet"/>
+      </w:pPr>
+      <w:r>
+        <w:rPr>
+          <w:rFonts w:ascii="Arial" w:hAnsi="Arial"/>
+          <w:b/>
+          <w:i w:val="0"/>
+        </w:rPr>
+        <w:t>Project-based learning:</w:t>
+      </w:r>
+      <w:r>
+        <w:rPr>
+          <w:rFonts w:ascii="Arial" w:hAnsi="Arial"/>
+          <w:b w:val="0"/>
+          <w:i w:val="0"/>
+        </w:rPr>
+        <w:t xml:space="preserve"> each unit's Health Station work builds toward the unit capstone, which joins your health learning and your PE learning.</w:t>
+      </w:r>
+    </w:p>
+    <w:p>
+      <w:r>
+        <w:rPr>
+          <w:rFonts w:ascii="Arial" w:hAnsi="Arial"/>
+          <w:b w:val="0"/>
+          <w:i w:val="0"/>
+        </w:rPr>
+        <w:t>Topics follow the units: heart health and pacing, nutrition and fueling, sleep and recovery, supplements and advertising, stress and mental health. Students told us on the September survey that nutrition is the topic they know least about, so it shows up in more than one unit.</w:t>
+      </w:r>
+    </w:p>
+    <w:p>
+      <w:r>
+        <w:rPr>
+          <w:rFonts w:ascii="Arial" w:hAnsi="Arial"/>
+          <w:b w:val="0"/>
+          <w:i w:val="0"/>
+        </w:rPr>
+        <w:t>This course is PE with health built in. It does not replace the separate Health Education course required for graduation, and sexual health is not taught in this class.</w:t>
+      </w:r>
+    </w:p>
+    <w:p>
+      <w:pPr>
+        <w:pBdr>
+          <w:bottom w:val="single" w:sz="6" w:space="4" w:color="BBBBBB"/>
+        </w:pBdr>
+      </w:pPr>
+    </w:p>
+    <w:p>
+      <w:pPr>
+        <w:pStyle w:val="Heading1"/>
+      </w:pPr>
+      <w:r>
+        <w:t>Standards</w:t>
+      </w:r>
+    </w:p>
+    <w:p>
+      <w:pPr>
+        <w:pStyle w:val="ListBullet"/>
+      </w:pPr>
+      <w:r>
+        <w:rPr>
+          <w:rFonts w:ascii="Arial" w:hAnsi="Arial"/>
+          <w:b/>
+          <w:i w:val="0"/>
+        </w:rPr>
+        <w:t>SHAPE America National PE Standards (2024).</w:t>
+      </w:r>
+      <w:r>
+        <w:rPr>
+          <w:rFonts w:ascii="Arial" w:hAnsi="Arial"/>
+          <w:b w:val="0"/>
+          <w:i w:val="0"/>
+        </w:rPr>
+        <w:t xml:space="preserve"> Four standards: (1) develops a variety of motor skills; (2) applies knowledge related to movement and fitness concepts; (3) develops social skills through movement; (4) develops personal skills, identifies personal benefits of movement, and chooses to engage in physical activity.</w:t>
+      </w:r>
+    </w:p>
+    <w:p>
+      <w:pPr>
+        <w:pStyle w:val="ListBullet"/>
+      </w:pPr>
+      <w:r>
+        <w:rPr>
+          <w:rFonts w:ascii="Arial" w:hAnsi="Arial"/>
+          <w:b/>
+          <w:i w:val="0"/>
+        </w:rPr>
+        <w:t>Massachusetts Comprehensive Health and Physical Education Framework (2023).</w:t>
+      </w:r>
+      <w:r>
+        <w:rPr>
+          <w:rFonts w:ascii="Arial" w:hAnsi="Arial"/>
+          <w:b w:val="0"/>
+          <w:i w:val="0"/>
+        </w:rPr>
+        <w:t xml:space="preserve"> We use its practices: decision-making, self-management and goal setting, social awareness and communication, movement skills, analyzing influences, finding reliable information, and advocacy.</w:t>
+      </w:r>
+    </w:p>
+    <w:p>
+      <w:pPr>
+        <w:pStyle w:val="ListBullet"/>
+      </w:pPr>
+      <w:r>
+        <w:rPr>
+          <w:rFonts w:ascii="Arial" w:hAnsi="Arial"/>
+          <w:b/>
+          <w:i w:val="0"/>
+        </w:rPr>
+        <w:t>Boston Public Schools PE Framework.</w:t>
+      </w:r>
+      <w:r>
+        <w:rPr>
+          <w:rFonts w:ascii="Arial" w:hAnsi="Arial"/>
+          <w:b w:val="0"/>
+          <w:i w:val="0"/>
+        </w:rPr>
+        <w:t xml:space="preserve"> Movement skills, health-related fitness, personal and social skills, and lifelong physical activity.</w:t>
+      </w:r>
+    </w:p>
+    <w:p>
+      <w:pPr>
+        <w:pStyle w:val="ListBullet"/>
+      </w:pPr>
+      <w:r>
+        <w:rPr>
+          <w:rFonts w:ascii="Arial" w:hAnsi="Arial"/>
+          <w:b/>
+          <w:i w:val="0"/>
+        </w:rPr>
+        <w:t>WIDA English Language Development Standards.</w:t>
+      </w:r>
+      <w:r>
+        <w:rPr>
+          <w:rFonts w:ascii="Arial" w:hAnsi="Arial"/>
+          <w:b w:val="0"/>
+          <w:i w:val="0"/>
+        </w:rPr>
+        <w:t xml:space="preserve"> Every lesson has a language goal and a sentence frame for students learning English.</w:t>
+      </w:r>
+    </w:p>
+    <w:p>
+      <w:pPr>
+        <w:pBdr>
+          <w:bottom w:val="single" w:sz="6" w:space="4" w:color="BBBBBB"/>
+        </w:pBdr>
+      </w:pPr>
+    </w:p>
+    <w:p>
+      <w:pPr>
+        <w:pStyle w:val="Heading1"/>
+      </w:pPr>
+      <w:r>
+        <w:t>How grades work</w:t>
+      </w:r>
+    </w:p>
+    <w:p>
+      <w:r>
+        <w:rPr>
+          <w:rFonts w:ascii="Arial" w:hAnsi="Arial"/>
+          <w:b w:val="0"/>
+          <w:i w:val="0"/>
+        </w:rPr>
+        <w:t xml:space="preserve">Your grade reflects </w:t>
+      </w:r>
+      <w:r>
+        <w:rPr>
+          <w:rFonts w:ascii="Arial" w:hAnsi="Arial"/>
+          <w:b/>
+          <w:i w:val="0"/>
+        </w:rPr>
+        <w:t>what you can do and what you know.</w:t>
+      </w:r>
+      <w:r>
+        <w:rPr>
+          <w:rFonts w:ascii="Arial" w:hAnsi="Arial"/>
+          <w:b w:val="0"/>
+          <w:i w:val="0"/>
+        </w:rPr>
+        <w:t xml:space="preserve"> Scores are 1 to 4.</w:t>
+      </w:r>
+    </w:p>
+    <w:tbl>
+      <w:tblPr>
+        <w:tblStyle w:val="TableGrid"/>
+        <w:tblW w:type="auto" w:w="0"/>
+        <w:jc w:val="center"/>
+        <w:tblLook w:firstColumn="1" w:firstRow="1" w:lastColumn="0" w:lastRow="0" w:noHBand="0" w:noVBand="1" w:val="04A0"/>
+      </w:tblPr>
+      <w:tblGrid>
+        <w:gridCol w:w="2340"/>
+        <w:gridCol w:w="2340"/>
+        <w:gridCol w:w="2340"/>
+        <w:gridCol w:w="2340"/>
+      </w:tblGrid>
+      <w:tr>
+        <w:tc>
+          <w:tcPr>
+            <w:tcW w:type="dxa" w:w="2340"/>
+            <w:shd w:val="clear" w:fill="0D5E42"/>
+          </w:tcPr>
+          <w:p>
+            <w:pPr>
+              <w:spacing w:after="40"/>
+            </w:pPr>
+            <w:r>
+              <w:rPr>
+                <w:rFonts w:ascii="Arial" w:hAnsi="Arial"/>
+                <w:b/>
+                <w:i w:val="0"/>
+                <w:color w:val="FFFFFF"/>
+                <w:sz w:val="21"/>
+              </w:rPr>
+              <w:t>Part</w:t>
+            </w:r>
+          </w:p>
+        </w:tc>
+        <w:tc>
+          <w:tcPr>
+            <w:tcW w:type="dxa" w:w="2340"/>
+            <w:shd w:val="clear" w:fill="0D5E42"/>
+          </w:tcPr>
+          <w:p>
+            <w:pPr>
+              <w:spacing w:after="40"/>
+            </w:pPr>
+            <w:r>
+              <w:rPr>
+                <w:rFonts w:ascii="Arial" w:hAnsi="Arial"/>
+                <w:b/>
+                <w:i w:val="0"/>
+                <w:color w:val="FFFFFF"/>
+                <w:sz w:val="21"/>
+              </w:rPr>
+              <w:t>Weight</w:t>
+            </w:r>
+          </w:p>
+        </w:tc>
+        <w:tc>
+          <w:tcPr>
+            <w:tcW w:type="dxa" w:w="2340"/>
+            <w:shd w:val="clear" w:fill="0D5E42"/>
+          </w:tcPr>
+          <w:p>
+            <w:pPr>
+              <w:spacing w:after="40"/>
+            </w:pPr>
+            <w:r>
+              <w:rPr>
+                <w:rFonts w:ascii="Arial" w:hAnsi="Arial"/>
+                <w:b/>
+                <w:i w:val="0"/>
+                <w:color w:val="FFFFFF"/>
+                <w:sz w:val="21"/>
+              </w:rPr>
+              <w:t>What it measures</w:t>
+            </w:r>
+          </w:p>
+        </w:tc>
+        <w:tc>
+          <w:tcPr>
+            <w:tcW w:type="dxa" w:w="2340"/>
+            <w:shd w:val="clear" w:fill="0D5E42"/>
+          </w:tcPr>
+          <w:p>
+            <w:pPr>
+              <w:spacing w:after="40"/>
+            </w:pPr>
+            <w:r>
+              <w:rPr>
+                <w:rFonts w:ascii="Arial" w:hAnsi="Arial"/>
+                <w:b/>
+                <w:i w:val="0"/>
+                <w:color w:val="FFFFFF"/>
+                <w:sz w:val="21"/>
+              </w:rPr>
+              <w:t>How it is scored</w:t>
+            </w:r>
+          </w:p>
+        </w:tc>
+      </w:tr>
+      <w:tr>
+        <w:tc>
+          <w:tcPr>
+            <w:tcW w:type="dxa" w:w="2340"/>
+          </w:tcPr>
+          <w:p>
+            <w:pPr>
+              <w:spacing w:after="40"/>
+            </w:pPr>
+            <w:r>
+              <w:rPr>
+                <w:rFonts w:ascii="Arial" w:hAnsi="Arial"/>
+                <w:b/>
+                <w:i w:val="0"/>
+                <w:sz w:val="21"/>
+              </w:rPr>
+              <w:t>Motor Skills</w:t>
+            </w:r>
+          </w:p>
+        </w:tc>
+        <w:tc>
+          <w:tcPr>
+            <w:tcW w:type="dxa" w:w="2340"/>
+          </w:tcPr>
+          <w:p>
+            <w:pPr>
+              <w:spacing w:after="40"/>
+            </w:pPr>
+            <w:r>
+              <w:rPr>
+                <w:rFonts w:ascii="Arial" w:hAnsi="Arial"/>
+                <w:b w:val="0"/>
+                <w:i w:val="0"/>
+                <w:sz w:val="21"/>
+              </w:rPr>
+              <w:t>35%</w:t>
+            </w:r>
+          </w:p>
+        </w:tc>
+        <w:tc>
+          <w:tcPr>
+            <w:tcW w:type="dxa" w:w="2340"/>
+          </w:tcPr>
+          <w:p>
+            <w:pPr>
+              <w:spacing w:after="40"/>
+            </w:pPr>
+            <w:r>
+              <w:rPr>
+                <w:rFonts w:ascii="Arial" w:hAnsi="Arial"/>
+                <w:b w:val="0"/>
+                <w:i w:val="0"/>
+                <w:sz w:val="21"/>
+              </w:rPr>
+              <w:t>Can you show the unit's main skill with control and good form?</w:t>
+            </w:r>
+          </w:p>
+        </w:tc>
+        <w:tc>
+          <w:tcPr>
+            <w:tcW w:type="dxa" w:w="2340"/>
+          </w:tcPr>
+          <w:p>
+            <w:pPr>
+              <w:spacing w:after="40"/>
+            </w:pPr>
+            <w:r>
+              <w:rPr>
+                <w:rFonts w:ascii="Arial" w:hAnsi="Arial"/>
+                <w:b w:val="0"/>
+                <w:i w:val="0"/>
+                <w:sz w:val="21"/>
+              </w:rPr>
+              <w:t>A skill check in the Feature, scored by Mr. English on a 1 to 4 rubric</w:t>
+            </w:r>
+          </w:p>
+        </w:tc>
+      </w:tr>
+      <w:tr>
+        <w:tc>
+          <w:tcPr>
+            <w:tcW w:type="dxa" w:w="2340"/>
+            <w:shd w:val="clear" w:fill="E8F5E9"/>
+          </w:tcPr>
+          <w:p>
+            <w:pPr>
+              <w:spacing w:after="40"/>
+            </w:pPr>
+            <w:r>
+              <w:rPr>
+                <w:rFonts w:ascii="Arial" w:hAnsi="Arial"/>
+                <w:b/>
+                <w:i w:val="0"/>
+                <w:sz w:val="21"/>
+              </w:rPr>
+              <w:t>Knowledge</w:t>
+            </w:r>
+          </w:p>
+        </w:tc>
+        <w:tc>
+          <w:tcPr>
+            <w:tcW w:type="dxa" w:w="2340"/>
+            <w:shd w:val="clear" w:fill="E8F5E9"/>
+          </w:tcPr>
+          <w:p>
+            <w:pPr>
+              <w:spacing w:after="40"/>
+            </w:pPr>
+            <w:r>
+              <w:rPr>
+                <w:rFonts w:ascii="Arial" w:hAnsi="Arial"/>
+                <w:b w:val="0"/>
+                <w:i w:val="0"/>
+                <w:sz w:val="21"/>
+              </w:rPr>
+              <w:t>25%</w:t>
+            </w:r>
+          </w:p>
+        </w:tc>
+        <w:tc>
+          <w:tcPr>
+            <w:tcW w:type="dxa" w:w="2340"/>
+            <w:shd w:val="clear" w:fill="E8F5E9"/>
+          </w:tcPr>
+          <w:p>
+            <w:pPr>
+              <w:spacing w:after="40"/>
+            </w:pPr>
+            <w:r>
+              <w:rPr>
+                <w:rFonts w:ascii="Arial" w:hAnsi="Arial"/>
+                <w:b w:val="0"/>
+                <w:i w:val="0"/>
+                <w:sz w:val="21"/>
+              </w:rPr>
+              <w:t>Do you understand the health and fitness ideas of the unit?</w:t>
+            </w:r>
+          </w:p>
+        </w:tc>
+        <w:tc>
+          <w:tcPr>
+            <w:tcW w:type="dxa" w:w="2340"/>
+            <w:shd w:val="clear" w:fill="E8F5E9"/>
+          </w:tcPr>
+          <w:p>
+            <w:pPr>
+              <w:spacing w:after="40"/>
+            </w:pPr>
+            <w:r>
+              <w:rPr>
+                <w:rFonts w:ascii="Arial" w:hAnsi="Arial"/>
+                <w:b w:val="0"/>
+                <w:i w:val="0"/>
+                <w:sz w:val="21"/>
+              </w:rPr>
+              <w:t>Your Health Station work: Nearpod and EVERFI checks, and your project. You can write, speak, draw, or record</w:t>
+            </w:r>
+          </w:p>
+        </w:tc>
+      </w:tr>
+      <w:tr>
+        <w:tc>
+          <w:tcPr>
+            <w:tcW w:type="dxa" w:w="2340"/>
+          </w:tcPr>
+          <w:p>
+            <w:pPr>
+              <w:spacing w:after="40"/>
+            </w:pPr>
+            <w:r>
+              <w:rPr>
+                <w:rFonts w:ascii="Arial" w:hAnsi="Arial"/>
+                <w:b/>
+                <w:i w:val="0"/>
+                <w:sz w:val="21"/>
+              </w:rPr>
+              <w:t>Fitness Goal</w:t>
+            </w:r>
+          </w:p>
+        </w:tc>
+        <w:tc>
+          <w:tcPr>
+            <w:tcW w:type="dxa" w:w="2340"/>
+          </w:tcPr>
+          <w:p>
+            <w:pPr>
+              <w:spacing w:after="40"/>
+            </w:pPr>
+            <w:r>
+              <w:rPr>
+                <w:rFonts w:ascii="Arial" w:hAnsi="Arial"/>
+                <w:b w:val="0"/>
+                <w:i w:val="0"/>
+                <w:sz w:val="21"/>
+              </w:rPr>
+              <w:t>20%</w:t>
+            </w:r>
+          </w:p>
+        </w:tc>
+        <w:tc>
+          <w:tcPr>
+            <w:tcW w:type="dxa" w:w="2340"/>
+          </w:tcPr>
+          <w:p>
+            <w:pPr>
+              <w:spacing w:after="40"/>
+            </w:pPr>
+            <w:r>
+              <w:rPr>
+                <w:rFonts w:ascii="Arial" w:hAnsi="Arial"/>
+                <w:b w:val="0"/>
+                <w:i w:val="0"/>
+                <w:sz w:val="21"/>
+              </w:rPr>
+              <w:t>Can you plan, track, and adjust your own training?</w:t>
+            </w:r>
+          </w:p>
+        </w:tc>
+        <w:tc>
+          <w:tcPr>
+            <w:tcW w:type="dxa" w:w="2340"/>
+          </w:tcPr>
+          <w:p>
+            <w:pPr>
+              <w:spacing w:after="40"/>
+            </w:pPr>
+            <w:r>
+              <w:rPr>
+                <w:rFonts w:ascii="Arial" w:hAnsi="Arial"/>
+                <w:b w:val="0"/>
+                <w:i w:val="0"/>
+                <w:sz w:val="21"/>
+              </w:rPr>
+              <w:t xml:space="preserve">Your process: baseline recorded, SMART goal written, log kept, plan adjusted, retest and reflection. </w:t>
+            </w:r>
+            <w:r>
+              <w:rPr>
+                <w:rFonts w:ascii="Arial" w:hAnsi="Arial"/>
+                <w:b/>
+                <w:i w:val="0"/>
+                <w:sz w:val="21"/>
+              </w:rPr>
+              <w:t>You are not graded on how much you improve.</w:t>
+            </w:r>
+          </w:p>
+        </w:tc>
+      </w:tr>
+      <w:tr>
+        <w:tc>
+          <w:tcPr>
+            <w:tcW w:type="dxa" w:w="2340"/>
+            <w:shd w:val="clear" w:fill="E8F5E9"/>
+          </w:tcPr>
+          <w:p>
+            <w:pPr>
+              <w:spacing w:after="40"/>
+            </w:pPr>
+            <w:r>
+              <w:rPr>
+                <w:rFonts w:ascii="Arial" w:hAnsi="Arial"/>
+                <w:b/>
+                <w:i w:val="0"/>
+                <w:sz w:val="21"/>
+              </w:rPr>
+              <w:t>Personal Responsibility</w:t>
+            </w:r>
+          </w:p>
+        </w:tc>
+        <w:tc>
+          <w:tcPr>
+            <w:tcW w:type="dxa" w:w="2340"/>
+            <w:shd w:val="clear" w:fill="E8F5E9"/>
+          </w:tcPr>
+          <w:p>
+            <w:pPr>
+              <w:spacing w:after="40"/>
+            </w:pPr>
+            <w:r>
+              <w:rPr>
+                <w:rFonts w:ascii="Arial" w:hAnsi="Arial"/>
+                <w:b w:val="0"/>
+                <w:i w:val="0"/>
+                <w:sz w:val="21"/>
+              </w:rPr>
+              <w:t>20%</w:t>
+            </w:r>
+          </w:p>
+        </w:tc>
+        <w:tc>
+          <w:tcPr>
+            <w:tcW w:type="dxa" w:w="2340"/>
+            <w:shd w:val="clear" w:fill="E8F5E9"/>
+          </w:tcPr>
+          <w:p>
+            <w:pPr>
+              <w:spacing w:after="40"/>
+            </w:pPr>
+            <w:r>
+              <w:rPr>
+                <w:rFonts w:ascii="Arial" w:hAnsi="Arial"/>
+                <w:b w:val="0"/>
+                <w:i w:val="0"/>
+                <w:sz w:val="21"/>
+              </w:rPr>
+              <w:t>Do you keep yourself and others safe and help the class work?</w:t>
+            </w:r>
+          </w:p>
+        </w:tc>
+        <w:tc>
+          <w:tcPr>
+            <w:tcW w:type="dxa" w:w="2340"/>
+            <w:shd w:val="clear" w:fill="E8F5E9"/>
+          </w:tcPr>
+          <w:p>
+            <w:pPr>
+              <w:spacing w:after="40"/>
+            </w:pPr>
+            <w:r>
+              <w:rPr>
+                <w:rFonts w:ascii="Arial" w:hAnsi="Arial"/>
+                <w:b w:val="0"/>
+                <w:i w:val="0"/>
+                <w:sz w:val="21"/>
+              </w:rPr>
+              <w:t>What Mr. English sees: following safety rules, caring for equipment, doing your class role, giving useful feedback, completing every station</w:t>
+            </w:r>
+          </w:p>
+        </w:tc>
+      </w:tr>
+    </w:tbl>
+    <w:p>
+      <w:pPr>
+        <w:spacing w:after="0" w:line="240" w:lineRule="auto"/>
+      </w:pPr>
+      <w:r>
+        <w:rPr>
+          <w:sz w:val="8"/>
+        </w:rPr>
+        <w:t xml:space="preserve"> </w:t>
+      </w:r>
+    </w:p>
+    <w:p>
+      <w:r>
+        <w:rPr>
+          <w:rFonts w:ascii="Arial" w:hAnsi="Arial"/>
+          <w:b/>
+          <w:i w:val="0"/>
+        </w:rPr>
+        <w:t>The 1 to 4 scale</w:t>
       </w:r>
     </w:p>
     <w:tbl>
@@ -1937,7 +2257,7 @@
                 <w:color w:val="FFFFFF"/>
                 <w:sz w:val="21"/>
               </w:rPr>
-              <w:t>Component</w:t>
+              <w:t>Score</w:t>
             </w:r>
           </w:p>
         </w:tc>
@@ -1958,7 +2278,7 @@
                 <w:color w:val="FFFFFF"/>
                 <w:sz w:val="21"/>
               </w:rPr>
-              <w:t>Weight</w:t>
+              <w:t>Level</w:t>
             </w:r>
           </w:p>
         </w:tc>
@@ -1979,7 +2299,7 @@
                 <w:color w:val="FFFFFF"/>
                 <w:sz w:val="21"/>
               </w:rPr>
-              <w:t>What It Measures</w:t>
+              <w:t>What it looks like</w:t>
             </w:r>
           </w:p>
         </w:tc>
@@ -1996,11 +2316,11 @@
             <w:r>
               <w:rPr>
                 <w:rFonts w:ascii="Arial" w:hAnsi="Arial"/>
-                <w:b/>
+                <w:b w:val="0"/>
                 <w:i w:val="0"/>
                 <w:sz w:val="21"/>
               </w:rPr>
-              <w:t>Motor Skills/Activity (35%)</w:t>
+              <w:t>4</w:t>
             </w:r>
           </w:p>
         </w:tc>
@@ -2019,7 +2339,7 @@
                 <w:i w:val="0"/>
                 <w:sz w:val="21"/>
               </w:rPr>
-              <w:t>35%</w:t>
+              <w:t>Advanced</w:t>
             </w:r>
           </w:p>
         </w:tc>
@@ -2038,7 +2358,7 @@
                 <w:i w:val="0"/>
                 <w:sz w:val="21"/>
               </w:rPr>
-              <w:t>Can you demonstrate competency in your chosen activity?</w:t>
+              <w:t>Skill is consistent and refined. Deep understanding. Full, careful tracking that you use to adjust your plan.</w:t>
             </w:r>
           </w:p>
         </w:tc>
@@ -2056,11 +2376,11 @@
             <w:r>
               <w:rPr>
                 <w:rFonts w:ascii="Arial" w:hAnsi="Arial"/>
-                <w:b/>
+                <w:b w:val="0"/>
                 <w:i w:val="0"/>
                 <w:sz w:val="21"/>
               </w:rPr>
-              <w:t>Knowledge (25%)</w:t>
+              <w:t>3</w:t>
             </w:r>
           </w:p>
         </w:tc>
@@ -2080,7 +2400,7 @@
                 <w:i w:val="0"/>
                 <w:sz w:val="21"/>
               </w:rPr>
-              <w:t>25%</w:t>
+              <w:t>Proficient</w:t>
             </w:r>
           </w:p>
         </w:tc>
@@ -2100,7 +2420,7 @@
                 <w:i w:val="0"/>
                 <w:sz w:val="21"/>
               </w:rPr>
-              <w:t>Do you understand concepts, strategy, principles relevant to your activity?</w:t>
+              <w:t>Skill with control. Clear understanding. Goal, log, and retest complete.</w:t>
             </w:r>
           </w:p>
         </w:tc>
@@ -2117,11 +2437,11 @@
             <w:r>
               <w:rPr>
                 <w:rFonts w:ascii="Arial" w:hAnsi="Arial"/>
-                <w:b/>
+                <w:b w:val="0"/>
                 <w:i w:val="0"/>
                 <w:sz w:val="21"/>
               </w:rPr>
-              <w:t>Fitness/Goal (20%)</w:t>
+              <w:t>2</w:t>
             </w:r>
           </w:p>
         </w:tc>
@@ -2140,7 +2460,7 @@
                 <w:i w:val="0"/>
                 <w:sz w:val="21"/>
               </w:rPr>
-              <w:t>20%</w:t>
+              <w:t>Developing</w:t>
             </w:r>
           </w:p>
         </w:tc>
@@ -2159,7 +2479,7 @@
                 <w:i w:val="0"/>
                 <w:sz w:val="21"/>
               </w:rPr>
-              <w:t>Did you set and pursue a personal fitness/wellness goal? Progress?</w:t>
+              <w:t>Emerging skill. Partial understanding. Some tracking with gaps.</w:t>
             </w:r>
           </w:p>
         </w:tc>
@@ -2177,11 +2497,11 @@
             <w:r>
               <w:rPr>
                 <w:rFonts w:ascii="Arial" w:hAnsi="Arial"/>
-                <w:b/>
+                <w:b w:val="0"/>
                 <w:i w:val="0"/>
                 <w:sz w:val="21"/>
               </w:rPr>
-              <w:t>Personal Responsibility (20%)</w:t>
+              <w:t>1</w:t>
             </w:r>
           </w:p>
         </w:tc>
@@ -2201,7 +2521,7 @@
                 <w:i w:val="0"/>
                 <w:sz w:val="21"/>
               </w:rPr>
-              <w:t>20%</w:t>
+              <w:t>Beginning</w:t>
             </w:r>
           </w:p>
         </w:tc>
@@ -2221,210 +2541,7 @@
                 <w:i w:val="0"/>
                 <w:sz w:val="21"/>
               </w:rPr>
-              <w:t>Do you engage fully, reflect honestly, take ownership of learning?</w:t>
-            </w:r>
-          </w:p>
-        </w:tc>
-      </w:tr>
-    </w:tbl>
-    <w:p>
-      <w:pPr>
-        <w:spacing w:after="0" w:line="240" w:lineRule="auto"/>
-      </w:pPr>
-      <w:r>
-        <w:rPr>
-          <w:sz w:val="8"/>
-        </w:rPr>
-        <w:t xml:space="preserve"> </w:t>
-      </w:r>
-    </w:p>
-    <w:p>
-      <w:pPr>
-        <w:pStyle w:val="Heading2"/>
-      </w:pPr>
-      <w:r>
-        <w:t>Proficiency Scale (4-Point)</w:t>
-      </w:r>
-    </w:p>
-    <w:p>
-      <w:r>
-        <w:rPr>
-          <w:rFonts w:ascii="Arial" w:hAnsi="Arial"/>
-          <w:b w:val="0"/>
-          <w:i w:val="0"/>
-        </w:rPr>
-      </w:r>
-      <w:r>
-        <w:rPr>
-          <w:rFonts w:ascii="Arial" w:hAnsi="Arial"/>
-          <w:b w:val="0"/>
-          <w:i w:val="0"/>
-        </w:rPr>
-        <w:t xml:space="preserve"> 4 = ADVANCED: Demonstrates skill consistently; deep understanding; exceeds goal; thoughtful reflection 3 = PROFICIENT: Demonstrates skill with control; good understanding; makes progress on goal; clear reflection 2 = DEVELOPING: Emerging skill; partial understanding; minimal progress; limited reflection 1 = BEGINNING: Minimal skill; limited understanding; no progress; sparse reflection </w:t>
-      </w:r>
-      <w:r>
-        <w:rPr>
-          <w:rFonts w:ascii="Arial" w:hAnsi="Arial"/>
-          <w:b w:val="0"/>
-          <w:i w:val="0"/>
-        </w:rPr>
-      </w:r>
-    </w:p>
-    <w:p>
-      <w:pPr>
-        <w:pStyle w:val="Heading2"/>
-      </w:pPr>
-      <w:r>
-        <w:t>Reassessment (Always Available)</w:t>
-      </w:r>
-    </w:p>
-    <w:p>
-      <w:r>
-        <w:rPr>
-          <w:rFonts w:ascii="Arial" w:hAnsi="Arial"/>
-          <w:b w:val="0"/>
-          <w:i w:val="0"/>
-        </w:rPr>
-        <w:t>Any score of 1-2 earns reassessment rights:</w:t>
-      </w:r>
-    </w:p>
-    <w:p>
-      <w:pPr>
-        <w:pStyle w:val="ListNumber"/>
-      </w:pPr>
-      <w:r>
-        <w:rPr>
-          <w:rFonts w:ascii="Arial" w:hAnsi="Arial"/>
-          <w:b w:val="0"/>
-          <w:i w:val="0"/>
-        </w:rPr>
-        <w:t>Practice or reengagement for 1-2 weeks</w:t>
-      </w:r>
-    </w:p>
-    <w:p>
-      <w:pPr>
-        <w:pStyle w:val="ListNumber"/>
-      </w:pPr>
-      <w:r>
-        <w:rPr>
-          <w:rFonts w:ascii="Arial" w:hAnsi="Arial"/>
-          <w:b w:val="0"/>
-          <w:i w:val="0"/>
-        </w:rPr>
-        <w:t>Request reassessment</w:t>
-      </w:r>
-    </w:p>
-    <w:p>
-      <w:pPr>
-        <w:pStyle w:val="ListNumber"/>
-      </w:pPr>
-      <w:r>
-        <w:rPr>
-          <w:rFonts w:ascii="Arial" w:hAnsi="Arial"/>
-          <w:b w:val="0"/>
-          <w:i w:val="0"/>
-        </w:rPr>
-        <w:t>New score replaces old (never averaged)</w:t>
-      </w:r>
-    </w:p>
-    <w:p>
-      <w:pPr>
-        <w:pBdr>
-          <w:bottom w:val="single" w:sz="6" w:space="4" w:color="BBBBBB"/>
-        </w:pBdr>
-      </w:pPr>
-    </w:p>
-    <w:p>
-      <w:pPr>
-        <w:pStyle w:val="Heading1"/>
-      </w:pPr>
-      <w:r>
-        <w:t>MEETING SCHEDULE &amp; PACING</w:t>
-      </w:r>
-    </w:p>
-    <w:p>
-      <w:r>
-        <w:rPr>
-          <w:rFonts w:ascii="Arial" w:hAnsi="Arial"/>
-          <w:b w:val="0"/>
-          <w:i w:val="0"/>
-        </w:rPr>
-        <w:t>Same as PE 1: Your section's meeting frequency determines pacing.</w:t>
-      </w:r>
-    </w:p>
-    <w:tbl>
-      <w:tblPr>
-        <w:tblStyle w:val="TableGrid"/>
-        <w:tblW w:type="auto" w:w="0"/>
-        <w:jc w:val="center"/>
-        <w:tblLook w:firstColumn="1" w:firstRow="1" w:lastColumn="0" w:lastRow="0" w:noHBand="0" w:noVBand="1" w:val="04A0"/>
-      </w:tblPr>
-      <w:tblGrid>
-        <w:gridCol w:w="3120"/>
-        <w:gridCol w:w="3120"/>
-        <w:gridCol w:w="3120"/>
-      </w:tblGrid>
-      <w:tr>
-        <w:tc>
-          <w:tcPr>
-            <w:tcW w:type="dxa" w:w="3120"/>
-            <w:shd w:val="clear" w:fill="0D5E42"/>
-          </w:tcPr>
-          <w:p>
-            <w:pPr>
-              <w:spacing w:after="40"/>
-            </w:pPr>
-            <w:r>
-              <w:rPr>
-                <w:rFonts w:ascii="Arial" w:hAnsi="Arial"/>
-                <w:b/>
-                <w:i w:val="0"/>
-                <w:color w:val="FFFFFF"/>
-                <w:sz w:val="21"/>
-              </w:rPr>
-              <w:t>Meets</w:t>
-            </w:r>
-          </w:p>
-        </w:tc>
-        <w:tc>
-          <w:tcPr>
-            <w:tcW w:type="dxa" w:w="3120"/>
-            <w:shd w:val="clear" w:fill="0D5E42"/>
-          </w:tcPr>
-          <w:p>
-            <w:pPr>
-              <w:spacing w:after="40"/>
-            </w:pPr>
-            <w:r>
-              <w:rPr>
-                <w:rFonts w:ascii="Arial" w:hAnsi="Arial"/>
-                <w:b/>
-                <w:i w:val="0"/>
-                <w:color w:val="FFFFFF"/>
-                <w:sz w:val="21"/>
-              </w:rPr>
-              <w:t>Progression</w:t>
-            </w:r>
-          </w:p>
-        </w:tc>
-        <w:tc>
-          <w:tcPr>
-            <w:tcW w:type="dxa" w:w="3120"/>
-            <w:shd w:val="clear" w:fill="0D5E42"/>
-          </w:tcPr>
-          <w:p>
-            <w:pPr>
-              <w:spacing w:after="40"/>
-            </w:pPr>
-            <w:r>
-              <w:rPr>
-                <w:rFonts w:ascii="Arial" w:hAnsi="Arial"/>
-                <w:b/>
-                <w:i w:val="0"/>
-                <w:color w:val="FFFFFF"/>
-                <w:sz w:val="21"/>
-              </w:rPr>
-              <w:t>Unit Completion</w:t>
+              <w:t>Not yet. Limited skill or understanding. Little or no tracking.</w:t>
             </w:r>
           </w:p>
         </w:tc>
@@ -2441,11 +2558,11 @@
             <w:r>
               <w:rPr>
                 <w:rFonts w:ascii="Arial" w:hAnsi="Arial"/>
-                <w:b/>
+                <w:b w:val="0"/>
                 <w:i w:val="0"/>
                 <w:sz w:val="21"/>
               </w:rPr>
-              <w:t>1x/week</w:t>
+              <w:t>Inc</w:t>
             </w:r>
           </w:p>
         </w:tc>
@@ -2464,7 +2581,7 @@
                 <w:i w:val="0"/>
                 <w:sz w:val="21"/>
               </w:rPr>
-              <w:t>1 cycle/week</w:t>
+              <w:t>Incomplete</w:t>
             </w:r>
           </w:p>
         </w:tc>
@@ -2483,128 +2600,7 @@
                 <w:i w:val="0"/>
                 <w:sz w:val="21"/>
               </w:rPr>
-              <w:t>4 weeks/unit</w:t>
-            </w:r>
-          </w:p>
-        </w:tc>
-      </w:tr>
-      <w:tr>
-        <w:tc>
-          <w:tcPr>
-            <w:tcW w:type="dxa" w:w="3120"/>
-            <w:shd w:val="clear" w:fill="E8F5E9"/>
-          </w:tcPr>
-          <w:p>
-            <w:pPr>
-              <w:spacing w:after="40"/>
-            </w:pPr>
-            <w:r>
-              <w:rPr>
-                <w:rFonts w:ascii="Arial" w:hAnsi="Arial"/>
-                <w:b/>
-                <w:i w:val="0"/>
-                <w:sz w:val="21"/>
-              </w:rPr>
-              <w:t>2x/week</w:t>
-            </w:r>
-          </w:p>
-        </w:tc>
-        <w:tc>
-          <w:tcPr>
-            <w:tcW w:type="dxa" w:w="3120"/>
-            <w:shd w:val="clear" w:fill="E8F5E9"/>
-          </w:tcPr>
-          <w:p>
-            <w:pPr>
-              <w:spacing w:after="40"/>
-            </w:pPr>
-            <w:r>
-              <w:rPr>
-                <w:rFonts w:ascii="Arial" w:hAnsi="Arial"/>
-                <w:b w:val="0"/>
-                <w:i w:val="0"/>
-                <w:sz w:val="21"/>
-              </w:rPr>
-              <w:t>2 cycles/week</w:t>
-            </w:r>
-          </w:p>
-        </w:tc>
-        <w:tc>
-          <w:tcPr>
-            <w:tcW w:type="dxa" w:w="3120"/>
-            <w:shd w:val="clear" w:fill="E8F5E9"/>
-          </w:tcPr>
-          <w:p>
-            <w:pPr>
-              <w:spacing w:after="40"/>
-            </w:pPr>
-            <w:r>
-              <w:rPr>
-                <w:rFonts w:ascii="Arial" w:hAnsi="Arial"/>
-                <w:b w:val="0"/>
-                <w:i w:val="0"/>
-                <w:sz w:val="21"/>
-              </w:rPr>
-              <w:t>2 weeks/unit</w:t>
-            </w:r>
-          </w:p>
-        </w:tc>
-      </w:tr>
-      <w:tr>
-        <w:tc>
-          <w:tcPr>
-            <w:tcW w:type="dxa" w:w="3120"/>
-          </w:tcPr>
-          <w:p>
-            <w:pPr>
-              <w:spacing w:after="40"/>
-            </w:pPr>
-            <w:r>
-              <w:rPr>
-                <w:rFonts w:ascii="Arial" w:hAnsi="Arial"/>
-                <w:b/>
-                <w:i w:val="0"/>
-                <w:sz w:val="21"/>
-              </w:rPr>
-              <w:t>3x/week</w:t>
-            </w:r>
-          </w:p>
-        </w:tc>
-        <w:tc>
-          <w:tcPr>
-            <w:tcW w:type="dxa" w:w="3120"/>
-          </w:tcPr>
-          <w:p>
-            <w:pPr>
-              <w:spacing w:after="40"/>
-            </w:pPr>
-            <w:r>
-              <w:rPr>
-                <w:rFonts w:ascii="Arial" w:hAnsi="Arial"/>
-                <w:b w:val="0"/>
-                <w:i w:val="0"/>
-                <w:sz w:val="21"/>
-              </w:rPr>
-              <w:t>3 cycles/week</w:t>
-            </w:r>
-          </w:p>
-        </w:tc>
-        <w:tc>
-          <w:tcPr>
-            <w:tcW w:type="dxa" w:w="3120"/>
-          </w:tcPr>
-          <w:p>
-            <w:pPr>
-              <w:spacing w:after="40"/>
-            </w:pPr>
-            <w:r>
-              <w:rPr>
-                <w:rFonts w:ascii="Arial" w:hAnsi="Arial"/>
-                <w:b w:val="0"/>
-                <w:i w:val="0"/>
-                <w:sz w:val="21"/>
-              </w:rPr>
-              <w:t>~1.3 weeks/unit</w:t>
+              <w:t>The assessment has not been attempted yet. Schedule a make-up.</w:t>
             </w:r>
           </w:p>
         </w:tc>
@@ -2622,290 +2618,13 @@
       </w:r>
     </w:p>
     <w:p>
-      <w:pPr>
-        <w:pBdr>
-          <w:bottom w:val="single" w:sz="6" w:space="4" w:color="BBBBBB"/>
-        </w:pBdr>
-      </w:pPr>
-    </w:p>
-    <w:p>
-      <w:pPr>
-        <w:pStyle w:val="Heading1"/>
-      </w:pPr>
-      <w:r>
-        <w:t>FACILITY &amp; STRUCTURE</w:t>
-      </w:r>
-    </w:p>
-    <w:p>
-      <w:pPr>
-        <w:pStyle w:val="Heading2"/>
-      </w:pPr>
-      <w:r>
-        <w:t>All Electives Use Same Facilities</w:t>
-      </w:r>
-    </w:p>
-    <w:tbl>
-      <w:tblPr>
-        <w:tblStyle w:val="TableGrid"/>
-        <w:tblW w:type="auto" w:w="0"/>
-        <w:jc w:val="center"/>
-        <w:tblLayout w:type="fixed"/>
-        <w:tblLook w:firstColumn="1" w:firstRow="1" w:lastColumn="0" w:lastRow="0" w:noHBand="0" w:noVBand="1" w:val="04A0"/>
-        <w:tblLayout w:type="fixed"/>
-      </w:tblPr>
-      <w:tblGrid>
-        <w:gridCol w:w="2016"/>
-        <w:gridCol w:w="7344"/>
-      </w:tblGrid>
-      <w:tr>
-        <w:tc>
-          <w:tcPr>
-            <w:tcW w:type="dxa" w:w="2016"/>
-            <w:shd w:val="clear" w:fill="0D5E42"/>
-          </w:tcPr>
-          <w:p>
-            <w:pPr>
-              <w:spacing w:after="40"/>
-            </w:pPr>
-            <w:r>
-              <w:rPr>
-                <w:rFonts w:ascii="Arial" w:hAnsi="Arial"/>
-                <w:b/>
-                <w:i w:val="0"/>
-                <w:color w:val="FFFFFF"/>
-                <w:sz w:val="21"/>
-              </w:rPr>
-              <w:t>Space</w:t>
-            </w:r>
-          </w:p>
-        </w:tc>
-        <w:tc>
-          <w:tcPr>
-            <w:tcW w:type="dxa" w:w="7344"/>
-            <w:shd w:val="clear" w:fill="0D5E42"/>
-          </w:tcPr>
-          <w:p>
-            <w:pPr>
-              <w:spacing w:after="40"/>
-            </w:pPr>
-            <w:r>
-              <w:rPr>
-                <w:rFonts w:ascii="Arial" w:hAnsi="Arial"/>
-                <w:b/>
-                <w:i w:val="0"/>
-                <w:color w:val="FFFFFF"/>
-                <w:sz w:val="21"/>
-              </w:rPr>
-              <w:t>Use</w:t>
-            </w:r>
-          </w:p>
-        </w:tc>
-      </w:tr>
-      <w:tr>
-        <w:tc>
-          <w:tcPr>
-            <w:tcW w:type="dxa" w:w="2016"/>
-          </w:tcPr>
-          <w:p>
-            <w:pPr>
-              <w:spacing w:after="40"/>
-            </w:pPr>
-            <w:r>
-              <w:rPr>
-                <w:rFonts w:ascii="Arial" w:hAnsi="Arial"/>
-                <w:b/>
-                <w:i w:val="0"/>
-                <w:sz w:val="21"/>
-              </w:rPr>
-              <w:t>Mini Gym</w:t>
-            </w:r>
-          </w:p>
-        </w:tc>
-        <w:tc>
-          <w:tcPr>
-            <w:tcW w:type="dxa" w:w="7344"/>
-          </w:tcPr>
-          <w:p>
-            <w:pPr>
-              <w:spacing w:after="40"/>
-            </w:pPr>
-            <w:r>
-              <w:rPr>
-                <w:rFonts w:ascii="Arial" w:hAnsi="Arial"/>
-                <w:b w:val="0"/>
-                <w:i w:val="0"/>
-                <w:sz w:val="21"/>
-              </w:rPr>
-              <w:t>Main activity (sports, yoga, circuits)</w:t>
-            </w:r>
-          </w:p>
-        </w:tc>
-      </w:tr>
-      <w:tr>
-        <w:tc>
-          <w:tcPr>
-            <w:tcW w:type="dxa" w:w="2016"/>
-            <w:shd w:val="clear" w:fill="E8F5E9"/>
-          </w:tcPr>
-          <w:p>
-            <w:pPr>
-              <w:spacing w:after="40"/>
-            </w:pPr>
-            <w:r>
-              <w:rPr>
-                <w:rFonts w:ascii="Arial" w:hAnsi="Arial"/>
-                <w:b/>
-                <w:i w:val="0"/>
-                <w:sz w:val="21"/>
-              </w:rPr>
-              <w:t>Weight Room</w:t>
-            </w:r>
-          </w:p>
-        </w:tc>
-        <w:tc>
-          <w:tcPr>
-            <w:tcW w:type="dxa" w:w="7344"/>
-            <w:shd w:val="clear" w:fill="E8F5E9"/>
-          </w:tcPr>
-          <w:p>
-            <w:pPr>
-              <w:spacing w:after="40"/>
-            </w:pPr>
-            <w:r>
-              <w:rPr>
-                <w:rFonts w:ascii="Arial" w:hAnsi="Arial"/>
-                <w:b w:val="0"/>
-                <w:i w:val="0"/>
-                <w:sz w:val="21"/>
-              </w:rPr>
-              <w:t>Rotating strength station OR part of conditioning</w:t>
-            </w:r>
-          </w:p>
-        </w:tc>
-      </w:tr>
-      <w:tr>
-        <w:tc>
-          <w:tcPr>
-            <w:tcW w:type="dxa" w:w="2016"/>
-          </w:tcPr>
-          <w:p>
-            <w:pPr>
-              <w:spacing w:after="40"/>
-            </w:pPr>
-            <w:r>
-              <w:rPr>
-                <w:rFonts w:ascii="Arial" w:hAnsi="Arial"/>
-                <w:b/>
-                <w:i w:val="0"/>
-                <w:sz w:val="21"/>
-              </w:rPr>
-              <w:t>Office/Bikes</w:t>
-            </w:r>
-          </w:p>
-        </w:tc>
-        <w:tc>
-          <w:tcPr>
-            <w:tcW w:type="dxa" w:w="7344"/>
-          </w:tcPr>
-          <w:p>
-            <w:pPr>
-              <w:spacing w:after="40"/>
-            </w:pPr>
-            <w:r>
-              <w:rPr>
-                <w:rFonts w:ascii="Arial" w:hAnsi="Arial"/>
-                <w:b w:val="0"/>
-                <w:i w:val="0"/>
-                <w:sz w:val="21"/>
-              </w:rPr>
-              <w:t>Rotating cardio + elective-specific lessons</w:t>
-            </w:r>
-          </w:p>
-        </w:tc>
-      </w:tr>
-      <w:tr>
-        <w:tc>
-          <w:tcPr>
-            <w:tcW w:type="dxa" w:w="2016"/>
-            <w:shd w:val="clear" w:fill="E8F5E9"/>
-          </w:tcPr>
-          <w:p>
-            <w:pPr>
-              <w:spacing w:after="40"/>
-            </w:pPr>
-            <w:r>
-              <w:rPr>
-                <w:rFonts w:ascii="Arial" w:hAnsi="Arial"/>
-                <w:b/>
-                <w:i w:val="0"/>
-                <w:sz w:val="21"/>
-              </w:rPr>
-              <w:t>Outdoor (Boston Common, courts)</w:t>
-            </w:r>
-          </w:p>
-        </w:tc>
-        <w:tc>
-          <w:tcPr>
-            <w:tcW w:type="dxa" w:w="7344"/>
-            <w:shd w:val="clear" w:fill="E8F5E9"/>
-          </w:tcPr>
-          <w:p>
-            <w:pPr>
-              <w:spacing w:after="40"/>
-            </w:pPr>
-            <w:r>
-              <w:rPr>
-                <w:rFonts w:ascii="Arial" w:hAnsi="Arial"/>
-                <w:b w:val="0"/>
-                <w:i w:val="0"/>
-                <w:sz w:val="21"/>
-              </w:rPr>
-              <w:t>Main activity OR rotating station</w:t>
-            </w:r>
-          </w:p>
-        </w:tc>
-      </w:tr>
-    </w:tbl>
-    <w:p>
-      <w:pPr>
-        <w:spacing w:after="0" w:line="240" w:lineRule="auto"/>
-      </w:pPr>
-      <w:r>
-        <w:rPr>
-          <w:sz w:val="8"/>
-        </w:rPr>
-        <w:t xml:space="preserve"> </w:t>
-      </w:r>
-    </w:p>
-    <w:p>
-      <w:pPr>
-        <w:pStyle w:val="Heading2"/>
-      </w:pPr>
-      <w:r>
-        <w:t>Inside/Outside Choice</w:t>
-      </w:r>
-    </w:p>
-    <w:p>
-      <w:r>
-        <w:rPr>
-          <w:rFonts w:ascii="Arial" w:hAnsi="Arial"/>
-          <w:b w:val="0"/>
-          <w:i w:val="0"/>
-        </w:rPr>
-        <w:t>Every elective includes both options for main activity:</w:t>
-      </w:r>
-    </w:p>
-    <w:p>
-      <w:pPr>
-        <w:pStyle w:val="ListBullet"/>
-      </w:pPr>
       <w:r>
         <w:rPr>
           <w:rFonts w:ascii="Arial" w:hAnsi="Arial"/>
           <w:b/>
           <w:i w:val="0"/>
         </w:rPr>
-        <w:t>ELECTIVE 1 (Strength):</w:t>
+        <w:t>Example:</w:t>
       </w:r>
       <w:r>
         <w:rPr>
@@ -2913,20 +2632,17 @@
           <w:b w:val="0"/>
           <w:i w:val="0"/>
         </w:rPr>
-        <w:t xml:space="preserve"> Gym weight room + outdoor circuits/plyometrics</w:t>
+        <w:t xml:space="preserve"> Motor Skills 3, Knowledge 3, Fitness Goal 3, Personal Responsibility 4 gives 3.2 out of 4.</w:t>
       </w:r>
     </w:p>
     <w:p>
-      <w:pPr>
-        <w:pStyle w:val="ListBullet"/>
-      </w:pPr>
       <w:r>
         <w:rPr>
           <w:rFonts w:ascii="Arial" w:hAnsi="Arial"/>
           <w:b/>
           <w:i w:val="0"/>
         </w:rPr>
-        <w:t>ELECTIVE 2 (Sports):</w:t>
+        <w:t>Reassessment.</w:t>
       </w:r>
       <w:r>
         <w:rPr>
@@ -2934,20 +2650,15 @@
           <w:b w:val="0"/>
           <w:i w:val="0"/>
         </w:rPr>
-        <w:t xml:space="preserve"> Gym court + outdoor fields/courts</w:t>
+        <w:t xml:space="preserve"> If you score a 1 or 2 on anything, you can redo it after you practice. Your new score </w:t>
       </w:r>
-    </w:p>
-    <w:p>
-      <w:pPr>
-        <w:pStyle w:val="ListBullet"/>
-      </w:pPr>
       <w:r>
         <w:rPr>
           <w:rFonts w:ascii="Arial" w:hAnsi="Arial"/>
           <w:b/>
           <w:i w:val="0"/>
         </w:rPr>
-        <w:t>ELECTIVE 3 (Yoga):</w:t>
+        <w:t>replaces</w:t>
       </w:r>
       <w:r>
         <w:rPr>
@@ -2955,20 +2666,17 @@
           <w:b w:val="0"/>
           <w:i w:val="0"/>
         </w:rPr>
-        <w:t xml:space="preserve"> Gym yoga space + outdoor nature-based yoga</w:t>
+        <w:t xml:space="preserve"> the old one. It is not averaged. Competency is about getting there, not about how fast.</w:t>
       </w:r>
     </w:p>
     <w:p>
-      <w:pPr>
-        <w:pStyle w:val="ListBullet"/>
-      </w:pPr>
       <w:r>
         <w:rPr>
           <w:rFonts w:ascii="Arial" w:hAnsi="Arial"/>
           <w:b/>
           <w:i w:val="0"/>
         </w:rPr>
-        <w:t>ELECTIVE 4 (Urban Movement):</w:t>
+        <w:t>Not in your grade.</w:t>
       </w:r>
       <w:r>
         <w:rPr>
@@ -2976,28 +2684,7 @@
           <w:b w:val="0"/>
           <w:i w:val="0"/>
         </w:rPr>
-        <w:t xml:space="preserve"> Gym movement + outdoor running/parkour</w:t>
-      </w:r>
-    </w:p>
-    <w:p>
-      <w:pPr>
-        <w:pStyle w:val="ListBullet"/>
-      </w:pPr>
-      <w:r>
-        <w:rPr>
-          <w:rFonts w:ascii="Arial" w:hAnsi="Arial"/>
-          <w:b/>
-          <w:i w:val="0"/>
-        </w:rPr>
-        <w:t>ELECTIVE 5 (Student-Designed):</w:t>
-      </w:r>
-      <w:r>
-        <w:rPr>
-          <w:rFonts w:ascii="Arial" w:hAnsi="Arial"/>
-          <w:b w:val="0"/>
-          <w:i w:val="0"/>
-        </w:rPr>
-        <w:t xml:space="preserve"> Student chooses</w:t>
+        <w:t xml:space="preserve"> Being late, what you wear, attendance, and general behavior do not lower your grade. Boston Public Schools does not allow grading on those, and I agree. They are handled through school systems and conversations.</w:t>
       </w:r>
     </w:p>
     <w:p>
@@ -3012,7 +2699,7 @@
         <w:pStyle w:val="Heading1"/>
       </w:pPr>
       <w:r>
-        <w:t>ESSENTIAL QUESTIONS (All Electives)</w:t>
+        <w:t>Our three norms: Respect. Effort. Safety.</w:t>
       </w:r>
     </w:p>
     <w:p>
@@ -3022,7 +2709,7 @@
           <w:b w:val="0"/>
           <w:i w:val="0"/>
         </w:rPr>
-        <w:t>Revisit these throughout the year:</w:t>
+        <w:t>You write and sign the community agreement together in the first weeks.</w:t>
       </w:r>
     </w:p>
     <w:p>
@@ -3035,7 +2722,7 @@
           <w:b/>
           <w:i w:val="0"/>
         </w:rPr>
-        <w:t>What does "lifelong fitness" mean to me?</w:t>
+        <w:t>Respect.</w:t>
       </w:r>
       <w:r>
         <w:rPr>
@@ -3043,7 +2730,7 @@
           <w:b w:val="0"/>
           <w:i w:val="0"/>
         </w:rPr>
-        <w:t xml:space="preserve"> (Not just how strong/fast am I, but what will I actually do?)</w:t>
+        <w:t xml:space="preserve"> Your own body (no negative self-talk). Other people's bodies (no comments about appearance, strength, or ability). The space and the equipment.</w:t>
       </w:r>
     </w:p>
     <w:p>
@@ -3056,7 +2743,15 @@
           <w:b/>
           <w:i w:val="0"/>
         </w:rPr>
-        <w:t>How can I set goals that excite me, not stress me?</w:t>
+        <w:t>Effort.</w:t>
+      </w:r>
+      <w:r>
+        <w:rPr>
+          <w:rFonts w:ascii="Arial" w:hAnsi="Arial"/>
+          <w:b w:val="0"/>
+          <w:i w:val="0"/>
+        </w:rPr>
+        <w:t xml:space="preserve"> Show up ready to move. Try new things even when they feel uncomfortable. Give feedback kindly and specifically: "I noticed ___. Next time try ___."</w:t>
       </w:r>
     </w:p>
     <w:p>
@@ -3069,46 +2764,15 @@
           <w:b/>
           <w:i w:val="0"/>
         </w:rPr>
-        <w:t>What barriers get in my way, and how do I solve them?</w:t>
+        <w:t>Safety.</w:t>
       </w:r>
-    </w:p>
-    <w:p>
-      <w:pPr>
-        <w:pStyle w:val="ListBullet"/>
-      </w:pPr>
       <w:r>
         <w:rPr>
           <w:rFonts w:ascii="Arial" w:hAnsi="Arial"/>
-          <w:b/>
+          <w:b w:val="0"/>
           <w:i w:val="0"/>
         </w:rPr>
-        <w:t>How does my physical practice connect to my mental health and wellbeing?</w:t>
-      </w:r>
-    </w:p>
-    <w:p>
-      <w:pPr>
-        <w:pStyle w:val="ListBullet"/>
-      </w:pPr>
-      <w:r>
-        <w:rPr>
-          <w:rFonts w:ascii="Arial" w:hAnsi="Arial"/>
-          <w:b/>
-          <w:i w:val="0"/>
-        </w:rPr>
-        <w:t>What does it look like to be good at something without comparing to others?</w:t>
-      </w:r>
-    </w:p>
-    <w:p>
-      <w:pPr>
-        <w:pStyle w:val="ListBullet"/>
-      </w:pPr>
-      <w:r>
-        <w:rPr>
-          <w:rFonts w:ascii="Arial" w:hAnsi="Arial"/>
-          <w:b/>
-          <w:i w:val="0"/>
-        </w:rPr>
-        <w:t>How can I build community around the activities I love?</w:t>
+        <w:t xml:space="preserve"> Ask first. Closed-toe shoes. Clear floor. Re-rack everything. Never lift alone.</w:t>
       </w:r>
     </w:p>
     <w:p>
@@ -3123,25 +2787,7 @@
         <w:pStyle w:val="Heading1"/>
       </w:pPr>
       <w:r>
-        <w:t>CLASSROOM CULTURE &amp; EXPECTATIONS</w:t>
-      </w:r>
-    </w:p>
-    <w:p>
-      <w:pPr>
-        <w:pStyle w:val="Heading2"/>
-      </w:pPr>
-      <w:r>
-        <w:t>Same Community Agreement as PE 1</w:t>
-      </w:r>
-    </w:p>
-    <w:p>
-      <w:r>
-        <w:rPr>
-          <w:rFonts w:ascii="Arial" w:hAnsi="Arial"/>
-          <w:b/>
-          <w:i w:val="0"/>
-        </w:rPr>
-        <w:t>Respect:</w:t>
+        <w:t>What to bring</w:t>
       </w:r>
     </w:p>
     <w:p>
@@ -3154,7 +2800,7 @@
           <w:b w:val="0"/>
           <w:i w:val="0"/>
         </w:rPr>
-        <w:t>Respect your own body (no negative self-talk)</w:t>
+        <w:t>Sneakers that tie (required in the weight room)</w:t>
       </w:r>
     </w:p>
     <w:p>
@@ -3167,7 +2813,7 @@
           <w:b w:val="0"/>
           <w:i w:val="0"/>
         </w:rPr>
-        <w:t>Respect others' bodies (no comments on appearance, strength, or fitness level)</w:t>
+        <w:t>Clothes you can move in</w:t>
       </w:r>
     </w:p>
     <w:p>
@@ -3180,17 +2826,7 @@
           <w:b w:val="0"/>
           <w:i w:val="0"/>
         </w:rPr>
-        <w:t>Respect the space and equipment</w:t>
-      </w:r>
-    </w:p>
-    <w:p>
-      <w:r>
-        <w:rPr>
-          <w:rFonts w:ascii="Arial" w:hAnsi="Arial"/>
-          <w:b/>
-          <w:i w:val="0"/>
-        </w:rPr>
-        <w:t>Engagement:</w:t>
+        <w:t>A water bottle</w:t>
       </w:r>
     </w:p>
     <w:p>
@@ -3203,46 +2839,7 @@
           <w:b w:val="0"/>
           <w:i w:val="0"/>
         </w:rPr>
-        <w:t>Show up ready to move</w:t>
-      </w:r>
-    </w:p>
-    <w:p>
-      <w:pPr>
-        <w:pStyle w:val="ListBullet"/>
-      </w:pPr>
-      <w:r>
-        <w:rPr>
-          <w:rFonts w:ascii="Arial" w:hAnsi="Arial"/>
-          <w:b w:val="0"/>
-          <w:i w:val="0"/>
-        </w:rPr>
-        <w:t>Try new things, even if uncomfortable</w:t>
-      </w:r>
-    </w:p>
-    <w:p>
-      <w:pPr>
-        <w:pStyle w:val="ListBullet"/>
-      </w:pPr>
-      <w:r>
-        <w:rPr>
-          <w:rFonts w:ascii="Arial" w:hAnsi="Arial"/>
-          <w:b w:val="0"/>
-          <w:i w:val="0"/>
-        </w:rPr>
-        <w:t>Give specific, kind feedback to peers</w:t>
-      </w:r>
-    </w:p>
-    <w:p>
-      <w:pPr>
-        <w:pStyle w:val="ListBullet"/>
-      </w:pPr>
-      <w:r>
-        <w:rPr>
-          <w:rFonts w:ascii="Arial" w:hAnsi="Arial"/>
-          <w:b w:val="0"/>
-          <w:i w:val="0"/>
-        </w:rPr>
-        <w:t>Participate fully in all rotations</w:t>
+        <w:t>A layer for days outside when it is cold</w:t>
       </w:r>
     </w:p>
     <w:p>
@@ -3252,95 +2849,25 @@
           <w:b/>
           <w:i w:val="0"/>
         </w:rPr>
-        <w:t>Honesty:</w:t>
+        <w:t>Forgot something?</w:t>
       </w:r>
-    </w:p>
-    <w:p>
-      <w:pPr>
-        <w:pStyle w:val="ListBullet"/>
-      </w:pPr>
       <w:r>
         <w:rPr>
           <w:rFonts w:ascii="Arial" w:hAnsi="Arial"/>
           <w:b w:val="0"/>
           <w:i w:val="0"/>
         </w:rPr>
-        <w:t>Reflect honestly on your progress</w:t>
+        <w:t xml:space="preserve"> We have loaner sneakers and water. It is not a reason to sit out.</w:t>
       </w:r>
     </w:p>
     <w:p>
-      <w:pPr>
-        <w:pStyle w:val="ListBullet"/>
-      </w:pPr>
       <w:r>
         <w:rPr>
           <w:rFonts w:ascii="Arial" w:hAnsi="Arial"/>
           <w:b w:val="0"/>
           <w:i w:val="0"/>
         </w:rPr>
-        <w:t>Ask for help when needed</w:t>
-      </w:r>
-    </w:p>
-    <w:p>
-      <w:pPr>
-        <w:pStyle w:val="ListBullet"/>
-      </w:pPr>
-      <w:r>
-        <w:rPr>
-          <w:rFonts w:ascii="Arial" w:hAnsi="Arial"/>
-          <w:b w:val="0"/>
-          <w:i w:val="0"/>
-        </w:rPr>
-        <w:t>Admit when you're struggling</w:t>
-      </w:r>
-    </w:p>
-    <w:p>
-      <w:r>
-        <w:rPr>
-          <w:rFonts w:ascii="Arial" w:hAnsi="Arial"/>
-          <w:b/>
-          <w:i w:val="0"/>
-        </w:rPr>
-        <w:t>Inclusivity:</w:t>
-      </w:r>
-    </w:p>
-    <w:p>
-      <w:pPr>
-        <w:pStyle w:val="ListBullet"/>
-      </w:pPr>
-      <w:r>
-        <w:rPr>
-          <w:rFonts w:ascii="Arial" w:hAnsi="Arial"/>
-          <w:b w:val="0"/>
-          <w:i w:val="0"/>
-        </w:rPr>
-        <w:t>Make space for all fitness levels and body types</w:t>
-      </w:r>
-    </w:p>
-    <w:p>
-      <w:pPr>
-        <w:pStyle w:val="ListBullet"/>
-      </w:pPr>
-      <w:r>
-        <w:rPr>
-          <w:rFonts w:ascii="Arial" w:hAnsi="Arial"/>
-          <w:b w:val="0"/>
-          <w:i w:val="0"/>
-        </w:rPr>
-        <w:t>Celebrate effort and improvement</w:t>
-      </w:r>
-    </w:p>
-    <w:p>
-      <w:pPr>
-        <w:pStyle w:val="ListBullet"/>
-      </w:pPr>
-      <w:r>
-        <w:rPr>
-          <w:rFonts w:ascii="Arial" w:hAnsi="Arial"/>
-          <w:b w:val="0"/>
-          <w:i w:val="0"/>
-        </w:rPr>
-        <w:t>Challenge stereotypes about fitness/athleticism</w:t>
+        <w:t>No food in the gym or weight room. Phones stay away except for music on a bike.</w:t>
       </w:r>
     </w:p>
     <w:p>
@@ -3355,15 +2882,77 @@
         <w:pStyle w:val="Heading1"/>
       </w:pPr>
       <w:r>
-        <w:t>ACCOMMODATIONS &amp; ACCESS</w:t>
+        <w:t>If you can't participate today</w:t>
+      </w:r>
+    </w:p>
+    <w:p>
+      <w:r>
+        <w:rPr>
+          <w:rFonts w:ascii="Arial" w:hAnsi="Arial"/>
+          <w:b w:val="0"/>
+          <w:i w:val="0"/>
+        </w:rPr>
+        <w:t>Tell me before class starts. A note from the nurse or a doctor covers longer periods. You still learn that day: coach a partner, keep score, work at the Health Station, or write the reflection.</w:t>
       </w:r>
     </w:p>
     <w:p>
       <w:pPr>
-        <w:pStyle w:val="Heading2"/>
+        <w:pStyle w:val="Heading1"/>
       </w:pPr>
       <w:r>
-        <w:t>Physical Disabilities or Mobility Differences</w:t>
+        <w:t>Absences and make-up work</w:t>
+      </w:r>
+    </w:p>
+    <w:p>
+      <w:pPr>
+        <w:pStyle w:val="ListNumber"/>
+      </w:pPr>
+      <w:r>
+        <w:rPr>
+          <w:rFonts w:ascii="Arial" w:hAnsi="Arial"/>
+          <w:b w:val="0"/>
+          <w:i w:val="0"/>
+        </w:rPr>
+        <w:t>Let the main office know about the absence.</w:t>
+      </w:r>
+    </w:p>
+    <w:p>
+      <w:pPr>
+        <w:pStyle w:val="ListNumber"/>
+      </w:pPr>
+      <w:r>
+        <w:rPr>
+          <w:rFonts w:ascii="Arial" w:hAnsi="Arial"/>
+          <w:b w:val="0"/>
+          <w:i w:val="0"/>
+        </w:rPr>
+        <w:t>Email me as soon as you can.</w:t>
+      </w:r>
+    </w:p>
+    <w:p>
+      <w:pPr>
+        <w:pStyle w:val="ListNumber"/>
+      </w:pPr>
+      <w:r>
+        <w:rPr>
+          <w:rFonts w:ascii="Arial" w:hAnsi="Arial"/>
+          <w:b w:val="0"/>
+          <w:i w:val="0"/>
+        </w:rPr>
+        <w:t>Make-up work is in Google Classroom.</w:t>
+      </w:r>
+    </w:p>
+    <w:p>
+      <w:pPr>
+        <w:pStyle w:val="ListNumber"/>
+      </w:pPr>
+      <w:r>
+        <w:rPr>
+          <w:rFonts w:ascii="Arial" w:hAnsi="Arial"/>
+          <w:b w:val="0"/>
+          <w:i w:val="0"/>
+        </w:rPr>
+        <w:t>Missed a skill check? Redo it at the start of the next class, or come to office hours on Tuesday morning, 8:00 to 8:30.</w:t>
       </w:r>
     </w:p>
     <w:p>
@@ -3373,93 +2962,15 @@
           <w:b/>
           <w:i w:val="0"/>
         </w:rPr>
-        <w:t>You have the right to alternative assessments and modified activities.</w:t>
+        <w:t>Out for two weeks or more?</w:t>
       </w:r>
-    </w:p>
-    <w:p>
-      <w:pPr>
-        <w:pStyle w:val="ListBullet"/>
-      </w:pPr>
       <w:r>
         <w:rPr>
           <w:rFonts w:ascii="Arial" w:hAnsi="Arial"/>
           <w:b w:val="0"/>
           <w:i w:val="0"/>
         </w:rPr>
-        <w:t>Let me know any physical limitations</w:t>
-      </w:r>
-    </w:p>
-    <w:p>
-      <w:pPr>
-        <w:pStyle w:val="ListBullet"/>
-      </w:pPr>
-      <w:r>
-        <w:rPr>
-          <w:rFonts w:ascii="Arial" w:hAnsi="Arial"/>
-          <w:b w:val="0"/>
-          <w:i w:val="0"/>
-        </w:rPr>
-        <w:t>We design parallel activities aligned to the same standards</w:t>
-      </w:r>
-    </w:p>
-    <w:p>
-      <w:pPr>
-        <w:pStyle w:val="ListBullet"/>
-      </w:pPr>
-      <w:r>
-        <w:rPr>
-          <w:rFonts w:ascii="Arial" w:hAnsi="Arial"/>
-          <w:b w:val="0"/>
-          <w:i w:val="0"/>
-        </w:rPr>
-        <w:t>No one gets excluded</w:t>
-      </w:r>
-    </w:p>
-    <w:p>
-      <w:pPr>
-        <w:pStyle w:val="Heading2"/>
-      </w:pPr>
-      <w:r>
-        <w:t>Mental Health &amp; Anxiety</w:t>
-      </w:r>
-    </w:p>
-    <w:p>
-      <w:pPr>
-        <w:pStyle w:val="ListBullet"/>
-      </w:pPr>
-      <w:r>
-        <w:rPr>
-          <w:rFonts w:ascii="Arial" w:hAnsi="Arial"/>
-          <w:b w:val="0"/>
-          <w:i w:val="0"/>
-        </w:rPr>
-        <w:t>You can choose inside/outside based on what feels safe</w:t>
-      </w:r>
-    </w:p>
-    <w:p>
-      <w:pPr>
-        <w:pStyle w:val="ListBullet"/>
-      </w:pPr>
-      <w:r>
-        <w:rPr>
-          <w:rFonts w:ascii="Arial" w:hAnsi="Arial"/>
-          <w:b w:val="0"/>
-          <w:i w:val="0"/>
-        </w:rPr>
-        <w:t>You can participate with a friend</w:t>
-      </w:r>
-    </w:p>
-    <w:p>
-      <w:pPr>
-        <w:pStyle w:val="ListBullet"/>
-      </w:pPr>
-      <w:r>
-        <w:rPr>
-          <w:rFonts w:ascii="Arial" w:hAnsi="Arial"/>
-          <w:b w:val="0"/>
-          <w:i w:val="0"/>
-        </w:rPr>
-        <w:t>We can talk about what support you need</w:t>
+        <w:t xml:space="preserve"> Talk to me as soon as you know, and we will build a plan so you don't fall behind.</w:t>
       </w:r>
     </w:p>
     <w:p>
@@ -3474,7 +2985,7 @@
         <w:pStyle w:val="Heading1"/>
       </w:pPr>
       <w:r>
-        <w:t>ABSENCES &amp; MAKE-UP WORK</w:t>
+        <w:t>Access and accommodations</w:t>
       </w:r>
     </w:p>
     <w:p>
@@ -3484,56 +2995,20 @@
           <w:b/>
           <w:i w:val="0"/>
         </w:rPr>
-        <w:t>If you miss class:</w:t>
+        <w:t>No one gets excluded from PE. We find a way.</w:t>
       </w:r>
     </w:p>
     <w:p>
       <w:pPr>
-        <w:pStyle w:val="ListNumber"/>
+        <w:pStyle w:val="ListBullet"/>
       </w:pPr>
-      <w:r>
-        <w:rPr>
-          <w:rFonts w:ascii="Arial" w:hAnsi="Arial"/>
-          <w:b w:val="0"/>
-          <w:i w:val="0"/>
-        </w:rPr>
-        <w:t>Document your absence (main office)</w:t>
-      </w:r>
-    </w:p>
-    <w:p>
-      <w:pPr>
-        <w:pStyle w:val="ListNumber"/>
-      </w:pPr>
-      <w:r>
-        <w:rPr>
-          <w:rFonts w:ascii="Arial" w:hAnsi="Arial"/>
-          <w:b w:val="0"/>
-          <w:i w:val="0"/>
-        </w:rPr>
-        <w:t>Let me know ASAP (email or in person)</w:t>
-      </w:r>
-    </w:p>
-    <w:p>
-      <w:pPr>
-        <w:pStyle w:val="ListNumber"/>
-      </w:pPr>
-      <w:r>
-        <w:rPr>
-          <w:rFonts w:ascii="Arial" w:hAnsi="Arial"/>
-          <w:b w:val="0"/>
-          <w:i w:val="0"/>
-        </w:rPr>
-        <w:t>We schedule a make-up within 1 week</w:t>
-      </w:r>
-    </w:p>
-    <w:p>
       <w:r>
         <w:rPr>
           <w:rFonts w:ascii="Arial" w:hAnsi="Arial"/>
           <w:b/>
           <w:i w:val="0"/>
         </w:rPr>
-        <w:t>Extended absence (2+ weeks):</w:t>
+        <w:t>IEP, 504, injury, or health condition:</w:t>
       </w:r>
       <w:r>
         <w:rPr>
@@ -3541,7 +3016,49 @@
           <w:b w:val="0"/>
           <w:i w:val="0"/>
         </w:rPr>
-        <w:t xml:space="preserve"> Talk to me early. We design a modified plan.</w:t>
+        <w:t xml:space="preserve"> tell me as soon as possible. You get parallel activities on the same standards: wall push-ups or band presses instead of floor push-ups, seated options, swapped activities while an injury heals.</w:t>
+      </w:r>
+    </w:p>
+    <w:p>
+      <w:pPr>
+        <w:pStyle w:val="ListBullet"/>
+      </w:pPr>
+      <w:r>
+        <w:rPr>
+          <w:rFonts w:ascii="Arial" w:hAnsi="Arial"/>
+          <w:b/>
+          <w:i w:val="0"/>
+        </w:rPr>
+        <w:t>Anxiety or a bad PE experience in the past:</w:t>
+      </w:r>
+      <w:r>
+        <w:rPr>
+          <w:rFonts w:ascii="Arial" w:hAnsi="Arial"/>
+          <w:b w:val="0"/>
+          <w:i w:val="0"/>
+        </w:rPr>
+        <w:t xml:space="preserve"> work with a friend, choose a quieter space, or talk with me privately about what helps.</w:t>
+      </w:r>
+    </w:p>
+    <w:p>
+      <w:pPr>
+        <w:pStyle w:val="ListBullet"/>
+      </w:pPr>
+      <w:r>
+        <w:rPr>
+          <w:rFonts w:ascii="Arial" w:hAnsi="Arial"/>
+          <w:b/>
+          <w:i w:val="0"/>
+        </w:rPr>
+        <w:t>Learning English:</w:t>
+      </w:r>
+      <w:r>
+        <w:rPr>
+          <w:rFonts w:ascii="Arial" w:hAnsi="Arial"/>
+          <w:b w:val="0"/>
+          <w:i w:val="0"/>
+        </w:rPr>
+        <w:t xml:space="preserve"> every lesson has pictures, short instructions, sentence frames, and a word bank. You can draft in your home language first. Skill checks do not depend on English.</w:t>
       </w:r>
     </w:p>
     <w:p>
@@ -3556,111 +3073,61 @@
         <w:pStyle w:val="Heading1"/>
       </w:pPr>
       <w:r>
-        <w:t>GRADING COMMUNICATION</w:t>
+        <w:t>For families</w:t>
       </w:r>
     </w:p>
     <w:p>
-      <w:pPr>
-        <w:pStyle w:val="Heading2"/>
-      </w:pPr>
       <w:r>
-        <w:t>Updates:</w:t>
+        <w:rPr>
+          <w:rFonts w:ascii="Arial" w:hAnsi="Arial"/>
+          <w:b/>
+          <w:i w:val="0"/>
+        </w:rPr>
+        <w:t>How to reach me:</w:t>
       </w:r>
-    </w:p>
-    <w:p>
-      <w:pPr>
-        <w:pStyle w:val="ListBullet"/>
-      </w:pPr>
       <w:r>
         <w:rPr>
           <w:rFonts w:ascii="Arial" w:hAnsi="Arial"/>
           <w:b w:val="0"/>
           <w:i w:val="0"/>
         </w:rPr>
-        <w:t>Every 2 weeks: Progress update (one component per day: Mon-motor, Tue-knowledge, Wed-fitness, Thu-responsibility)</w:t>
+        <w:t xml:space="preserve"> zenglish@bostonpublicschools.org. I answer within one school day. Office hours are Tuesdays, 8:00 to 8:30 AM. You can also leave a message with the Fenway main office at (617) 635-9911. Write to me in any language.</w:t>
       </w:r>
     </w:p>
     <w:p>
-      <w:pPr>
-        <w:pStyle w:val="ListBullet"/>
-      </w:pPr>
+      <w:r>
+        <w:rPr>
+          <w:rFonts w:ascii="Arial" w:hAnsi="Arial"/>
+          <w:b/>
+          <w:i w:val="0"/>
+        </w:rPr>
+        <w:t>What you will hear from me:</w:t>
+      </w:r>
       <w:r>
         <w:rPr>
           <w:rFonts w:ascii="Arial" w:hAnsi="Arial"/>
           <w:b w:val="0"/>
           <w:i w:val="0"/>
         </w:rPr>
-        <w:t>Every 4 weeks: Full unit grade + written feedback</w:t>
+        <w:t xml:space="preserve"> a short update at the start of each unit on what we are learning and what to ask about at home. Grades follow the BPS progress report and report card calendar. If a concern comes up, you hear from me within one school day.</w:t>
       </w:r>
     </w:p>
     <w:p>
-      <w:pPr>
-        <w:pStyle w:val="ListBullet"/>
-      </w:pPr>
+      <w:r>
+        <w:rPr>
+          <w:rFonts w:ascii="Arial" w:hAnsi="Arial"/>
+          <w:b/>
+          <w:i w:val="0"/>
+        </w:rPr>
+        <w:t>How you can help:</w:t>
+      </w:r>
       <w:r>
         <w:rPr>
           <w:rFonts w:ascii="Arial" w:hAnsi="Arial"/>
           <w:b w:val="0"/>
           <w:i w:val="0"/>
         </w:rPr>
-        <w:t>Anytime: Email me for a check-in</w:t>
-      </w:r>
-    </w:p>
-    <w:p>
-      <w:pPr>
-        <w:pStyle w:val="Heading2"/>
-      </w:pPr>
-      <w:r>
-        <w:t>If Your Grade Drops Below B (3/4):</w:t>
-      </w:r>
-    </w:p>
-    <w:p>
-      <w:r>
-        <w:rPr>
-          <w:rFonts w:ascii="Arial" w:hAnsi="Arial"/>
-          <w:b w:val="0"/>
-          <w:i w:val="0"/>
-        </w:rPr>
-        <w:t>I'll reach out to:</w:t>
-      </w:r>
-    </w:p>
-    <w:p>
-      <w:pPr>
-        <w:pStyle w:val="ListNumber"/>
-      </w:pPr>
-      <w:r>
-        <w:rPr>
-          <w:rFonts w:ascii="Arial" w:hAnsi="Arial"/>
-          <w:b w:val="0"/>
-          <w:i w:val="0"/>
-        </w:rPr>
-        <w:t>Ask what's getting in the way</w:t>
-      </w:r>
-    </w:p>
-    <w:p>
-      <w:pPr>
-        <w:pStyle w:val="ListNumber"/>
-      </w:pPr>
-      <w:r>
-        <w:rPr>
-          <w:rFonts w:ascii="Arial" w:hAnsi="Arial"/>
-          <w:b w:val="0"/>
-          <w:i w:val="0"/>
-        </w:rPr>
-        <w:t>Offer specific support</w:t>
-      </w:r>
-    </w:p>
-    <w:p>
-      <w:pPr>
-        <w:pStyle w:val="ListNumber"/>
-      </w:pPr>
-      <w:r>
-        <w:rPr>
-          <w:rFonts w:ascii="Arial" w:hAnsi="Arial"/>
-          <w:b w:val="0"/>
-          <w:i w:val="0"/>
-        </w:rPr>
-        <w:t>Schedule a reassessment</w:t>
+        <w:t xml:space="preserve"> ask "How's your fitness goal going?" Ask your student to teach you a skill or take a walk with you. Tell me about barriers, injuries, or health conditions so we can plan around them.</w:t>
       </w:r>
     </w:p>
     <w:p>
@@ -3675,604 +3142,7 @@
         <w:pStyle w:val="Heading1"/>
       </w:pPr>
       <w:r>
-        <w:t>FAMILY SUPPORT &amp; COMMUNICATION</w:t>
-      </w:r>
-    </w:p>
-    <w:p>
-      <w:pPr>
-        <w:pStyle w:val="Heading2"/>
-      </w:pPr>
-      <w:r>
-        <w:t>I'll Keep You Updated:</w:t>
-      </w:r>
-    </w:p>
-    <w:p>
-      <w:pPr>
-        <w:pStyle w:val="ListBullet"/>
-      </w:pPr>
-      <w:r>
-        <w:rPr>
-          <w:rFonts w:ascii="Arial" w:hAnsi="Arial"/>
-          <w:b w:val="0"/>
-          <w:i w:val="0"/>
-        </w:rPr>
-        <w:t>Monthly email: What we're learning, how your student is progressing</w:t>
-      </w:r>
-    </w:p>
-    <w:p>
-      <w:pPr>
-        <w:pStyle w:val="ListBullet"/>
-      </w:pPr>
-      <w:r>
-        <w:rPr>
-          <w:rFonts w:ascii="Arial" w:hAnsi="Arial"/>
-          <w:b w:val="0"/>
-          <w:i w:val="0"/>
-        </w:rPr>
-        <w:t>Quarterly reports: Grades + detailed feedback</w:t>
-      </w:r>
-    </w:p>
-    <w:p>
-      <w:pPr>
-        <w:pStyle w:val="ListBullet"/>
-      </w:pPr>
-      <w:r>
-        <w:rPr>
-          <w:rFonts w:ascii="Arial" w:hAnsi="Arial"/>
-          <w:b w:val="0"/>
-          <w:i w:val="0"/>
-        </w:rPr>
-        <w:t>Anytime concerns arise: Email within 24 hours</w:t>
-      </w:r>
-    </w:p>
-    <w:p>
-      <w:pPr>
-        <w:pStyle w:val="Heading2"/>
-      </w:pPr>
-      <w:r>
-        <w:t>How to Reach Me:</w:t>
-      </w:r>
-    </w:p>
-    <w:p>
-      <w:pPr>
-        <w:pStyle w:val="ListBullet"/>
-      </w:pPr>
-      <w:r>
-        <w:rPr>
-          <w:rFonts w:ascii="Arial" w:hAnsi="Arial"/>
-          <w:b w:val="0"/>
-          <w:i w:val="0"/>
-        </w:rPr>
-        <w:t>Email: zacharyjenglish@gmail.com</w:t>
-      </w:r>
-    </w:p>
-    <w:p>
-      <w:pPr>
-        <w:pStyle w:val="ListBullet"/>
-      </w:pPr>
-      <w:r>
-        <w:rPr>
-          <w:rFonts w:ascii="Arial" w:hAnsi="Arial"/>
-          <w:b w:val="0"/>
-          <w:i w:val="0"/>
-        </w:rPr>
-        <w:t>Office hours: Tue 8:00-8:30 AM, before school. Email anytime.</w:t>
-      </w:r>
-    </w:p>
-    <w:p>
-      <w:pPr>
-        <w:pStyle w:val="Heading2"/>
-      </w:pPr>
-      <w:r>
-        <w:t>What I Need From You:</w:t>
-      </w:r>
-    </w:p>
-    <w:p>
-      <w:pPr>
-        <w:pStyle w:val="ListBullet"/>
-      </w:pPr>
-      <w:r>
-        <w:rPr>
-          <w:rFonts w:ascii="Arial" w:hAnsi="Arial"/>
-          <w:b w:val="0"/>
-          <w:i w:val="0"/>
-        </w:rPr>
-        <w:t>Tell me about barriers (transportation, cost, health issues)</w:t>
-      </w:r>
-    </w:p>
-    <w:p>
-      <w:pPr>
-        <w:pStyle w:val="ListBullet"/>
-      </w:pPr>
-      <w:r>
-        <w:rPr>
-          <w:rFonts w:ascii="Arial" w:hAnsi="Arial"/>
-          <w:b w:val="0"/>
-          <w:i w:val="0"/>
-        </w:rPr>
-        <w:t>Share any injuries or chronic conditions</w:t>
-      </w:r>
-    </w:p>
-    <w:p>
-      <w:pPr>
-        <w:pStyle w:val="ListBullet"/>
-      </w:pPr>
-      <w:r>
-        <w:rPr>
-          <w:rFonts w:ascii="Arial" w:hAnsi="Arial"/>
-          <w:b w:val="0"/>
-          <w:i w:val="0"/>
-        </w:rPr>
-        <w:t>Support your student in setting and pursuing goals</w:t>
-      </w:r>
-    </w:p>
-    <w:p>
-      <w:pPr>
-        <w:pBdr>
-          <w:bottom w:val="single" w:sz="6" w:space="4" w:color="BBBBBB"/>
-        </w:pBdr>
-      </w:pPr>
-    </w:p>
-    <w:p>
-      <w:pPr>
-        <w:pStyle w:val="Heading1"/>
-      </w:pPr>
-      <w:r>
-        <w:t>COURSE SELECTION &amp; ENROLLMENT</w:t>
-      </w:r>
-    </w:p>
-    <w:p>
-      <w:pPr>
-        <w:pStyle w:val="Heading2"/>
-      </w:pPr>
-      <w:r>
-        <w:t>How to Choose</w:t>
-      </w:r>
-    </w:p>
-    <w:p>
-      <w:r>
-        <w:rPr>
-          <w:rFonts w:ascii="Arial" w:hAnsi="Arial"/>
-          <w:b/>
-          <w:i w:val="0"/>
-        </w:rPr>
-        <w:t>Choose based on:</w:t>
-      </w:r>
-    </w:p>
-    <w:p>
-      <w:pPr>
-        <w:pStyle w:val="ListBullet"/>
-      </w:pPr>
-      <w:r>
-        <w:rPr>
-          <w:rFonts w:ascii="Arial" w:hAnsi="Arial"/>
-          <w:b w:val="0"/>
-          <w:i w:val="0"/>
-        </w:rPr>
-        <w:t>What activity do you love or want to explore?</w:t>
-      </w:r>
-    </w:p>
-    <w:p>
-      <w:pPr>
-        <w:pStyle w:val="ListBullet"/>
-      </w:pPr>
-      <w:r>
-        <w:rPr>
-          <w:rFonts w:ascii="Arial" w:hAnsi="Arial"/>
-          <w:b w:val="0"/>
-          <w:i w:val="0"/>
-        </w:rPr>
-        <w:t>What goals do you have for next year or beyond?</w:t>
-      </w:r>
-    </w:p>
-    <w:p>
-      <w:pPr>
-        <w:pStyle w:val="ListBullet"/>
-      </w:pPr>
-      <w:r>
-        <w:rPr>
-          <w:rFonts w:ascii="Arial" w:hAnsi="Arial"/>
-          <w:b w:val="0"/>
-          <w:i w:val="0"/>
-        </w:rPr>
-        <w:t>What fits your schedule and energy?</w:t>
-      </w:r>
-    </w:p>
-    <w:p>
-      <w:r>
-        <w:rPr>
-          <w:rFonts w:ascii="Arial" w:hAnsi="Arial"/>
-          <w:b/>
-          <w:i w:val="0"/>
-        </w:rPr>
-        <w:t>Change electives:</w:t>
-      </w:r>
-      <w:r>
-        <w:rPr>
-          <w:rFonts w:ascii="Arial" w:hAnsi="Arial"/>
-          <w:b w:val="0"/>
-          <w:i w:val="0"/>
-        </w:rPr>
-        <w:t xml:space="preserve"> Talk to me by end of Unit 1 if you need to switch. After that, you're committed to the full term.</w:t>
-      </w:r>
-    </w:p>
-    <w:p>
-      <w:pPr>
-        <w:pBdr>
-          <w:bottom w:val="single" w:sz="6" w:space="4" w:color="BBBBBB"/>
-        </w:pBdr>
-      </w:pPr>
-    </w:p>
-    <w:p>
-      <w:pPr>
-        <w:pStyle w:val="Heading1"/>
-      </w:pPr>
-      <w:r>
-        <w:t>POLICIES</w:t>
-      </w:r>
-    </w:p>
-    <w:p>
-      <w:pPr>
-        <w:pStyle w:val="Heading2"/>
-      </w:pPr>
-      <w:r>
-        <w:t>Dress Code &amp; Equipment</w:t>
-      </w:r>
-    </w:p>
-    <w:p>
-      <w:pPr>
-        <w:pStyle w:val="ListBullet"/>
-      </w:pPr>
-      <w:r>
-        <w:rPr>
-          <w:rFonts w:ascii="Arial" w:hAnsi="Arial"/>
-          <w:b w:val="0"/>
-          <w:i w:val="0"/>
-        </w:rPr>
-        <w:t>Wear clothes you can move in</w:t>
-      </w:r>
-    </w:p>
-    <w:p>
-      <w:pPr>
-        <w:pStyle w:val="ListBullet"/>
-      </w:pPr>
-      <w:r>
-        <w:rPr>
-          <w:rFonts w:ascii="Arial" w:hAnsi="Arial"/>
-          <w:b w:val="0"/>
-          <w:i w:val="0"/>
-        </w:rPr>
-        <w:t>Closed-toe shoes required (weight room safety)</w:t>
-      </w:r>
-    </w:p>
-    <w:p>
-      <w:pPr>
-        <w:pStyle w:val="ListBullet"/>
-      </w:pPr>
-      <w:r>
-        <w:rPr>
-          <w:rFonts w:ascii="Arial" w:hAnsi="Arial"/>
-          <w:b w:val="0"/>
-          <w:i w:val="0"/>
-        </w:rPr>
-        <w:t>If you forget: Loaner sneakers available</w:t>
-      </w:r>
-    </w:p>
-    <w:p>
-      <w:pPr>
-        <w:pStyle w:val="ListBullet"/>
-      </w:pPr>
-      <w:r>
-        <w:rPr>
-          <w:rFonts w:ascii="Arial" w:hAnsi="Arial"/>
-          <w:b w:val="0"/>
-          <w:i w:val="0"/>
-        </w:rPr>
-        <w:t>Outdoor gear (layer/sweatshirt) in cold weather</w:t>
-      </w:r>
-    </w:p>
-    <w:p>
-      <w:pPr>
-        <w:pStyle w:val="Heading2"/>
-      </w:pPr>
-      <w:r>
-        <w:t>Safety</w:t>
-      </w:r>
-    </w:p>
-    <w:p>
-      <w:pPr>
-        <w:pStyle w:val="ListBullet"/>
-      </w:pPr>
-      <w:r>
-        <w:rPr>
-          <w:rFonts w:ascii="Arial" w:hAnsi="Arial"/>
-          <w:b w:val="0"/>
-          <w:i w:val="0"/>
-        </w:rPr>
-        <w:t>Weight room rules are non-negotiable</w:t>
-      </w:r>
-    </w:p>
-    <w:p>
-      <w:pPr>
-        <w:pStyle w:val="ListBullet"/>
-      </w:pPr>
-      <w:r>
-        <w:rPr>
-          <w:rFonts w:ascii="Arial" w:hAnsi="Arial"/>
-          <w:b w:val="0"/>
-          <w:i w:val="0"/>
-        </w:rPr>
-        <w:t>Proper form/spotting/equipment use required</w:t>
-      </w:r>
-    </w:p>
-    <w:p>
-      <w:pPr>
-        <w:pStyle w:val="ListBullet"/>
-      </w:pPr>
-      <w:r>
-        <w:rPr>
-          <w:rFonts w:ascii="Arial" w:hAnsi="Arial"/>
-          <w:b w:val="0"/>
-          <w:i w:val="0"/>
-        </w:rPr>
-        <w:t>Report injuries immediately</w:t>
-      </w:r>
-    </w:p>
-    <w:p>
-      <w:pPr>
-        <w:pStyle w:val="ListBullet"/>
-      </w:pPr>
-      <w:r>
-        <w:rPr>
-          <w:rFonts w:ascii="Arial" w:hAnsi="Arial"/>
-          <w:b w:val="0"/>
-          <w:i w:val="0"/>
-        </w:rPr>
-        <w:t>We modify as needed</w:t>
-      </w:r>
-    </w:p>
-    <w:p>
-      <w:pPr>
-        <w:pStyle w:val="Heading2"/>
-      </w:pPr>
-      <w:r>
-        <w:t>Attendance &amp; Participation</w:t>
-      </w:r>
-    </w:p>
-    <w:p>
-      <w:pPr>
-        <w:pStyle w:val="ListBullet"/>
-      </w:pPr>
-      <w:r>
-        <w:rPr>
-          <w:rFonts w:ascii="Arial" w:hAnsi="Arial"/>
-          <w:b w:val="0"/>
-          <w:i w:val="0"/>
-        </w:rPr>
-        <w:t>Attend every class and participate in all rotations</w:t>
-      </w:r>
-    </w:p>
-    <w:p>
-      <w:pPr>
-        <w:pStyle w:val="ListBullet"/>
-      </w:pPr>
-      <w:r>
-        <w:rPr>
-          <w:rFonts w:ascii="Arial" w:hAnsi="Arial"/>
-          <w:b w:val="0"/>
-          <w:i w:val="0"/>
-        </w:rPr>
-        <w:t>If sick or injured, let me know, we'll modify</w:t>
-      </w:r>
-    </w:p>
-    <w:p>
-      <w:pPr>
-        <w:pStyle w:val="ListBullet"/>
-      </w:pPr>
-      <w:r>
-        <w:rPr>
-          <w:rFonts w:ascii="Arial" w:hAnsi="Arial"/>
-          <w:b w:val="0"/>
-          <w:i w:val="0"/>
-        </w:rPr>
-        <w:t>You can't skip rotations you dislike</w:t>
-      </w:r>
-    </w:p>
-    <w:p>
-      <w:pPr>
-        <w:pStyle w:val="Heading2"/>
-      </w:pPr>
-      <w:r>
-        <w:t>Technology</w:t>
-      </w:r>
-    </w:p>
-    <w:p>
-      <w:pPr>
-        <w:pStyle w:val="ListBullet"/>
-      </w:pPr>
-      <w:r>
-        <w:rPr>
-          <w:rFonts w:ascii="Arial" w:hAnsi="Arial"/>
-          <w:b w:val="0"/>
-          <w:i w:val="0"/>
-        </w:rPr>
-        <w:t>Use school-provided devices for class work only</w:t>
-      </w:r>
-    </w:p>
-    <w:p>
-      <w:pPr>
-        <w:pStyle w:val="ListBullet"/>
-      </w:pPr>
-      <w:r>
-        <w:rPr>
-          <w:rFonts w:ascii="Arial" w:hAnsi="Arial"/>
-          <w:b w:val="0"/>
-          <w:i w:val="0"/>
-        </w:rPr>
-        <w:t>Respect digital privacy (no sharing others' reflections)</w:t>
-      </w:r>
-    </w:p>
-    <w:p>
-      <w:pPr>
-        <w:pStyle w:val="ListBullet"/>
-      </w:pPr>
-      <w:r>
-        <w:rPr>
-          <w:rFonts w:ascii="Arial" w:hAnsi="Arial"/>
-          <w:b w:val="0"/>
-          <w:i w:val="0"/>
-        </w:rPr>
-        <w:t>Technical issues: We'll find paper alternatives</w:t>
-      </w:r>
-    </w:p>
-    <w:p>
-      <w:pPr>
-        <w:pBdr>
-          <w:bottom w:val="single" w:sz="6" w:space="4" w:color="BBBBBB"/>
-        </w:pBdr>
-      </w:pPr>
-    </w:p>
-    <w:p>
-      <w:pPr>
-        <w:pStyle w:val="Heading1"/>
-      </w:pPr>
-      <w:r>
-        <w:t>FENWAY HIGH SCHOOL POLICIES APPLY</w:t>
-      </w:r>
-    </w:p>
-    <w:p>
-      <w:pPr>
-        <w:pStyle w:val="ListBullet"/>
-      </w:pPr>
-      <w:r>
-        <w:rPr>
-          <w:rFonts w:ascii="Arial" w:hAnsi="Arial"/>
-          <w:b w:val="0"/>
-          <w:i w:val="0"/>
-        </w:rPr>
-        <w:t>Respect &amp; inclusion (see handbook)</w:t>
-      </w:r>
-    </w:p>
-    <w:p>
-      <w:pPr>
-        <w:pStyle w:val="ListBullet"/>
-      </w:pPr>
-      <w:r>
-        <w:rPr>
-          <w:rFonts w:ascii="Arial" w:hAnsi="Arial"/>
-          <w:b w:val="0"/>
-          <w:i w:val="0"/>
-        </w:rPr>
-        <w:t>Academic integrity (your reflections should be honest)</w:t>
-      </w:r>
-    </w:p>
-    <w:p>
-      <w:pPr>
-        <w:pStyle w:val="ListBullet"/>
-      </w:pPr>
-      <w:r>
-        <w:rPr>
-          <w:rFonts w:ascii="Arial" w:hAnsi="Arial"/>
-          <w:b w:val="0"/>
-          <w:i w:val="0"/>
-        </w:rPr>
-        <w:t>Discipline (major issues go to administration)</w:t>
-      </w:r>
-    </w:p>
-    <w:p>
-      <w:pPr>
-        <w:pBdr>
-          <w:bottom w:val="single" w:sz="6" w:space="4" w:color="BBBBBB"/>
-        </w:pBdr>
-      </w:pPr>
-    </w:p>
-    <w:p>
-      <w:pPr>
-        <w:pStyle w:val="Heading1"/>
-      </w:pPr>
-      <w:r>
-        <w:t>HOW THIS COURSE PREPARES YOU</w:t>
-      </w:r>
-    </w:p>
-    <w:p>
-      <w:r>
-        <w:rPr>
-          <w:rFonts w:ascii="Arial" w:hAnsi="Arial"/>
-          <w:b/>
-          <w:i w:val="0"/>
-        </w:rPr>
-        <w:t>College:</w:t>
-      </w:r>
-      <w:r>
-        <w:rPr>
-          <w:rFonts w:ascii="Arial" w:hAnsi="Arial"/>
-          <w:b w:val="0"/>
-          <w:i w:val="0"/>
-        </w:rPr>
-        <w:t xml:space="preserve"> Many colleges require PE. You'll know how to pursue your own goals. </w:t>
-      </w:r>
-      <w:r>
-        <w:rPr>
-          <w:rFonts w:ascii="Arial" w:hAnsi="Arial"/>
-          <w:b/>
-          <w:i w:val="0"/>
-        </w:rPr>
-        <w:t>Work:</w:t>
-      </w:r>
-      <w:r>
-        <w:rPr>
-          <w:rFonts w:ascii="Arial" w:hAnsi="Arial"/>
-          <w:b w:val="0"/>
-          <w:i w:val="0"/>
-        </w:rPr>
-        <w:t xml:space="preserve"> Employers value mental health, stress management, physical wellbeing, you're learning all three. </w:t>
-      </w:r>
-      <w:r>
-        <w:rPr>
-          <w:rFonts w:ascii="Arial" w:hAnsi="Arial"/>
-          <w:b/>
-          <w:i w:val="0"/>
-        </w:rPr>
-        <w:t>Life:</w:t>
-      </w:r>
-      <w:r>
-        <w:rPr>
-          <w:rFonts w:ascii="Arial" w:hAnsi="Arial"/>
-          <w:b w:val="0"/>
-          <w:i w:val="0"/>
-        </w:rPr>
-        <w:t xml:space="preserve"> You're finding activities you actually enjoy and can sustain long-term. </w:t>
-      </w:r>
-      <w:r>
-        <w:rPr>
-          <w:rFonts w:ascii="Arial" w:hAnsi="Arial"/>
-          <w:b/>
-          <w:i w:val="0"/>
-        </w:rPr>
-        <w:t>Community:</w:t>
-      </w:r>
-      <w:r>
-        <w:rPr>
-          <w:rFonts w:ascii="Arial" w:hAnsi="Arial"/>
-          <w:b w:val="0"/>
-          <w:i w:val="0"/>
-        </w:rPr>
-        <w:t xml:space="preserve"> You're modeling for others that fitness isn't about competition, it's about growth.</w:t>
-      </w:r>
-    </w:p>
-    <w:p>
-      <w:pPr>
-        <w:pBdr>
-          <w:bottom w:val="single" w:sz="6" w:space="4" w:color="BBBBBB"/>
-        </w:pBdr>
-      </w:pPr>
-    </w:p>
-    <w:p>
-      <w:pPr>
-        <w:pStyle w:val="Heading1"/>
-      </w:pPr>
-      <w:r>
-        <w:t>LET'S BUILD THIS TOGETHER</w:t>
+        <w:t>Questions?</w:t>
       </w:r>
     </w:p>
     <w:p>
@@ -4282,82 +3152,15 @@
           <w:b w:val="0"/>
           <w:i w:val="0"/>
         </w:rPr>
-        <w:t>On Day 1, we'll:</w:t>
+        <w:t xml:space="preserve">Email me at </w:t>
       </w:r>
-    </w:p>
-    <w:p>
-      <w:pPr>
-        <w:pStyle w:val="ListNumber"/>
-      </w:pPr>
-      <w:r>
-        <w:rPr>
-          <w:rFonts w:ascii="Arial" w:hAnsi="Arial"/>
-          <w:b w:val="0"/>
-          <w:i w:val="0"/>
-        </w:rPr>
-        <w:t>Explain how the electives work</w:t>
-      </w:r>
-    </w:p>
-    <w:p>
-      <w:pPr>
-        <w:pStyle w:val="ListNumber"/>
-      </w:pPr>
-      <w:r>
-        <w:rPr>
-          <w:rFonts w:ascii="Arial" w:hAnsi="Arial"/>
-          <w:b w:val="0"/>
-          <w:i w:val="0"/>
-        </w:rPr>
-        <w:t>Help you choose an elective (or design your own)</w:t>
-      </w:r>
-    </w:p>
-    <w:p>
-      <w:pPr>
-        <w:pStyle w:val="ListNumber"/>
-      </w:pPr>
-      <w:r>
-        <w:rPr>
-          <w:rFonts w:ascii="Arial" w:hAnsi="Arial"/>
-          <w:b w:val="0"/>
-          <w:i w:val="0"/>
-        </w:rPr>
-        <w:t>Set up your first unit</w:t>
-      </w:r>
-    </w:p>
-    <w:p>
-      <w:pPr>
-        <w:pStyle w:val="ListNumber"/>
-      </w:pPr>
-      <w:r>
-        <w:rPr>
-          <w:rFonts w:ascii="Arial" w:hAnsi="Arial"/>
-          <w:b w:val="0"/>
-          <w:i w:val="0"/>
-        </w:rPr>
-        <w:t>Explain grading and reassessment</w:t>
-      </w:r>
-    </w:p>
-    <w:p>
-      <w:pPr>
-        <w:pStyle w:val="ListNumber"/>
-      </w:pPr>
-      <w:r>
-        <w:rPr>
-          <w:rFonts w:ascii="Arial" w:hAnsi="Arial"/>
-          <w:b w:val="0"/>
-          <w:i w:val="0"/>
-        </w:rPr>
-        <w:t>Get you tracking your progress</w:t>
-      </w:r>
-    </w:p>
-    <w:p>
       <w:r>
         <w:rPr>
           <w:rFonts w:ascii="Arial" w:hAnsi="Arial"/>
           <w:b/>
           <w:i w:val="0"/>
         </w:rPr>
-        <w:t>This is YOUR physical education course.</w:t>
+        <w:t>zenglish@bostonpublicschools.org</w:t>
       </w:r>
       <w:r>
         <w:rPr>
@@ -4365,22 +3168,7 @@
           <w:b w:val="0"/>
           <w:i w:val="0"/>
         </w:rPr>
-        <w:t xml:space="preserve"> I'm here to guide and hold you accountable. The learning is up to you.</w:t>
-      </w:r>
-    </w:p>
-    <w:p>
-      <w:pPr>
-        <w:pBdr>
-          <w:bottom w:val="single" w:sz="6" w:space="4" w:color="BBBBBB"/>
-        </w:pBdr>
-      </w:pPr>
-    </w:p>
-    <w:p>
-      <w:pPr>
-        <w:pStyle w:val="Heading1"/>
-      </w:pPr>
-      <w:r>
-        <w:t>QUESTIONS?</w:t>
+        <w:t>, or come by Room 006 on Tuesday mornings, 8:00 to 8:30.</w:t>
       </w:r>
     </w:p>
     <w:p>
@@ -4390,49 +3178,8 @@
           <w:b w:val="0"/>
           <w:i w:val="0"/>
         </w:rPr>
-        <w:t xml:space="preserve">Email: </w:t>
+        <w:t>See you in the weight room. Let's move.</w:t>
       </w:r>
-      <w:r>
-        <w:rPr>
-          <w:rFonts w:ascii="Arial" w:hAnsi="Arial"/>
-          <w:b/>
-          <w:i w:val="0"/>
-        </w:rPr>
-        <w:t>zacharyjenglish@gmail.com</w:t>
-      </w:r>
-      <w:r>
-        <w:rPr>
-          <w:rFonts w:ascii="Arial" w:hAnsi="Arial"/>
-          <w:b w:val="0"/>
-          <w:i w:val="0"/>
-        </w:rPr>
-        <w:t xml:space="preserve"> Office hours: </w:t>
-      </w:r>
-      <w:r>
-        <w:rPr>
-          <w:rFonts w:ascii="Arial" w:hAnsi="Arial"/>
-          <w:b/>
-          <w:i w:val="0"/>
-        </w:rPr>
-        <w:t>Tue 8:00-8:30 AM, before school. Email anytime.</w:t>
-      </w:r>
-    </w:p>
-    <w:p>
-      <w:r>
-        <w:rPr>
-          <w:rFonts w:ascii="Arial" w:hAnsi="Arial"/>
-          <w:b w:val="0"/>
-          <w:i w:val="0"/>
-        </w:rPr>
-        <w:t>See you soon. Let's do this.</w:t>
-      </w:r>
-    </w:p>
-    <w:p>
-      <w:pPr>
-        <w:pBdr>
-          <w:bottom w:val="single" w:sz="6" w:space="4" w:color="BBBBBB"/>
-        </w:pBdr>
-      </w:pPr>
     </w:p>
     <w:p>
       <w:r>
@@ -4443,30 +3190,15 @@
         </w:rPr>
         <w:t>Zachary English</w:t>
       </w:r>
+    </w:p>
+    <w:p>
       <w:r>
         <w:rPr>
           <w:rFonts w:ascii="Arial" w:hAnsi="Arial"/>
           <w:b w:val="0"/>
           <w:i w:val="0"/>
         </w:rPr>
-        <w:t xml:space="preserve"> PE 2 Instructor | Fenway High School "Work Hard. Be Yourself. Do the Right Thing."</w:t>
-      </w:r>
-    </w:p>
-    <w:p>
-      <w:pPr>
-        <w:pBdr>
-          <w:bottom w:val="single" w:sz="6" w:space="4" w:color="BBBBBB"/>
-        </w:pBdr>
-      </w:pPr>
-    </w:p>
-    <w:p>
-      <w:r>
-        <w:rPr>
-          <w:rFonts w:ascii="Arial" w:hAnsi="Arial"/>
-          <w:b/>
-          <w:i w:val="0"/>
-        </w:rPr>
-        <w:t>Signature/Date Acknowledgment (For Families)</w:t>
+        <w:t>PE 2 | Fenway High School</w:t>
       </w:r>
     </w:p>
     <w:p>
@@ -4476,23 +3208,36 @@
           <w:b w:val="0"/>
           <w:i w:val="0"/>
         </w:rPr>
-        <w:t xml:space="preserve">Please return this signed by </w:t>
+        <w:t>"Work Hard. Be Yourself. Do the Right Thing."</w:t>
       </w:r>
+    </w:p>
+    <w:p>
+      <w:pPr>
+        <w:pStyle w:val="Heading1"/>
+        <w:pageBreakBefore/>
+      </w:pPr>
       <w:r>
-        <w:rPr>
-          <w:rFonts w:ascii="Arial" w:hAnsi="Arial"/>
-          <w:b/>
-          <w:i w:val="0"/>
-        </w:rPr>
-        <w:t>[Date]</w:t>
+        <w:t>Signature Page</w:t>
       </w:r>
+    </w:p>
+    <w:p>
       <w:r>
         <w:rPr>
           <w:rFonts w:ascii="Arial" w:hAnsi="Arial"/>
           <w:b w:val="0"/>
           <w:i w:val="0"/>
         </w:rPr>
-        <w:t xml:space="preserve"> confirming you've read the syllabus.</w:t>
+        <w:t>Please return this page signed within the first two weeks of the semester.</w:t>
+      </w:r>
+    </w:p>
+    <w:p>
+      <w:r>
+        <w:rPr>
+          <w:rFonts w:ascii="Arial" w:hAnsi="Arial"/>
+          <w:b w:val="0"/>
+          <w:i w:val="0"/>
+        </w:rPr>
+        <w:t>I have read the PE 2 syllabus.</w:t>
       </w:r>
     </w:p>
     <w:p>
@@ -4502,82 +3247,62 @@
       <w:r>
         <w:rPr>
           <w:rFonts w:ascii="Arial" w:hAnsi="Arial"/>
-          <w:b/>
+          <w:b w:val="0"/>
           <w:i w:val="0"/>
         </w:rPr>
-        <w:t>Student Name (print):</w:t>
+        <w:t>Student name (print): ____________________________</w:t>
       </w:r>
+    </w:p>
+    <w:p>
+      <w:pPr>
+        <w:spacing w:before="280"/>
+      </w:pPr>
       <w:r>
         <w:rPr>
           <w:rFonts w:ascii="Arial" w:hAnsi="Arial"/>
           <w:b w:val="0"/>
           <w:i w:val="0"/>
         </w:rPr>
-        <w:t xml:space="preserve"> ___________________________ </w:t>
+        <w:t>Student signature: ____________________________</w:t>
       </w:r>
-      <w:r>
-        <w:rPr>
-          <w:rFonts w:ascii="Arial" w:hAnsi="Arial"/>
-          <w:b/>
-          <w:i w:val="0"/>
-        </w:rPr>
-        <w:t>Student Signature:</w:t>
-      </w:r>
+    </w:p>
+    <w:p>
+      <w:pPr>
+        <w:spacing w:before="280"/>
+      </w:pPr>
       <w:r>
         <w:rPr>
           <w:rFonts w:ascii="Arial" w:hAnsi="Arial"/>
           <w:b w:val="0"/>
           <w:i w:val="0"/>
         </w:rPr>
-        <w:t xml:space="preserve"> ___________________________ </w:t>
+        <w:t>Guardian name (print): ____________________________</w:t>
       </w:r>
-      <w:r>
-        <w:rPr>
-          <w:rFonts w:ascii="Arial" w:hAnsi="Arial"/>
-          <w:b/>
-          <w:i w:val="0"/>
-        </w:rPr>
-        <w:t>Guardian Name (print):</w:t>
-      </w:r>
+    </w:p>
+    <w:p>
+      <w:pPr>
+        <w:spacing w:before="280"/>
+      </w:pPr>
       <w:r>
         <w:rPr>
           <w:rFonts w:ascii="Arial" w:hAnsi="Arial"/>
           <w:b w:val="0"/>
           <w:i w:val="0"/>
         </w:rPr>
-        <w:t xml:space="preserve"> ___________________________ </w:t>
+        <w:t>Guardian signature: ____________________________</w:t>
       </w:r>
-      <w:r>
-        <w:rPr>
-          <w:rFonts w:ascii="Arial" w:hAnsi="Arial"/>
-          <w:b/>
-          <w:i w:val="0"/>
-        </w:rPr>
-        <w:t>Guardian Signature:</w:t>
-      </w:r>
+    </w:p>
+    <w:p>
+      <w:pPr>
+        <w:spacing w:before="280"/>
+      </w:pPr>
       <w:r>
         <w:rPr>
           <w:rFonts w:ascii="Arial" w:hAnsi="Arial"/>
           <w:b w:val="0"/>
           <w:i w:val="0"/>
         </w:rPr>
-        <w:t xml:space="preserve"> ___________________________ </w:t>
-      </w:r>
-      <w:r>
-        <w:rPr>
-          <w:rFonts w:ascii="Arial" w:hAnsi="Arial"/>
-          <w:b/>
-          <w:i w:val="0"/>
-        </w:rPr>
-        <w:t>Date:</w:t>
-      </w:r>
-      <w:r>
-        <w:rPr>
-          <w:rFonts w:ascii="Arial" w:hAnsi="Arial"/>
-          <w:b w:val="0"/>
-          <w:i w:val="0"/>
-        </w:rPr>
-        <w:t xml:space="preserve"> ___________________________</w:t>
+        <w:t>Date: ____________________________</w:t>
       </w:r>
     </w:p>
     <w:sectPr>
